--- a/assets/files/徐起.cv.docx
+++ b/assets/files/徐起.cv.docx
@@ -500,7 +500,7 @@
     </w:p>
     <w:bookmarkEnd w:id="29"/>
     <w:bookmarkEnd w:id="30"/>
-    <w:bookmarkStart w:id="53" w:name="工作经历"/>
+    <w:bookmarkStart w:id="54" w:name="工作经历"/>
     <w:p>
       <w:pPr>
         <w:pStyle w:val="Heading1"/>
@@ -509,7 +509,36 @@
         <w:t xml:space="preserve">工作经历</w:t>
       </w:r>
     </w:p>
-    <w:bookmarkStart w:id="31" w:name="委员哈尔滨市青年联合会第十六届委员会"/>
+    <w:bookmarkStart w:id="31" w:name="年度考核优秀哈尔滨音乐学院"/>
+    <w:p>
+      <w:pPr>
+        <w:pStyle w:val="Heading2"/>
+      </w:pPr>
+      <w:r>
+        <w:t xml:space="preserve">年度考核优秀，哈尔滨音乐学院</w:t>
+      </w:r>
+    </w:p>
+    <w:p>
+      <w:pPr>
+        <w:pStyle w:val="FirstParagraph"/>
+      </w:pPr>
+      <w:r>
+        <w:t xml:space="preserve">2025年</w:t>
+      </w:r>
+    </w:p>
+    <w:p>
+      <w:pPr>
+        <w:numPr>
+          <w:ilvl w:val="0"/>
+          <w:numId w:val="1008"/>
+        </w:numPr>
+      </w:pPr>
+      <w:r>
+        <w:t xml:space="preserve">哈尔滨音乐学院钢琴系2025年度考核优秀</w:t>
+      </w:r>
+    </w:p>
+    <w:bookmarkEnd w:id="31"/>
+    <w:bookmarkStart w:id="32" w:name="委员哈尔滨市青年联合会第十六届委员会"/>
     <w:p>
       <w:pPr>
         <w:pStyle w:val="Heading2"/>
@@ -526,8 +555,8 @@
         <w:t xml:space="preserve">2025年10月</w:t>
       </w:r>
     </w:p>
-    <w:bookmarkEnd w:id="31"/>
-    <w:bookmarkStart w:id="32" w:name="委员民盟黑龙江省委会青年委员会"/>
+    <w:bookmarkEnd w:id="32"/>
+    <w:bookmarkStart w:id="33" w:name="委员民盟黑龙江省委会青年委员会"/>
     <w:p>
       <w:pPr>
         <w:pStyle w:val="Heading2"/>
@@ -548,7 +577,7 @@
       <w:pPr>
         <w:numPr>
           <w:ilvl w:val="0"/>
-          <w:numId w:val="1008"/>
+          <w:numId w:val="1009"/>
         </w:numPr>
       </w:pPr>
       <w:r>
@@ -567,8 +596,8 @@
         <w:t xml:space="preserve">，成为民盟黑龙江省委会青年委员会委员</w:t>
       </w:r>
     </w:p>
-    <w:bookmarkEnd w:id="32"/>
-    <w:bookmarkStart w:id="33" w:name="理事黑龙江省音乐家协会"/>
+    <w:bookmarkEnd w:id="33"/>
+    <w:bookmarkStart w:id="34" w:name="理事黑龙江省音乐家协会"/>
     <w:p>
       <w:pPr>
         <w:pStyle w:val="Heading2"/>
@@ -589,15 +618,15 @@
       <w:pPr>
         <w:numPr>
           <w:ilvl w:val="0"/>
-          <w:numId w:val="1009"/>
+          <w:numId w:val="1010"/>
         </w:numPr>
       </w:pPr>
       <w:r>
         <w:t xml:space="preserve">经黑龙江省音乐家协会第七次会员代表大会选举为省音协理事</w:t>
       </w:r>
     </w:p>
-    <w:bookmarkEnd w:id="33"/>
-    <w:bookmarkStart w:id="34" w:name="师德先进个人哈尔滨音乐学院"/>
+    <w:bookmarkEnd w:id="34"/>
+    <w:bookmarkStart w:id="35" w:name="师德先进个人哈尔滨音乐学院"/>
     <w:p>
       <w:pPr>
         <w:pStyle w:val="Heading2"/>
@@ -618,15 +647,15 @@
       <w:pPr>
         <w:numPr>
           <w:ilvl w:val="0"/>
-          <w:numId w:val="1010"/>
+          <w:numId w:val="1011"/>
         </w:numPr>
       </w:pPr>
       <w:r>
         <w:t xml:space="preserve">哈尔滨音乐学院2024年度师德先进个人</w:t>
       </w:r>
     </w:p>
-    <w:bookmarkEnd w:id="34"/>
-    <w:bookmarkStart w:id="35" w:name="演出活动办公室主任黑龙江省音乐家协会钢琴专业委员会"/>
+    <w:bookmarkEnd w:id="35"/>
+    <w:bookmarkStart w:id="36" w:name="演出活动办公室主任黑龙江省音乐家协会钢琴专业委员会"/>
     <w:p>
       <w:pPr>
         <w:pStyle w:val="Heading2"/>
@@ -643,8 +672,8 @@
         <w:t xml:space="preserve">2024年11月，哈尔滨</w:t>
       </w:r>
     </w:p>
-    <w:bookmarkEnd w:id="35"/>
-    <w:bookmarkStart w:id="36" w:name="负责人哈尔滨音乐学院钢琴系艺术指导教研室"/>
+    <w:bookmarkEnd w:id="36"/>
+    <w:bookmarkStart w:id="37" w:name="负责人哈尔滨音乐学院钢琴系艺术指导教研室"/>
     <w:p>
       <w:pPr>
         <w:pStyle w:val="Heading2"/>
@@ -661,8 +690,8 @@
         <w:t xml:space="preserve">2024年09月，哈尔滨</w:t>
       </w:r>
     </w:p>
-    <w:bookmarkEnd w:id="36"/>
-    <w:bookmarkStart w:id="37" w:name="年度考核先进个人哈尔滨音乐学院"/>
+    <w:bookmarkEnd w:id="37"/>
+    <w:bookmarkStart w:id="38" w:name="年度考核先进个人哈尔滨音乐学院"/>
     <w:p>
       <w:pPr>
         <w:pStyle w:val="Heading2"/>
@@ -683,15 +712,15 @@
       <w:pPr>
         <w:numPr>
           <w:ilvl w:val="0"/>
-          <w:numId w:val="1011"/>
+          <w:numId w:val="1012"/>
         </w:numPr>
       </w:pPr>
       <w:r>
         <w:t xml:space="preserve">哈尔滨音乐学院钢琴系2023年度考核先进个人</w:t>
       </w:r>
     </w:p>
-    <w:bookmarkEnd w:id="37"/>
-    <w:bookmarkStart w:id="38" w:name="副主委黑龙江省第十二届新盟员总支部第六支部中国民主同盟"/>
+    <w:bookmarkEnd w:id="38"/>
+    <w:bookmarkStart w:id="39" w:name="副主委黑龙江省第十二届新盟员总支部第六支部中国民主同盟"/>
     <w:p>
       <w:pPr>
         <w:pStyle w:val="Heading2"/>
@@ -708,8 +737,8 @@
         <w:t xml:space="preserve">2023年11月</w:t>
       </w:r>
     </w:p>
-    <w:bookmarkEnd w:id="38"/>
-    <w:bookmarkStart w:id="39" w:name="副秘书长黑龙江省欧美同学会哈尔滨音乐学院分会"/>
+    <w:bookmarkEnd w:id="39"/>
+    <w:bookmarkStart w:id="40" w:name="副秘书长黑龙江省欧美同学会哈尔滨音乐学院分会"/>
     <w:p>
       <w:pPr>
         <w:pStyle w:val="Heading2"/>
@@ -730,7 +759,7 @@
       <w:pPr>
         <w:numPr>
           <w:ilvl w:val="0"/>
-          <w:numId w:val="1012"/>
+          <w:numId w:val="1013"/>
         </w:numPr>
       </w:pPr>
       <w:r>
@@ -746,8 +775,8 @@
         </w:r>
       </w:hyperlink>
     </w:p>
-    <w:bookmarkEnd w:id="39"/>
-    <w:bookmarkStart w:id="40" w:name="特聘专家深圳艺术学校钢琴学科"/>
+    <w:bookmarkEnd w:id="40"/>
+    <w:bookmarkStart w:id="41" w:name="特聘专家深圳艺术学校钢琴学科"/>
     <w:p>
       <w:pPr>
         <w:pStyle w:val="Heading2"/>
@@ -768,7 +797,7 @@
       <w:pPr>
         <w:numPr>
           <w:ilvl w:val="0"/>
-          <w:numId w:val="1013"/>
+          <w:numId w:val="1014"/>
         </w:numPr>
       </w:pPr>
       <w:r>
@@ -812,15 +841,15 @@
       <w:pPr>
         <w:numPr>
           <w:ilvl w:val="0"/>
-          <w:numId w:val="1013"/>
+          <w:numId w:val="1014"/>
         </w:numPr>
       </w:pPr>
       <w:r>
         <w:t xml:space="preserve">作为特聘专家，定期赴深圳艺术学校开展专家课（小课）、主题讲座（大课）、独奏音乐会、师生音乐会、教研等教学/演出活动</w:t>
       </w:r>
     </w:p>
-    <w:bookmarkEnd w:id="40"/>
-    <w:bookmarkStart w:id="41" w:name="兼职教师天津茱莉亚学院理论学科"/>
+    <w:bookmarkEnd w:id="41"/>
+    <w:bookmarkStart w:id="42" w:name="兼职教师天津茱莉亚学院理论学科"/>
     <w:p>
       <w:pPr>
         <w:pStyle w:val="Heading2"/>
@@ -841,7 +870,7 @@
       <w:pPr>
         <w:numPr>
           <w:ilvl w:val="0"/>
-          <w:numId w:val="1014"/>
+          <w:numId w:val="1015"/>
         </w:numPr>
       </w:pPr>
       <w:r>
@@ -861,7 +890,7 @@
       <w:pPr>
         <w:numPr>
           <w:ilvl w:val="0"/>
-          <w:numId w:val="1014"/>
+          <w:numId w:val="1015"/>
         </w:numPr>
       </w:pPr>
       <w:r>
@@ -878,7 +907,7 @@
       <w:pPr>
         <w:numPr>
           <w:ilvl w:val="0"/>
-          <w:numId w:val="1014"/>
+          <w:numId w:val="1015"/>
         </w:numPr>
       </w:pPr>
       <w:r>
@@ -891,8 +920,8 @@
         <w:t xml:space="preserve">Musician》中的课题</w:t>
       </w:r>
     </w:p>
-    <w:bookmarkEnd w:id="41"/>
-    <w:bookmarkStart w:id="42" w:name="青年教师代表教师节大会"/>
+    <w:bookmarkEnd w:id="42"/>
+    <w:bookmarkStart w:id="43" w:name="青年教师代表教师节大会"/>
     <w:p>
       <w:pPr>
         <w:pStyle w:val="Heading2"/>
@@ -913,7 +942,7 @@
       <w:pPr>
         <w:numPr>
           <w:ilvl w:val="0"/>
-          <w:numId w:val="1015"/>
+          <w:numId w:val="1016"/>
         </w:numPr>
       </w:pPr>
       <w:r>
@@ -935,8 +964,8 @@
         </w:r>
       </w:hyperlink>
     </w:p>
-    <w:bookmarkEnd w:id="42"/>
-    <w:bookmarkStart w:id="43" w:name="学员代表凝心铸魂强根基团结奋进新征程统战工作培训班"/>
+    <w:bookmarkEnd w:id="43"/>
+    <w:bookmarkStart w:id="44" w:name="学员代表凝心铸魂强根基团结奋进新征程统战工作培训班"/>
     <w:p>
       <w:pPr>
         <w:pStyle w:val="Heading2"/>
@@ -957,7 +986,7 @@
       <w:pPr>
         <w:numPr>
           <w:ilvl w:val="0"/>
-          <w:numId w:val="1016"/>
+          <w:numId w:val="1017"/>
         </w:numPr>
       </w:pPr>
       <w:r>
@@ -968,15 +997,15 @@
       <w:pPr>
         <w:numPr>
           <w:ilvl w:val="0"/>
-          <w:numId w:val="1016"/>
+          <w:numId w:val="1017"/>
         </w:numPr>
       </w:pPr>
       <w:r>
         <w:t xml:space="preserve">作为学员代表在结业仪式上发表主题讲话，如下是节选：经过了延安之行的洗礼，我们进一步在思想和态度上看齐。向哪里看齐呢？杨家岭现场课的老师说，向左看齐，向右看齐，向中间看齐。那么，对哈音的我们，这代表着什么？向教学科研工作的追求卓越看齐，向立德树人的“德高为师，身正为范”看齐，更重要的是，在美丽的松花江畔，在险恶的国际局势中，向党中央看齐，向中华民族的伟大复兴，社会主义的终极形态看齐。</w:t>
       </w:r>
     </w:p>
-    <w:bookmarkEnd w:id="43"/>
-    <w:bookmarkStart w:id="44" w:name="盟员中国民主同盟"/>
+    <w:bookmarkEnd w:id="44"/>
+    <w:bookmarkStart w:id="45" w:name="盟员中国民主同盟"/>
     <w:p>
       <w:pPr>
         <w:pStyle w:val="Heading2"/>
@@ -997,7 +1026,7 @@
       <w:pPr>
         <w:numPr>
           <w:ilvl w:val="0"/>
-          <w:numId w:val="1017"/>
+          <w:numId w:val="1018"/>
         </w:numPr>
       </w:pPr>
       <w:r>
@@ -1008,7 +1037,7 @@
       <w:pPr>
         <w:numPr>
           <w:ilvl w:val="0"/>
-          <w:numId w:val="1017"/>
+          <w:numId w:val="1018"/>
         </w:numPr>
       </w:pPr>
       <w:r>
@@ -1019,7 +1048,7 @@
       <w:pPr>
         <w:numPr>
           <w:ilvl w:val="0"/>
-          <w:numId w:val="1017"/>
+          <w:numId w:val="1018"/>
         </w:numPr>
       </w:pPr>
       <w:r>
@@ -1044,8 +1073,8 @@
         </w:r>
       </w:hyperlink>
     </w:p>
-    <w:bookmarkEnd w:id="44"/>
-    <w:bookmarkStart w:id="45" w:name="讲师钢琴系哈尔滨音乐学院"/>
+    <w:bookmarkEnd w:id="45"/>
+    <w:bookmarkStart w:id="46" w:name="讲师钢琴系哈尔滨音乐学院"/>
     <w:p>
       <w:pPr>
         <w:pStyle w:val="Heading2"/>
@@ -1066,7 +1095,7 @@
       <w:pPr>
         <w:numPr>
           <w:ilvl w:val="0"/>
-          <w:numId w:val="1018"/>
+          <w:numId w:val="1019"/>
         </w:numPr>
       </w:pPr>
       <w:r>
@@ -1119,7 +1148,7 @@
       <w:pPr>
         <w:numPr>
           <w:ilvl w:val="0"/>
-          <w:numId w:val="1018"/>
+          <w:numId w:val="1019"/>
         </w:numPr>
       </w:pPr>
       <w:r>
@@ -1130,7 +1159,7 @@
       <w:pPr>
         <w:numPr>
           <w:ilvl w:val="0"/>
-          <w:numId w:val="1018"/>
+          <w:numId w:val="1019"/>
         </w:numPr>
       </w:pPr>
       <w:r>
@@ -1174,7 +1203,7 @@
       <w:pPr>
         <w:numPr>
           <w:ilvl w:val="0"/>
-          <w:numId w:val="1018"/>
+          <w:numId w:val="1019"/>
         </w:numPr>
       </w:pPr>
       <w:r>
@@ -1185,7 +1214,7 @@
       <w:pPr>
         <w:numPr>
           <w:ilvl w:val="0"/>
-          <w:numId w:val="1018"/>
+          <w:numId w:val="1019"/>
         </w:numPr>
       </w:pPr>
       <w:r>
@@ -1196,7 +1225,7 @@
       <w:pPr>
         <w:numPr>
           <w:ilvl w:val="1"/>
-          <w:numId w:val="1019"/>
+          <w:numId w:val="1020"/>
         </w:numPr>
       </w:pPr>
       <w:r>
@@ -1207,15 +1236,15 @@
       <w:pPr>
         <w:numPr>
           <w:ilvl w:val="1"/>
-          <w:numId w:val="1019"/>
+          <w:numId w:val="1020"/>
         </w:numPr>
       </w:pPr>
       <w:r>
         <w:t xml:space="preserve">2023年暑假期间，抱着“假期不麻烦他人”以及“集体福祉大于个体生活”的观念，专程从深圳返哈市履行学院的值班任务，从小事着手、从身边做起，身体力行打造更美好的世界</w:t>
       </w:r>
     </w:p>
-    <w:bookmarkEnd w:id="45"/>
-    <w:bookmarkStart w:id="46" w:name="hdg大使"/>
+    <w:bookmarkEnd w:id="46"/>
+    <w:bookmarkStart w:id="47" w:name="hdg大使"/>
     <w:p>
       <w:pPr>
         <w:pStyle w:val="Heading2"/>
@@ -1236,7 +1265,7 @@
       <w:pPr>
         <w:numPr>
           <w:ilvl w:val="0"/>
-          <w:numId w:val="1020"/>
+          <w:numId w:val="1021"/>
         </w:numPr>
       </w:pPr>
       <w:r>
@@ -1247,7 +1276,7 @@
       <w:pPr>
         <w:numPr>
           <w:ilvl w:val="0"/>
-          <w:numId w:val="1020"/>
+          <w:numId w:val="1021"/>
         </w:numPr>
       </w:pPr>
       <w:r>
@@ -1258,15 +1287,15 @@
       <w:pPr>
         <w:numPr>
           <w:ilvl w:val="0"/>
-          <w:numId w:val="1020"/>
+          <w:numId w:val="1021"/>
         </w:numPr>
       </w:pPr>
       <w:r>
         <w:t xml:space="preserve">作为配套活动，在深圳多所学校进行讲座和趣味演出，从音乐美学和趣味性的角度培养学生的艺术审美</w:t>
       </w:r>
     </w:p>
-    <w:bookmarkEnd w:id="46"/>
-    <w:bookmarkStart w:id="47" w:name="朝音"/>
+    <w:bookmarkEnd w:id="47"/>
+    <w:bookmarkStart w:id="48" w:name="朝音"/>
     <w:p>
       <w:pPr>
         <w:pStyle w:val="Heading2"/>
@@ -1287,7 +1316,7 @@
       <w:pPr>
         <w:numPr>
           <w:ilvl w:val="0"/>
-          <w:numId w:val="1021"/>
+          <w:numId w:val="1022"/>
         </w:numPr>
       </w:pPr>
       <w:r>
@@ -1307,15 +1336,15 @@
       <w:pPr>
         <w:numPr>
           <w:ilvl w:val="0"/>
-          <w:numId w:val="1021"/>
+          <w:numId w:val="1022"/>
         </w:numPr>
       </w:pPr>
       <w:r>
         <w:t xml:space="preserve">作为联合创始人，参与组织并且演奏了在秦皇岛西港花园，深圳境山剧场等地的多场创意社区音乐会</w:t>
       </w:r>
     </w:p>
-    <w:bookmarkEnd w:id="47"/>
-    <w:bookmarkStart w:id="48" w:name="伴奏师"/>
+    <w:bookmarkEnd w:id="48"/>
+    <w:bookmarkStart w:id="49" w:name="伴奏师"/>
     <w:p>
       <w:pPr>
         <w:pStyle w:val="Heading2"/>
@@ -1336,15 +1365,15 @@
       <w:pPr>
         <w:numPr>
           <w:ilvl w:val="0"/>
-          <w:numId w:val="1022"/>
+          <w:numId w:val="1023"/>
         </w:numPr>
       </w:pPr>
       <w:r>
         <w:t xml:space="preserve">担任学院的官方伴奏师，为学生的专业课，演出，比赛，面试，录音等活动伴奏</w:t>
       </w:r>
     </w:p>
-    <w:bookmarkEnd w:id="48"/>
-    <w:bookmarkStart w:id="49" w:name="morse教学助教音乐美学"/>
+    <w:bookmarkEnd w:id="49"/>
+    <w:bookmarkStart w:id="50" w:name="morse教学助教音乐美学"/>
     <w:p>
       <w:pPr>
         <w:pStyle w:val="Heading2"/>
@@ -1365,7 +1394,7 @@
       <w:pPr>
         <w:numPr>
           <w:ilvl w:val="0"/>
-          <w:numId w:val="1023"/>
+          <w:numId w:val="1024"/>
         </w:numPr>
       </w:pPr>
       <w:r>
@@ -1376,7 +1405,7 @@
       <w:pPr>
         <w:numPr>
           <w:ilvl w:val="0"/>
-          <w:numId w:val="1023"/>
+          <w:numId w:val="1024"/>
         </w:numPr>
       </w:pPr>
       <w:r>
@@ -1387,15 +1416,15 @@
       <w:pPr>
         <w:numPr>
           <w:ilvl w:val="0"/>
-          <w:numId w:val="1023"/>
+          <w:numId w:val="1024"/>
         </w:numPr>
       </w:pPr>
       <w:r>
         <w:t xml:space="preserve">专注于以深入浅出的形式向非音乐系的儿童观众介绍音乐话题，往往需要大量运用例如比喻，故事，可视化等工具保持易读和趣味</w:t>
       </w:r>
     </w:p>
-    <w:bookmarkEnd w:id="49"/>
-    <w:bookmarkStart w:id="50" w:name="教学助教研究生乐理课程"/>
+    <w:bookmarkEnd w:id="50"/>
+    <w:bookmarkStart w:id="51" w:name="教学助教研究生乐理课程"/>
     <w:p>
       <w:pPr>
         <w:pStyle w:val="Heading2"/>
@@ -1416,7 +1445,7 @@
       <w:pPr>
         <w:numPr>
           <w:ilvl w:val="0"/>
-          <w:numId w:val="1024"/>
+          <w:numId w:val="1025"/>
         </w:numPr>
       </w:pPr>
       <w:r>
@@ -1427,15 +1456,15 @@
       <w:pPr>
         <w:numPr>
           <w:ilvl w:val="0"/>
-          <w:numId w:val="1024"/>
+          <w:numId w:val="1025"/>
         </w:numPr>
       </w:pPr>
       <w:r>
         <w:t xml:space="preserve">适应基于Zoom的全线上授课模式</w:t>
       </w:r>
     </w:p>
-    <w:bookmarkEnd w:id="50"/>
-    <w:bookmarkStart w:id="51" w:name="教学助教本科乐理三四级"/>
+    <w:bookmarkEnd w:id="51"/>
+    <w:bookmarkStart w:id="52" w:name="教学助教本科乐理三四级"/>
     <w:p>
       <w:pPr>
         <w:pStyle w:val="Heading2"/>
@@ -1456,7 +1485,7 @@
       <w:pPr>
         <w:numPr>
           <w:ilvl w:val="0"/>
-          <w:numId w:val="1025"/>
+          <w:numId w:val="1026"/>
         </w:numPr>
       </w:pPr>
       <w:r>
@@ -1467,7 +1496,7 @@
       <w:pPr>
         <w:numPr>
           <w:ilvl w:val="0"/>
-          <w:numId w:val="1025"/>
+          <w:numId w:val="1026"/>
         </w:numPr>
       </w:pPr>
       <w:r>
@@ -1478,7 +1507,7 @@
       <w:pPr>
         <w:numPr>
           <w:ilvl w:val="0"/>
-          <w:numId w:val="1025"/>
+          <w:numId w:val="1026"/>
         </w:numPr>
       </w:pPr>
       <w:r>
@@ -1489,7 +1518,7 @@
       <w:pPr>
         <w:numPr>
           <w:ilvl w:val="0"/>
-          <w:numId w:val="1025"/>
+          <w:numId w:val="1026"/>
         </w:numPr>
       </w:pPr>
       <w:r>
@@ -1500,15 +1529,15 @@
       <w:pPr>
         <w:numPr>
           <w:ilvl w:val="0"/>
-          <w:numId w:val="1025"/>
+          <w:numId w:val="1026"/>
         </w:numPr>
       </w:pPr>
       <w:r>
         <w:t xml:space="preserve">负责每周一次的键盘课，辅导学生在钢琴上通过配和声来理解乐理课题</w:t>
       </w:r>
     </w:p>
-    <w:bookmarkEnd w:id="51"/>
-    <w:bookmarkStart w:id="52" w:name="写作导师英语和人文课程"/>
+    <w:bookmarkEnd w:id="52"/>
+    <w:bookmarkStart w:id="53" w:name="写作导师英语和人文课程"/>
     <w:p>
       <w:pPr>
         <w:pStyle w:val="Heading2"/>
@@ -1529,7 +1558,7 @@
       <w:pPr>
         <w:numPr>
           <w:ilvl w:val="0"/>
-          <w:numId w:val="1026"/>
+          <w:numId w:val="1027"/>
         </w:numPr>
       </w:pPr>
       <w:r>
@@ -1540,7 +1569,7 @@
       <w:pPr>
         <w:numPr>
           <w:ilvl w:val="0"/>
-          <w:numId w:val="1026"/>
+          <w:numId w:val="1027"/>
         </w:numPr>
       </w:pPr>
       <w:r>
@@ -1551,16 +1580,16 @@
       <w:pPr>
         <w:numPr>
           <w:ilvl w:val="0"/>
-          <w:numId w:val="1026"/>
+          <w:numId w:val="1027"/>
         </w:numPr>
       </w:pPr>
       <w:r>
         <w:t xml:space="preserve">擅长双语教学，根据学生的情况，灵活切换中/英文，提升学生的理解力。能够通过换位思考了解学生所面临的问题，并且从学生的视角和思维模式切入，进行辅导</w:t>
       </w:r>
     </w:p>
-    <w:bookmarkEnd w:id="52"/>
     <w:bookmarkEnd w:id="53"/>
-    <w:bookmarkStart w:id="99" w:name="艺术实践"/>
+    <w:bookmarkEnd w:id="54"/>
+    <w:bookmarkStart w:id="100" w:name="艺术实践"/>
     <w:p>
       <w:pPr>
         <w:pStyle w:val="Heading1"/>
@@ -1573,7 +1602,7 @@
       <w:pPr>
         <w:numPr>
           <w:ilvl w:val="0"/>
-          <w:numId w:val="1027"/>
+          <w:numId w:val="1028"/>
         </w:numPr>
       </w:pPr>
       <w:r>
@@ -1624,7 +1653,7 @@
       <w:pPr>
         <w:numPr>
           <w:ilvl w:val="0"/>
-          <w:numId w:val="1027"/>
+          <w:numId w:val="1028"/>
         </w:numPr>
       </w:pPr>
       <w:r>
@@ -1666,7 +1695,7 @@
       <w:pPr>
         <w:numPr>
           <w:ilvl w:val="0"/>
-          <w:numId w:val="1027"/>
+          <w:numId w:val="1028"/>
         </w:numPr>
       </w:pPr>
       <w:r>
@@ -1809,7 +1838,7 @@
         </w:r>
       </w:hyperlink>
     </w:p>
-    <w:bookmarkStart w:id="54" w:name="第十五届金钟奖"/>
+    <w:bookmarkStart w:id="55" w:name="第十五届金钟奖"/>
     <w:p>
       <w:pPr>
         <w:pStyle w:val="Heading2"/>
@@ -1830,15 +1859,15 @@
       <w:pPr>
         <w:numPr>
           <w:ilvl w:val="0"/>
-          <w:numId w:val="1028"/>
+          <w:numId w:val="1029"/>
         </w:numPr>
       </w:pPr>
       <w:r>
         <w:t xml:space="preserve">入围第十五届金钟奖复赛</w:t>
       </w:r>
     </w:p>
-    <w:bookmarkEnd w:id="54"/>
-    <w:bookmarkStart w:id="55" w:name="珠江恺撒堡国际青少年钢琴大赛总决赛开幕式音乐会"/>
+    <w:bookmarkEnd w:id="55"/>
+    <w:bookmarkStart w:id="56" w:name="珠江恺撒堡国际青少年钢琴大赛总决赛开幕式音乐会"/>
     <w:p>
       <w:pPr>
         <w:pStyle w:val="Heading2"/>
@@ -1864,8 +1893,8 @@
         </w:r>
       </w:hyperlink>
     </w:p>
-    <w:bookmarkEnd w:id="55"/>
-    <w:bookmarkStart w:id="56" w:name="第37届中国哈尔滨之夏音乐会青春音乐力量"/>
+    <w:bookmarkEnd w:id="56"/>
+    <w:bookmarkStart w:id="57" w:name="第37届中国哈尔滨之夏音乐会青春音乐力量"/>
     <w:p>
       <w:pPr>
         <w:pStyle w:val="Heading2"/>
@@ -1904,7 +1933,7 @@
       <w:pPr>
         <w:numPr>
           <w:ilvl w:val="0"/>
-          <w:numId w:val="1029"/>
+          <w:numId w:val="1030"/>
         </w:numPr>
       </w:pPr>
       <w:r>
@@ -1921,15 +1950,15 @@
       <w:pPr>
         <w:numPr>
           <w:ilvl w:val="0"/>
-          <w:numId w:val="1029"/>
+          <w:numId w:val="1030"/>
         </w:numPr>
       </w:pPr>
       <w:r>
         <w:t xml:space="preserve">与乐队合作演出《黄河钢琴协奏曲》（第二乐章），指挥：杨晓宇</w:t>
       </w:r>
     </w:p>
-    <w:bookmarkEnd w:id="56"/>
-    <w:bookmarkStart w:id="57" w:name="第37届中国哈尔滨之夏音乐会金钟礼赞乐响冰城"/>
+    <w:bookmarkEnd w:id="57"/>
+    <w:bookmarkStart w:id="58" w:name="第37届中国哈尔滨之夏音乐会金钟礼赞乐响冰城"/>
     <w:p>
       <w:pPr>
         <w:pStyle w:val="Heading2"/>
@@ -1968,15 +1997,15 @@
       <w:pPr>
         <w:numPr>
           <w:ilvl w:val="0"/>
-          <w:numId w:val="1030"/>
+          <w:numId w:val="1031"/>
         </w:numPr>
       </w:pPr>
       <w:r>
         <w:t xml:space="preserve">与乐队合作演出拉赫玛尼诺夫《第三钢琴协奏曲》（第一乐章），指挥：林劲松</w:t>
       </w:r>
     </w:p>
-    <w:bookmarkEnd w:id="57"/>
-    <w:bookmarkStart w:id="58" w:name="松花江上"/>
+    <w:bookmarkEnd w:id="58"/>
+    <w:bookmarkStart w:id="59" w:name="松花江上"/>
     <w:p>
       <w:pPr>
         <w:pStyle w:val="Heading2"/>
@@ -2006,15 +2035,15 @@
       <w:pPr>
         <w:numPr>
           <w:ilvl w:val="0"/>
-          <w:numId w:val="1031"/>
+          <w:numId w:val="1032"/>
         </w:numPr>
       </w:pPr>
       <w:r>
         <w:t xml:space="preserve">与乐队合作演出国家艺术基金青年艺术创作人才项目资助的钢琴协奏曲《松花江上》（第三乐章），作曲：戴晓飞，指挥：林劲松</w:t>
       </w:r>
     </w:p>
-    <w:bookmarkEnd w:id="58"/>
-    <w:bookmarkStart w:id="59" w:name="流动与永恒"/>
+    <w:bookmarkEnd w:id="59"/>
+    <w:bookmarkStart w:id="60" w:name="流动与永恒"/>
     <w:p>
       <w:pPr>
         <w:pStyle w:val="Heading2"/>
@@ -2044,15 +2073,15 @@
       <w:pPr>
         <w:numPr>
           <w:ilvl w:val="0"/>
-          <w:numId w:val="1032"/>
+          <w:numId w:val="1033"/>
         </w:numPr>
       </w:pPr>
       <w:r>
         <w:t xml:space="preserve">与乐队合作演出拉赫玛尼诺夫《第三钢琴协奏曲》，指挥：胡咏言</w:t>
       </w:r>
     </w:p>
-    <w:bookmarkEnd w:id="59"/>
-    <w:bookmarkStart w:id="60" w:name="哥大全球中心新年音乐会"/>
+    <w:bookmarkEnd w:id="60"/>
+    <w:bookmarkStart w:id="61" w:name="哥大全球中心新年音乐会"/>
     <w:p>
       <w:pPr>
         <w:pStyle w:val="Heading2"/>
@@ -2073,7 +2102,7 @@
       <w:pPr>
         <w:numPr>
           <w:ilvl w:val="0"/>
-          <w:numId w:val="1033"/>
+          <w:numId w:val="1034"/>
         </w:numPr>
       </w:pPr>
       <w:r>
@@ -2089,8 +2118,8 @@
         </w:r>
       </w:hyperlink>
     </w:p>
-    <w:bookmarkEnd w:id="60"/>
-    <w:bookmarkStart w:id="61" w:name="哈尔滨音乐学院钢琴系赴兄弟院校交流演出"/>
+    <w:bookmarkEnd w:id="61"/>
+    <w:bookmarkStart w:id="62" w:name="哈尔滨音乐学院钢琴系赴兄弟院校交流演出"/>
     <w:p>
       <w:pPr>
         <w:pStyle w:val="Heading2"/>
@@ -2111,7 +2140,7 @@
       <w:pPr>
         <w:numPr>
           <w:ilvl w:val="0"/>
-          <w:numId w:val="1034"/>
+          <w:numId w:val="1035"/>
         </w:numPr>
       </w:pPr>
       <w:r>
@@ -2122,15 +2151,15 @@
       <w:pPr>
         <w:numPr>
           <w:ilvl w:val="0"/>
-          <w:numId w:val="1034"/>
+          <w:numId w:val="1035"/>
         </w:numPr>
       </w:pPr>
       <w:r>
         <w:t xml:space="preserve">演出曲目：李斯特《诺玛的回忆》、肖邦《英雄波兰舞曲》</w:t>
       </w:r>
     </w:p>
-    <w:bookmarkEnd w:id="61"/>
-    <w:bookmarkStart w:id="62" w:name="报国不以山海远哈尔滨音乐学院原创作品音乐会"/>
+    <w:bookmarkEnd w:id="62"/>
+    <w:bookmarkStart w:id="63" w:name="报国不以山海远哈尔滨音乐学院原创作品音乐会"/>
     <w:p>
       <w:pPr>
         <w:pStyle w:val="Heading2"/>
@@ -2160,15 +2189,15 @@
       <w:pPr>
         <w:numPr>
           <w:ilvl w:val="0"/>
-          <w:numId w:val="1035"/>
+          <w:numId w:val="1036"/>
         </w:numPr>
       </w:pPr>
       <w:r>
         <w:t xml:space="preserve">与乐队合作演出学院原创作品《繁花》</w:t>
       </w:r>
     </w:p>
-    <w:bookmarkEnd w:id="62"/>
-    <w:bookmarkStart w:id="63" w:name="弦歌不辍铸师魂哈尔滨音乐学院庆祝第四十个教师节暨建院八周年迎新音乐会"/>
+    <w:bookmarkEnd w:id="63"/>
+    <w:bookmarkStart w:id="64" w:name="弦歌不辍铸师魂哈尔滨音乐学院庆祝第四十个教师节暨建院八周年迎新音乐会"/>
     <w:p>
       <w:pPr>
         <w:pStyle w:val="Heading2"/>
@@ -2189,7 +2218,7 @@
       <w:pPr>
         <w:numPr>
           <w:ilvl w:val="0"/>
-          <w:numId w:val="1036"/>
+          <w:numId w:val="1037"/>
         </w:numPr>
       </w:pPr>
       <w:r>
@@ -2205,8 +2234,8 @@
         </w:r>
       </w:hyperlink>
     </w:p>
-    <w:bookmarkEnd w:id="63"/>
-    <w:bookmarkStart w:id="64" w:name="中央电视台桃李绽芳华节目录制"/>
+    <w:bookmarkEnd w:id="64"/>
+    <w:bookmarkStart w:id="65" w:name="中央电视台桃李绽芳华节目录制"/>
     <w:p>
       <w:pPr>
         <w:pStyle w:val="Heading2"/>
@@ -2227,7 +2256,7 @@
       <w:pPr>
         <w:numPr>
           <w:ilvl w:val="0"/>
-          <w:numId w:val="1037"/>
+          <w:numId w:val="1038"/>
         </w:numPr>
       </w:pPr>
       <w:r>
@@ -2243,8 +2272,8 @@
         </w:r>
       </w:hyperlink>
     </w:p>
-    <w:bookmarkEnd w:id="64"/>
-    <w:bookmarkStart w:id="65" w:name="指尖上的精灵第十九届中国长春电影节"/>
+    <w:bookmarkEnd w:id="65"/>
+    <w:bookmarkStart w:id="66" w:name="指尖上的精灵第十九届中国长春电影节"/>
     <w:p>
       <w:pPr>
         <w:pStyle w:val="Heading2"/>
@@ -2265,7 +2294,7 @@
       <w:pPr>
         <w:numPr>
           <w:ilvl w:val="0"/>
-          <w:numId w:val="1038"/>
+          <w:numId w:val="1039"/>
         </w:numPr>
       </w:pPr>
       <w:r>
@@ -2294,15 +2323,15 @@
       <w:pPr>
         <w:numPr>
           <w:ilvl w:val="0"/>
-          <w:numId w:val="1038"/>
+          <w:numId w:val="1039"/>
         </w:numPr>
       </w:pPr>
       <w:r>
         <w:t xml:space="preserve">与指挥于学峰合作演出贝多芬《第四钢琴协奏曲》</w:t>
       </w:r>
     </w:p>
-    <w:bookmarkEnd w:id="65"/>
-    <w:bookmarkStart w:id="66" w:name="乐动广陵-知音尔滨长三角地区访企拓岗专场音乐会"/>
+    <w:bookmarkEnd w:id="66"/>
+    <w:bookmarkStart w:id="67" w:name="乐动广陵-知音尔滨长三角地区访企拓岗专场音乐会"/>
     <w:p>
       <w:pPr>
         <w:pStyle w:val="Heading2"/>
@@ -2329,7 +2358,7 @@
       <w:pPr>
         <w:numPr>
           <w:ilvl w:val="0"/>
-          <w:numId w:val="1039"/>
+          <w:numId w:val="1040"/>
         </w:numPr>
       </w:pPr>
       <w:r>
@@ -2345,8 +2374,8 @@
         </w:r>
       </w:hyperlink>
     </w:p>
-    <w:bookmarkEnd w:id="66"/>
-    <w:bookmarkStart w:id="67" w:name="新春音乐会"/>
+    <w:bookmarkEnd w:id="67"/>
+    <w:bookmarkStart w:id="68" w:name="新春音乐会"/>
     <w:p>
       <w:pPr>
         <w:pStyle w:val="Heading2"/>
@@ -2367,7 +2396,7 @@
       <w:pPr>
         <w:numPr>
           <w:ilvl w:val="0"/>
-          <w:numId w:val="1040"/>
+          <w:numId w:val="1041"/>
         </w:numPr>
       </w:pPr>
       <w:r>
@@ -2383,8 +2412,8 @@
         </w:r>
       </w:hyperlink>
     </w:p>
-    <w:bookmarkEnd w:id="67"/>
-    <w:bookmarkStart w:id="68" w:name="第四届黑龙江省艺术类高校教学成果展示活动乐器类键盘"/>
+    <w:bookmarkEnd w:id="68"/>
+    <w:bookmarkStart w:id="69" w:name="第四届黑龙江省艺术类高校教学成果展示活动乐器类键盘"/>
     <w:p>
       <w:pPr>
         <w:pStyle w:val="Heading2"/>
@@ -2405,7 +2434,7 @@
       <w:pPr>
         <w:numPr>
           <w:ilvl w:val="0"/>
-          <w:numId w:val="1041"/>
+          <w:numId w:val="1042"/>
         </w:numPr>
       </w:pPr>
       <w:r>
@@ -2416,15 +2445,15 @@
       <w:pPr>
         <w:numPr>
           <w:ilvl w:val="0"/>
-          <w:numId w:val="1041"/>
+          <w:numId w:val="1042"/>
         </w:numPr>
       </w:pPr>
       <w:r>
         <w:t xml:space="preserve">获个人一等奖以及指导学生二等奖</w:t>
       </w:r>
     </w:p>
-    <w:bookmarkEnd w:id="68"/>
-    <w:bookmarkStart w:id="69" w:name="哥大全球中心新年音乐会-1"/>
+    <w:bookmarkEnd w:id="69"/>
+    <w:bookmarkStart w:id="70" w:name="哥大全球中心新年音乐会-1"/>
     <w:p>
       <w:pPr>
         <w:pStyle w:val="Heading2"/>
@@ -2445,7 +2474,7 @@
       <w:pPr>
         <w:numPr>
           <w:ilvl w:val="0"/>
-          <w:numId w:val="1042"/>
+          <w:numId w:val="1043"/>
         </w:numPr>
       </w:pPr>
       <w:r>
@@ -2461,8 +2490,8 @@
         </w:r>
       </w:hyperlink>
     </w:p>
-    <w:bookmarkEnd w:id="69"/>
-    <w:bookmarkStart w:id="70" w:name="长江之韵世界知名音乐院校交流展演季"/>
+    <w:bookmarkEnd w:id="70"/>
+    <w:bookmarkStart w:id="71" w:name="长江之韵世界知名音乐院校交流展演季"/>
     <w:p>
       <w:pPr>
         <w:pStyle w:val="Heading2"/>
@@ -2483,15 +2512,15 @@
       <w:pPr>
         <w:numPr>
           <w:ilvl w:val="0"/>
-          <w:numId w:val="1043"/>
+          <w:numId w:val="1044"/>
         </w:numPr>
       </w:pPr>
       <w:r>
         <w:t xml:space="preserve">代表哈尔滨音乐学院，随团赴武汉参演《长江之韵·世界知名音乐院校交流展演季》系列音乐会，演奏独奏曲目《伊斯拉美》</w:t>
       </w:r>
     </w:p>
-    <w:bookmarkEnd w:id="70"/>
-    <w:bookmarkStart w:id="71" w:name="哈尔滨国际钢琴教学法艺术周"/>
+    <w:bookmarkEnd w:id="71"/>
+    <w:bookmarkStart w:id="72" w:name="哈尔滨国际钢琴教学法艺术周"/>
     <w:p>
       <w:pPr>
         <w:pStyle w:val="Heading2"/>
@@ -2512,15 +2541,15 @@
       <w:pPr>
         <w:numPr>
           <w:ilvl w:val="0"/>
-          <w:numId w:val="1044"/>
+          <w:numId w:val="1045"/>
         </w:numPr>
       </w:pPr>
       <w:r>
         <w:t xml:space="preserve">与哈尔滨交响乐团合作演出拉赫玛尼诺夫《第三钢琴协奏曲》，指挥：朱其元</w:t>
       </w:r>
     </w:p>
-    <w:bookmarkEnd w:id="71"/>
-    <w:bookmarkStart w:id="72" w:name="韩国釜山巅峰国际音乐节bmimf"/>
+    <w:bookmarkEnd w:id="72"/>
+    <w:bookmarkStart w:id="73" w:name="韩国釜山巅峰国际音乐节bmimf"/>
     <w:p>
       <w:pPr>
         <w:pStyle w:val="Heading2"/>
@@ -2541,7 +2570,7 @@
       <w:pPr>
         <w:numPr>
           <w:ilvl w:val="0"/>
-          <w:numId w:val="1045"/>
+          <w:numId w:val="1046"/>
         </w:numPr>
       </w:pPr>
       <w:r>
@@ -2561,7 +2590,7 @@
       <w:pPr>
         <w:numPr>
           <w:ilvl w:val="0"/>
-          <w:numId w:val="1045"/>
+          <w:numId w:val="1046"/>
         </w:numPr>
       </w:pPr>
       <w:r>
@@ -2572,15 +2601,15 @@
       <w:pPr>
         <w:numPr>
           <w:ilvl w:val="0"/>
-          <w:numId w:val="1045"/>
+          <w:numId w:val="1046"/>
         </w:numPr>
       </w:pPr>
       <w:r>
         <w:t xml:space="preserve">发挥学院的地缘文化优势，共建东北亚地区音乐文化的协同发展和共同繁荣</w:t>
       </w:r>
     </w:p>
-    <w:bookmarkEnd w:id="72"/>
-    <w:bookmarkStart w:id="73" w:name="哈尔滨之夏"/>
+    <w:bookmarkEnd w:id="73"/>
+    <w:bookmarkStart w:id="74" w:name="哈尔滨之夏"/>
     <w:p>
       <w:pPr>
         <w:pStyle w:val="Heading2"/>
@@ -2601,7 +2630,7 @@
       <w:pPr>
         <w:numPr>
           <w:ilvl w:val="0"/>
-          <w:numId w:val="1046"/>
+          <w:numId w:val="1047"/>
         </w:numPr>
       </w:pPr>
       <w:r>
@@ -2614,8 +2643,8 @@
         <w:t xml:space="preserve">- 哈尔滨音乐学院专场音乐会》</w:t>
       </w:r>
     </w:p>
-    <w:bookmarkEnd w:id="73"/>
-    <w:bookmarkStart w:id="74" w:name="兰州国际钢琴艺术周"/>
+    <w:bookmarkEnd w:id="74"/>
+    <w:bookmarkStart w:id="75" w:name="兰州国际钢琴艺术周"/>
     <w:p>
       <w:pPr>
         <w:pStyle w:val="Heading2"/>
@@ -2636,7 +2665,7 @@
       <w:pPr>
         <w:numPr>
           <w:ilvl w:val="0"/>
-          <w:numId w:val="1047"/>
+          <w:numId w:val="1048"/>
         </w:numPr>
       </w:pPr>
       <w:r>
@@ -2647,15 +2676,15 @@
       <w:pPr>
         <w:numPr>
           <w:ilvl w:val="0"/>
-          <w:numId w:val="1047"/>
+          <w:numId w:val="1048"/>
         </w:numPr>
       </w:pPr>
       <w:r>
         <w:t xml:space="preserve">作为音乐节“志愿者”，客串讲座翻译，出镜央视音乐在央视频发布的音乐短视频</w:t>
       </w:r>
     </w:p>
-    <w:bookmarkEnd w:id="74"/>
-    <w:bookmarkStart w:id="75" w:name="凝心铸魂强根基团结奋进新征程同心向党献礼七一主题音乐会"/>
+    <w:bookmarkEnd w:id="75"/>
+    <w:bookmarkStart w:id="76" w:name="凝心铸魂强根基团结奋进新征程同心向党献礼七一主题音乐会"/>
     <w:p>
       <w:pPr>
         <w:pStyle w:val="Heading2"/>
@@ -2676,15 +2705,15 @@
       <w:pPr>
         <w:numPr>
           <w:ilvl w:val="0"/>
-          <w:numId w:val="1048"/>
+          <w:numId w:val="1049"/>
         </w:numPr>
       </w:pPr>
       <w:r>
         <w:t xml:space="preserve">作为民盟骨干盟员，参演由民盟省委主办，哈尔滨音乐学院、民盟哈尔滨音乐学院支部承办的“凝心铸魂强根基、团结奋进新征程”“同心向党、献礼七一”主题音乐会，与乐队合作演出《黄河钢琴协奏曲》</w:t>
       </w:r>
     </w:p>
-    <w:bookmarkEnd w:id="75"/>
-    <w:bookmarkStart w:id="76" w:name="纪念煤田开采百年创建省级文明城市大型交响音乐会"/>
+    <w:bookmarkEnd w:id="76"/>
+    <w:bookmarkStart w:id="77" w:name="纪念煤田开采百年创建省级文明城市大型交响音乐会"/>
     <w:p>
       <w:pPr>
         <w:pStyle w:val="Heading2"/>
@@ -2705,15 +2734,15 @@
       <w:pPr>
         <w:numPr>
           <w:ilvl w:val="0"/>
-          <w:numId w:val="1049"/>
+          <w:numId w:val="1050"/>
         </w:numPr>
       </w:pPr>
       <w:r>
         <w:t xml:space="preserve">随哈尔滨音乐学院代表团赴双鸭山，参演由中共双鸭山市委、双鸭山市人民政府、龙煤双鸭山矿业公司、哈尔滨音乐学院联合主办的大型交响音乐会，与乐队合作演出《黄河钢琴协奏曲》</w:t>
       </w:r>
     </w:p>
-    <w:bookmarkEnd w:id="76"/>
-    <w:bookmarkStart w:id="77" w:name="弘扬雷锋精神凝聚奋进力量纪念毛泽东等老一辈革命家为雷锋同志题词60周年专场音乐会"/>
+    <w:bookmarkEnd w:id="77"/>
+    <w:bookmarkStart w:id="78" w:name="弘扬雷锋精神凝聚奋进力量纪念毛泽东等老一辈革命家为雷锋同志题词60周年专场音乐会"/>
     <w:p>
       <w:pPr>
         <w:pStyle w:val="Heading2"/>
@@ -2734,15 +2763,15 @@
       <w:pPr>
         <w:numPr>
           <w:ilvl w:val="0"/>
-          <w:numId w:val="1050"/>
+          <w:numId w:val="1051"/>
         </w:numPr>
       </w:pPr>
       <w:r>
         <w:t xml:space="preserve">与乐队合作演出《黄河钢琴协奏曲》</w:t>
       </w:r>
     </w:p>
-    <w:bookmarkEnd w:id="77"/>
-    <w:bookmarkStart w:id="78" w:name="中央电视台音乐公开课节目录制"/>
+    <w:bookmarkEnd w:id="78"/>
+    <w:bookmarkStart w:id="79" w:name="中央电视台音乐公开课节目录制"/>
     <w:p>
       <w:pPr>
         <w:pStyle w:val="Heading2"/>
@@ -2763,15 +2792,15 @@
       <w:pPr>
         <w:numPr>
           <w:ilvl w:val="0"/>
-          <w:numId w:val="1051"/>
+          <w:numId w:val="1052"/>
         </w:numPr>
       </w:pPr>
       <w:r>
         <w:t xml:space="preserve">在学院钢琴系主任元杰的带领下，赴北京中央电视台录制CCTV15频道节目《音乐公开课》</w:t>
       </w:r>
     </w:p>
-    <w:bookmarkEnd w:id="78"/>
-    <w:bookmarkStart w:id="79" w:name="珠江恺撒堡艺术家"/>
+    <w:bookmarkEnd w:id="79"/>
+    <w:bookmarkStart w:id="80" w:name="珠江恺撒堡艺术家"/>
     <w:p>
       <w:pPr>
         <w:pStyle w:val="Heading2"/>
@@ -2792,7 +2821,7 @@
       <w:pPr>
         <w:numPr>
           <w:ilvl w:val="0"/>
-          <w:numId w:val="1052"/>
+          <w:numId w:val="1053"/>
         </w:numPr>
       </w:pPr>
       <w:r>
@@ -2803,15 +2832,15 @@
       <w:pPr>
         <w:numPr>
           <w:ilvl w:val="0"/>
-          <w:numId w:val="1052"/>
+          <w:numId w:val="1053"/>
         </w:numPr>
       </w:pPr>
       <w:r>
         <w:t xml:space="preserve">在全国多地举办独奏会，讲座等讲演活动，通过在高校和社会面的公益活动积极弘扬钢琴艺术，以行动服务社会</w:t>
       </w:r>
     </w:p>
-    <w:bookmarkEnd w:id="79"/>
-    <w:bookmarkStart w:id="80" w:name="兰州国际钢琴艺术周-1"/>
+    <w:bookmarkEnd w:id="80"/>
+    <w:bookmarkStart w:id="81" w:name="兰州国际钢琴艺术周-1"/>
     <w:p>
       <w:pPr>
         <w:pStyle w:val="Heading2"/>
@@ -2832,15 +2861,15 @@
       <w:pPr>
         <w:numPr>
           <w:ilvl w:val="0"/>
-          <w:numId w:val="1053"/>
+          <w:numId w:val="1054"/>
         </w:numPr>
       </w:pPr>
       <w:r>
         <w:t xml:space="preserve">受师哥及音乐周艺术总监元杰的邀请，在主题为《贝多芬三十二首钢琴奏鸣曲》系列音乐会中，演出多首贝多芬奏鸣曲</w:t>
       </w:r>
     </w:p>
-    <w:bookmarkEnd w:id="80"/>
-    <w:bookmarkStart w:id="81" w:name="贝多芬国际钢琴比赛"/>
+    <w:bookmarkEnd w:id="81"/>
+    <w:bookmarkStart w:id="82" w:name="贝多芬国际钢琴比赛"/>
     <w:p>
       <w:pPr>
         <w:pStyle w:val="Heading2"/>
@@ -2857,8 +2886,8 @@
         <w:t xml:space="preserve">2017年12月，波恩，德国</w:t>
       </w:r>
     </w:p>
-    <w:bookmarkEnd w:id="81"/>
-    <w:bookmarkStart w:id="82" w:name="pianotexas国际音乐节"/>
+    <w:bookmarkEnd w:id="82"/>
+    <w:bookmarkStart w:id="83" w:name="pianotexas国际音乐节"/>
     <w:p>
       <w:pPr>
         <w:pStyle w:val="Heading2"/>
@@ -2875,8 +2904,8 @@
         <w:t xml:space="preserve">2017年5月，沃斯堡，美国</w:t>
       </w:r>
     </w:p>
-    <w:bookmarkEnd w:id="82"/>
-    <w:bookmarkStart w:id="83" w:name="鲁宾斯坦国际钢琴大师赛"/>
+    <w:bookmarkEnd w:id="83"/>
+    <w:bookmarkStart w:id="84" w:name="鲁宾斯坦国际钢琴大师赛"/>
     <w:p>
       <w:pPr>
         <w:pStyle w:val="Heading2"/>
@@ -2893,8 +2922,8 @@
         <w:t xml:space="preserve">2017年4月，特拉维夫，以色列</w:t>
       </w:r>
     </w:p>
-    <w:bookmarkEnd w:id="83"/>
-    <w:bookmarkStart w:id="84" w:name="西部音乐节"/>
+    <w:bookmarkEnd w:id="84"/>
+    <w:bookmarkStart w:id="85" w:name="西部音乐节"/>
     <w:p>
       <w:pPr>
         <w:pStyle w:val="Heading2"/>
@@ -2915,15 +2944,15 @@
       <w:pPr>
         <w:numPr>
           <w:ilvl w:val="0"/>
-          <w:numId w:val="1054"/>
+          <w:numId w:val="1055"/>
         </w:numPr>
       </w:pPr>
       <w:r>
         <w:t xml:space="preserve">获全额奖学金</w:t>
       </w:r>
     </w:p>
-    <w:bookmarkEnd w:id="84"/>
-    <w:bookmarkStart w:id="85" w:name="戈斯拉尔音乐节"/>
+    <w:bookmarkEnd w:id="85"/>
+    <w:bookmarkStart w:id="86" w:name="戈斯拉尔音乐节"/>
     <w:p>
       <w:pPr>
         <w:pStyle w:val="Heading2"/>
@@ -2940,8 +2969,8 @@
         <w:t xml:space="preserve">2015年夏，戈斯拉尔，德国</w:t>
       </w:r>
     </w:p>
-    <w:bookmarkEnd w:id="85"/>
-    <w:bookmarkStart w:id="86" w:name="肖邦国际钢琴比赛"/>
+    <w:bookmarkEnd w:id="86"/>
+    <w:bookmarkStart w:id="87" w:name="肖邦国际钢琴比赛"/>
     <w:p>
       <w:pPr>
         <w:pStyle w:val="Heading2"/>
@@ -2958,8 +2987,8 @@
         <w:t xml:space="preserve">2015年，华沙，波兰</w:t>
       </w:r>
     </w:p>
-    <w:bookmarkEnd w:id="86"/>
-    <w:bookmarkStart w:id="87" w:name="pianofest音乐节"/>
+    <w:bookmarkEnd w:id="87"/>
+    <w:bookmarkStart w:id="88" w:name="pianofest音乐节"/>
     <w:p>
       <w:pPr>
         <w:pStyle w:val="Heading2"/>
@@ -2980,15 +3009,15 @@
       <w:pPr>
         <w:numPr>
           <w:ilvl w:val="0"/>
-          <w:numId w:val="1055"/>
+          <w:numId w:val="1056"/>
         </w:numPr>
       </w:pPr>
       <w:r>
         <w:t xml:space="preserve">获全额奖学金</w:t>
       </w:r>
     </w:p>
-    <w:bookmarkEnd w:id="87"/>
-    <w:bookmarkStart w:id="88" w:name="个人专辑录制"/>
+    <w:bookmarkEnd w:id="88"/>
+    <w:bookmarkStart w:id="89" w:name="个人专辑录制"/>
     <w:p>
       <w:pPr>
         <w:pStyle w:val="Heading2"/>
@@ -3009,7 +3038,7 @@
       <w:pPr>
         <w:numPr>
           <w:ilvl w:val="0"/>
-          <w:numId w:val="1056"/>
+          <w:numId w:val="1057"/>
         </w:numPr>
       </w:pPr>
       <w:r>
@@ -3020,7 +3049,7 @@
       <w:pPr>
         <w:numPr>
           <w:ilvl w:val="0"/>
-          <w:numId w:val="1056"/>
+          <w:numId w:val="1057"/>
         </w:numPr>
       </w:pPr>
       <w:r>
@@ -3031,7 +3060,7 @@
       <w:pPr>
         <w:numPr>
           <w:ilvl w:val="1"/>
-          <w:numId w:val="1057"/>
+          <w:numId w:val="1058"/>
         </w:numPr>
       </w:pPr>
       <w:r>
@@ -3042,7 +3071,7 @@
       <w:pPr>
         <w:numPr>
           <w:ilvl w:val="1"/>
-          <w:numId w:val="1057"/>
+          <w:numId w:val="1058"/>
         </w:numPr>
       </w:pPr>
       <w:r>
@@ -3053,7 +3082,7 @@
       <w:pPr>
         <w:numPr>
           <w:ilvl w:val="1"/>
-          <w:numId w:val="1057"/>
+          <w:numId w:val="1058"/>
         </w:numPr>
       </w:pPr>
       <w:r>
@@ -3064,15 +3093,15 @@
       <w:pPr>
         <w:numPr>
           <w:ilvl w:val="1"/>
-          <w:numId w:val="1057"/>
+          <w:numId w:val="1058"/>
         </w:numPr>
       </w:pPr>
       <w:r>
         <w:t xml:space="preserve">李斯特 - 唐璜的回忆（S. 418）</w:t>
       </w:r>
     </w:p>
-    <w:bookmarkEnd w:id="88"/>
-    <w:bookmarkStart w:id="89" w:name="克利夫兰国际钢琴比赛"/>
+    <w:bookmarkEnd w:id="89"/>
+    <w:bookmarkStart w:id="90" w:name="克利夫兰国际钢琴比赛"/>
     <w:p>
       <w:pPr>
         <w:pStyle w:val="Heading2"/>
@@ -3089,8 +3118,8 @@
         <w:t xml:space="preserve">2013年，克利夫兰，美国</w:t>
       </w:r>
     </w:p>
-    <w:bookmarkEnd w:id="89"/>
-    <w:bookmarkStart w:id="90" w:name="阿斯本音乐节"/>
+    <w:bookmarkEnd w:id="90"/>
+    <w:bookmarkStart w:id="91" w:name="阿斯本音乐节"/>
     <w:p>
       <w:pPr>
         <w:pStyle w:val="Heading2"/>
@@ -3111,15 +3140,15 @@
       <w:pPr>
         <w:numPr>
           <w:ilvl w:val="0"/>
-          <w:numId w:val="1058"/>
+          <w:numId w:val="1059"/>
         </w:numPr>
       </w:pPr>
       <w:r>
         <w:t xml:space="preserve">获全额奖学金</w:t>
       </w:r>
     </w:p>
-    <w:bookmarkEnd w:id="90"/>
-    <w:bookmarkStart w:id="91" w:name="摩洛哥国际钢琴比赛"/>
+    <w:bookmarkEnd w:id="91"/>
+    <w:bookmarkStart w:id="92" w:name="摩洛哥国际钢琴比赛"/>
     <w:p>
       <w:pPr>
         <w:pStyle w:val="Heading2"/>
@@ -3140,7 +3169,7 @@
       <w:pPr>
         <w:numPr>
           <w:ilvl w:val="0"/>
-          <w:numId w:val="1059"/>
+          <w:numId w:val="1060"/>
         </w:numPr>
       </w:pPr>
       <w:r>
@@ -3151,15 +3180,15 @@
       <w:pPr>
         <w:numPr>
           <w:ilvl w:val="0"/>
-          <w:numId w:val="1059"/>
+          <w:numId w:val="1060"/>
         </w:numPr>
       </w:pPr>
       <w:r>
         <w:t xml:space="preserve">为此比赛创办以来最年轻的获奖者</w:t>
       </w:r>
     </w:p>
-    <w:bookmarkEnd w:id="91"/>
-    <w:bookmarkStart w:id="92" w:name="利兹国际钢琴比赛"/>
+    <w:bookmarkEnd w:id="92"/>
+    <w:bookmarkStart w:id="93" w:name="利兹国际钢琴比赛"/>
     <w:p>
       <w:pPr>
         <w:pStyle w:val="Heading2"/>
@@ -3180,15 +3209,15 @@
       <w:pPr>
         <w:numPr>
           <w:ilvl w:val="0"/>
-          <w:numId w:val="1060"/>
+          <w:numId w:val="1061"/>
         </w:numPr>
       </w:pPr>
       <w:r>
         <w:t xml:space="preserve">作为当届最小年龄参赛者，以14岁的年龄入围利兹国际钢琴大赛正赛</w:t>
       </w:r>
     </w:p>
-    <w:bookmarkEnd w:id="92"/>
-    <w:bookmarkStart w:id="93" w:name="埃特林根国际钢琴比赛"/>
+    <w:bookmarkEnd w:id="93"/>
+    <w:bookmarkStart w:id="94" w:name="埃特林根国际钢琴比赛"/>
     <w:p>
       <w:pPr>
         <w:pStyle w:val="Heading2"/>
@@ -3209,15 +3238,15 @@
       <w:pPr>
         <w:numPr>
           <w:ilvl w:val="0"/>
-          <w:numId w:val="1061"/>
+          <w:numId w:val="1062"/>
         </w:numPr>
       </w:pPr>
       <w:r>
         <w:t xml:space="preserve">以13岁的年龄，跨级参加21岁青年组，获得第二名并获特别奖。这是该赛事创建以来中国选手首次进入青年组前三名</w:t>
       </w:r>
     </w:p>
-    <w:bookmarkEnd w:id="93"/>
-    <w:bookmarkStart w:id="94" w:name="吉娜巴考尔国际钢琴比赛"/>
+    <w:bookmarkEnd w:id="94"/>
+    <w:bookmarkStart w:id="95" w:name="吉娜巴考尔国际钢琴比赛"/>
     <w:p>
       <w:pPr>
         <w:pStyle w:val="Heading2"/>
@@ -3238,15 +3267,15 @@
       <w:pPr>
         <w:numPr>
           <w:ilvl w:val="0"/>
-          <w:numId w:val="1062"/>
+          <w:numId w:val="1063"/>
         </w:numPr>
       </w:pPr>
       <w:r>
         <w:t xml:space="preserve">少年组第六名</w:t>
       </w:r>
     </w:p>
-    <w:bookmarkEnd w:id="94"/>
-    <w:bookmarkStart w:id="95" w:name="克莱涅夫国际钢琴比赛"/>
+    <w:bookmarkEnd w:id="95"/>
+    <w:bookmarkStart w:id="96" w:name="克莱涅夫国际钢琴比赛"/>
     <w:p>
       <w:pPr>
         <w:pStyle w:val="Heading2"/>
@@ -3267,15 +3296,15 @@
       <w:pPr>
         <w:numPr>
           <w:ilvl w:val="0"/>
-          <w:numId w:val="1063"/>
+          <w:numId w:val="1064"/>
         </w:numPr>
       </w:pPr>
       <w:r>
         <w:t xml:space="preserve">少年组第一名</w:t>
       </w:r>
     </w:p>
-    <w:bookmarkEnd w:id="95"/>
-    <w:bookmarkStart w:id="96" w:name="堪萨斯大学亚洲古典音乐acmi国际会议"/>
+    <w:bookmarkEnd w:id="96"/>
+    <w:bookmarkStart w:id="97" w:name="堪萨斯大学亚洲古典音乐acmi国际会议"/>
     <w:p>
       <w:pPr>
         <w:pStyle w:val="Heading2"/>
@@ -3296,7 +3325,7 @@
       <w:pPr>
         <w:numPr>
           <w:ilvl w:val="0"/>
-          <w:numId w:val="1064"/>
+          <w:numId w:val="1065"/>
         </w:numPr>
       </w:pPr>
       <w:r>
@@ -3307,7 +3336,7 @@
       <w:pPr>
         <w:numPr>
           <w:ilvl w:val="0"/>
-          <w:numId w:val="1064"/>
+          <w:numId w:val="1065"/>
         </w:numPr>
       </w:pPr>
       <w:r>
@@ -3320,8 +3349,8 @@
         <w:t xml:space="preserve">patches做实时音频生成，进行交互式演出</w:t>
       </w:r>
     </w:p>
-    <w:bookmarkEnd w:id="96"/>
-    <w:bookmarkStart w:id="97" w:name="focus音乐节"/>
+    <w:bookmarkEnd w:id="97"/>
+    <w:bookmarkStart w:id="98" w:name="focus音乐节"/>
     <w:p>
       <w:pPr>
         <w:pStyle w:val="Heading2"/>
@@ -3342,15 +3371,15 @@
       <w:pPr>
         <w:numPr>
           <w:ilvl w:val="0"/>
-          <w:numId w:val="1065"/>
+          <w:numId w:val="1066"/>
         </w:numPr>
       </w:pPr>
       <w:r>
         <w:t xml:space="preserve">作为新茱莉亚室内乐团的成员，参演FOCUS音乐节系列演出，演奏实验性的现代重奏音乐</w:t>
       </w:r>
     </w:p>
-    <w:bookmarkEnd w:id="97"/>
-    <w:bookmarkStart w:id="98" w:name="跨大西洋音乐合作项目"/>
+    <w:bookmarkEnd w:id="98"/>
+    <w:bookmarkStart w:id="99" w:name="跨大西洋音乐合作项目"/>
     <w:p>
       <w:pPr>
         <w:pStyle w:val="Heading2"/>
@@ -3371,7 +3400,7 @@
       <w:pPr>
         <w:numPr>
           <w:ilvl w:val="0"/>
-          <w:numId w:val="1066"/>
+          <w:numId w:val="1067"/>
         </w:numPr>
       </w:pPr>
       <w:r>
@@ -3382,29 +3411,29 @@
       <w:pPr>
         <w:numPr>
           <w:ilvl w:val="0"/>
-          <w:numId w:val="1066"/>
+          <w:numId w:val="1067"/>
         </w:numPr>
       </w:pPr>
       <w:r>
         <w:t xml:space="preserve">音乐节由纽约茱莉亚学院和科隆音乐舞蹈学院联合主办，通过两校学生合作室内乐的形式，增进两地的文化交流</w:t>
       </w:r>
     </w:p>
-    <w:bookmarkEnd w:id="98"/>
     <w:bookmarkEnd w:id="99"/>
-    <w:bookmarkStart w:id="126" w:name="学术经历"/>
+    <w:bookmarkEnd w:id="100"/>
+    <w:bookmarkStart w:id="128" w:name="学术经历与相关报道"/>
     <w:p>
       <w:pPr>
         <w:pStyle w:val="Heading1"/>
       </w:pPr>
       <w:r>
-        <w:t xml:space="preserve">学术经历</w:t>
-      </w:r>
-    </w:p>
-    <w:p>
-      <w:pPr>
-        <w:numPr>
-          <w:ilvl w:val="0"/>
-          <w:numId w:val="1067"/>
+        <w:t xml:space="preserve">学术经历与相关报道</w:t>
+      </w:r>
+    </w:p>
+    <w:p>
+      <w:pPr>
+        <w:numPr>
+          <w:ilvl w:val="0"/>
+          <w:numId w:val="1068"/>
         </w:numPr>
       </w:pPr>
       <w:r>
@@ -3535,7 +3564,56 @@
         <w:t xml:space="preserve">。</w:t>
       </w:r>
     </w:p>
-    <w:bookmarkStart w:id="100" w:name="担任主持人龙江琴话第十三期见微知著---以钢琴为锚点探索时代变局下的教育新路径"/>
+    <w:bookmarkStart w:id="101" w:name="事迹报道师者如光徐起融汇中西的跨学科导师以青春之心点亮艺术新声"/>
+    <w:p>
+      <w:pPr>
+        <w:pStyle w:val="Heading2"/>
+      </w:pPr>
+      <w:r>
+        <w:t xml:space="preserve">事迹报道，《师者如光｜徐起：融汇中西的“跨学科导师”，以青春之心点亮艺术新声》</w:t>
+      </w:r>
+    </w:p>
+    <w:p>
+      <w:pPr>
+        <w:pStyle w:val="FirstParagraph"/>
+      </w:pPr>
+      <w:r>
+        <w:t xml:space="preserve">2026年3月6日</w:t>
+      </w:r>
+    </w:p>
+    <w:p>
+      <w:pPr>
+        <w:numPr>
+          <w:ilvl w:val="0"/>
+          <w:numId w:val="1069"/>
+        </w:numPr>
+      </w:pPr>
+      <w:r>
+        <w:t xml:space="preserve">公众号报道</w:t>
+      </w:r>
+      <w:hyperlink w:anchor="fn59">
+        <w:r>
+          <w:rPr>
+            <w:rStyle w:val="Hyperlink"/>
+            <w:vertAlign w:val="superscript"/>
+          </w:rPr>
+          <w:t xml:space="preserve">59</w:t>
+        </w:r>
+      </w:hyperlink>
+    </w:p>
+    <w:p>
+      <w:pPr>
+        <w:numPr>
+          <w:ilvl w:val="0"/>
+          <w:numId w:val="1069"/>
+        </w:numPr>
+      </w:pPr>
+      <w:r>
+        <w:t xml:space="preserve">徐起是哈尔滨音乐学院一位拥有茱莉亚音乐学院博士与哥伦比亚大学数学学士背景的“90后”钢琴教师，他以独特的跨文化视野和教学方法，生动诠释了新时代“海归”教师的价值。他将西方的苏格拉底式提问法与创新的“饱和式”沉浸训练相结合，同时主动拥抱青年文化，用“emo”等网络热词与学生共情。在面对学生迷茫时，他更能深入引导，分享自己从茱莉亚到哥大、从深圳艺术学校到哈尔滨音乐学院的跨文化求索经历，并借用舒伯特的《冬之旅》点明“迷茫与苦难是艺术的恩赐”这一深刻主题，帮助学生将困境转化为成长的养分。徐起笃信“知行合一”，不仅与学生一同高强度练琴，还笔耕不辍，将前沿学术反哺教学。作为专业上的“破壁者”与心灵上的“点灯人”，他成功地将世界顶尖的教育理念与本土化创新相融合，其学生因此在国内外重要赛事中屡创佳绩，真正实现了自我潜能的激发。</w:t>
+      </w:r>
+    </w:p>
+    <w:bookmarkEnd w:id="101"/>
+    <w:bookmarkStart w:id="102" w:name="担任主持人龙江琴话第十三期见微知著---以钢琴为锚点探索时代变局下的教育新路径"/>
     <w:p>
       <w:pPr>
         <w:pStyle w:val="Heading2"/>
@@ -3562,35 +3640,35 @@
       <w:pPr>
         <w:numPr>
           <w:ilvl w:val="0"/>
-          <w:numId w:val="1068"/>
+          <w:numId w:val="1070"/>
         </w:numPr>
       </w:pPr>
       <w:r>
         <w:t xml:space="preserve">公众号报道</w:t>
       </w:r>
-      <w:hyperlink w:anchor="fn59">
+      <w:hyperlink w:anchor="fn60">
         <w:r>
           <w:rPr>
             <w:rStyle w:val="Hyperlink"/>
             <w:vertAlign w:val="superscript"/>
           </w:rPr>
-          <w:t xml:space="preserve">59</w:t>
-        </w:r>
-      </w:hyperlink>
-    </w:p>
-    <w:p>
-      <w:pPr>
-        <w:numPr>
-          <w:ilvl w:val="0"/>
-          <w:numId w:val="1068"/>
+          <w:t xml:space="preserve">60</w:t>
+        </w:r>
+      </w:hyperlink>
+    </w:p>
+    <w:p>
+      <w:pPr>
+        <w:numPr>
+          <w:ilvl w:val="0"/>
+          <w:numId w:val="1070"/>
         </w:numPr>
       </w:pPr>
       <w:r>
         <w:t xml:space="preserve">在科技、社会与文化观念急剧变迁的背景下，古典音乐及其教育生态正经历着深刻的结构性调整。本次访谈基于青年钢琴家徐老师与青年管风琴家陈老师的一场深度对谈，旨在系统性地梳理和剖析当前音乐行业，尤其是音乐教育领域面临的核心议题。访谈从管风琴这一古老键盘乐器的独特视角切入，将其作为理解音乐历史与表演实践的“活化石”，进而辐射至对演奏美学、行业结构、教育本质、科技冲击以及个人职业发展路径等一系列宏观问题的探讨。谈话中提出了多个核心概念与模型，如“金字塔”行业结构、钢琴“基础建设化”、“冰箱制冷”业务能力模型、教育“服务业”化、AI“洪水”模型以及“分层培养”的教育理念，力求为音乐从业者、教育者及学习者提供一幅清晰的、应对时代变局的认知地图。</w:t>
       </w:r>
     </w:p>
-    <w:bookmarkEnd w:id="100"/>
-    <w:bookmarkStart w:id="101" w:name="访谈稿穿山问道-徐起纽约客回归黑土地在钢琴与数学的共振中弹奏深圳的创新乐章"/>
+    <w:bookmarkEnd w:id="102"/>
+    <w:bookmarkStart w:id="103" w:name="访谈稿穿山问道-徐起纽约客回归黑土地在钢琴与数学的共振中弹奏深圳的创新乐章"/>
     <w:p>
       <w:pPr>
         <w:pStyle w:val="Heading2"/>
@@ -3623,24 +3701,24 @@
       <w:pPr>
         <w:numPr>
           <w:ilvl w:val="0"/>
-          <w:numId w:val="1069"/>
+          <w:numId w:val="1071"/>
         </w:numPr>
       </w:pPr>
       <w:r>
         <w:t xml:space="preserve">公众号报道</w:t>
       </w:r>
-      <w:hyperlink w:anchor="fn60">
+      <w:hyperlink w:anchor="fn61">
         <w:r>
           <w:rPr>
             <w:rStyle w:val="Hyperlink"/>
             <w:vertAlign w:val="superscript"/>
           </w:rPr>
-          <w:t xml:space="preserve">60</w:t>
-        </w:r>
-      </w:hyperlink>
-    </w:p>
-    <w:bookmarkEnd w:id="101"/>
-    <w:bookmarkStart w:id="102" w:name="论文有机论视域下的音乐结构生命体特征研究"/>
+          <w:t xml:space="preserve">61</w:t>
+        </w:r>
+      </w:hyperlink>
+    </w:p>
+    <w:bookmarkEnd w:id="103"/>
+    <w:bookmarkStart w:id="104" w:name="论文有机论视域下的音乐结构生命体特征研究"/>
     <w:p>
       <w:pPr>
         <w:pStyle w:val="Heading2"/>
@@ -3661,7 +3739,7 @@
       <w:pPr>
         <w:numPr>
           <w:ilvl w:val="0"/>
-          <w:numId w:val="1070"/>
+          <w:numId w:val="1072"/>
         </w:numPr>
       </w:pPr>
       <w:r>
@@ -3670,18 +3748,18 @@
       <w:r>
         <w:t xml:space="preserve"> </w:t>
       </w:r>
-      <w:hyperlink w:anchor="fn61">
+      <w:hyperlink w:anchor="fn62">
         <w:r>
           <w:rPr>
             <w:rStyle w:val="Hyperlink"/>
             <w:vertAlign w:val="superscript"/>
           </w:rPr>
-          <w:t xml:space="preserve">61</w:t>
-        </w:r>
-      </w:hyperlink>
-    </w:p>
-    <w:bookmarkEnd w:id="102"/>
-    <w:bookmarkStart w:id="103" w:name="跨界互动沉浸式思政音乐会项目"/>
+          <w:t xml:space="preserve">62</w:t>
+        </w:r>
+      </w:hyperlink>
+    </w:p>
+    <w:bookmarkEnd w:id="104"/>
+    <w:bookmarkStart w:id="105" w:name="跨界互动沉浸式思政音乐会项目"/>
     <w:p>
       <w:pPr>
         <w:pStyle w:val="Heading2"/>
@@ -3702,7 +3780,7 @@
       <w:pPr>
         <w:numPr>
           <w:ilvl w:val="0"/>
-          <w:numId w:val="1071"/>
+          <w:numId w:val="1073"/>
         </w:numPr>
       </w:pPr>
       <w:r>
@@ -3713,15 +3791,15 @@
       <w:pPr>
         <w:numPr>
           <w:ilvl w:val="0"/>
-          <w:numId w:val="1071"/>
+          <w:numId w:val="1073"/>
         </w:numPr>
       </w:pPr>
       <w:r>
         <w:t xml:space="preserve">担任项目主持人</w:t>
       </w:r>
     </w:p>
-    <w:bookmarkEnd w:id="103"/>
-    <w:bookmarkStart w:id="104" w:name="主题发言中国哈尔滨首届艺术与科学学术前沿问题国际论坛"/>
+    <w:bookmarkEnd w:id="105"/>
+    <w:bookmarkStart w:id="106" w:name="主题发言中国哈尔滨首届艺术与科学学术前沿问题国际论坛"/>
     <w:p>
       <w:pPr>
         <w:pStyle w:val="Heading2"/>
@@ -3742,27 +3820,27 @@
       <w:pPr>
         <w:numPr>
           <w:ilvl w:val="0"/>
-          <w:numId w:val="1072"/>
+          <w:numId w:val="1074"/>
         </w:numPr>
       </w:pPr>
       <w:r>
         <w:t xml:space="preserve">有幸受艺术学系主任邀请，跨系参与学术前沿论坛并做主题发言</w:t>
       </w:r>
-      <w:hyperlink w:anchor="fn62">
+      <w:hyperlink w:anchor="fn63">
         <w:r>
           <w:rPr>
             <w:rStyle w:val="Hyperlink"/>
             <w:vertAlign w:val="superscript"/>
           </w:rPr>
-          <w:t xml:space="preserve">62</w:t>
-        </w:r>
-      </w:hyperlink>
-    </w:p>
-    <w:p>
-      <w:pPr>
-        <w:numPr>
-          <w:ilvl w:val="0"/>
-          <w:numId w:val="1072"/>
+          <w:t xml:space="preserve">63</w:t>
+        </w:r>
+      </w:hyperlink>
+    </w:p>
+    <w:p>
+      <w:pPr>
+        <w:numPr>
+          <w:ilvl w:val="0"/>
+          <w:numId w:val="1074"/>
         </w:numPr>
       </w:pPr>
       <w:r>
@@ -3773,15 +3851,15 @@
       <w:pPr>
         <w:numPr>
           <w:ilvl w:val="0"/>
-          <w:numId w:val="1072"/>
+          <w:numId w:val="1074"/>
         </w:numPr>
       </w:pPr>
       <w:r>
         <w:t xml:space="preserve">摘要：发言者依托自身跨学科的教育背景和教学经验，探讨如何辨识并调和不同学科之间的差异与潜在矛盾。这些差异和矛盾涉及的范围包括但不限于不同的思维模式、学科范式、教学模态等方面。在教学与实践过程中，发言者通过多学科间的深入交织与融合，孕育出创新思维，不仅试图提升教学效果，推动理论与实践的相互转化，而且旨在加深学生对世界模型的整体洞察。以此为依据，本研究旨在为后续探索培养复合型人才的具体策略提供启发。</w:t>
       </w:r>
     </w:p>
-    <w:bookmarkEnd w:id="104"/>
-    <w:bookmarkStart w:id="105" w:name="X139c93ef91d4619af7d2abd00bab791355a9650"/>
+    <w:bookmarkEnd w:id="106"/>
+    <w:bookmarkStart w:id="107" w:name="X139c93ef91d4619af7d2abd00bab791355a9650"/>
     <w:p>
       <w:pPr>
         <w:pStyle w:val="Heading2"/>
@@ -3814,7 +3892,7 @@
       <w:pPr>
         <w:numPr>
           <w:ilvl w:val="0"/>
-          <w:numId w:val="1073"/>
+          <w:numId w:val="1075"/>
         </w:numPr>
       </w:pPr>
       <w:r>
@@ -3825,7 +3903,7 @@
       <w:pPr>
         <w:numPr>
           <w:ilvl w:val="0"/>
-          <w:numId w:val="1073"/>
+          <w:numId w:val="1075"/>
         </w:numPr>
       </w:pPr>
       <w:r>
@@ -3836,15 +3914,15 @@
       <w:pPr>
         <w:numPr>
           <w:ilvl w:val="0"/>
-          <w:numId w:val="1073"/>
+          <w:numId w:val="1075"/>
         </w:numPr>
       </w:pPr>
       <w:r>
         <w:t xml:space="preserve">本项目旨在挑战并转变钢琴在课程思政中可能的先天劣势观念，通过改造与优化，将钢琴转化为实现立德树人教育目标的有效载体。我们认为钢琴教育不仅具备专业技术维度，也应包含思想品德教育，其广泛的影响力能够促进音乐和艺术领域的整体发展，并在新时代背景下发挥深远的社会价值，使钢琴成为传播社会主义核心价值观的重要工具。</w:t>
       </w:r>
     </w:p>
-    <w:bookmarkEnd w:id="105"/>
-    <w:bookmarkStart w:id="106" w:name="钢琴艺术研究"/>
+    <w:bookmarkEnd w:id="107"/>
+    <w:bookmarkStart w:id="108" w:name="钢琴艺术研究"/>
     <w:p>
       <w:pPr>
         <w:pStyle w:val="Heading2"/>
@@ -3865,7 +3943,7 @@
       <w:pPr>
         <w:numPr>
           <w:ilvl w:val="0"/>
-          <w:numId w:val="1074"/>
+          <w:numId w:val="1076"/>
         </w:numPr>
       </w:pPr>
       <w:r>
@@ -3876,15 +3954,15 @@
       <w:pPr>
         <w:numPr>
           <w:ilvl w:val="0"/>
-          <w:numId w:val="1074"/>
+          <w:numId w:val="1076"/>
         </w:numPr>
       </w:pPr>
       <w:r>
         <w:t xml:space="preserve">担任项目主持人</w:t>
       </w:r>
     </w:p>
-    <w:bookmarkEnd w:id="106"/>
-    <w:bookmarkStart w:id="107" w:name="自洽的世界艺术与科学徐起专家课访谈"/>
+    <w:bookmarkEnd w:id="108"/>
+    <w:bookmarkStart w:id="109" w:name="自洽的世界艺术与科学徐起专家课访谈"/>
     <w:p>
       <w:pPr>
         <w:pStyle w:val="Heading2"/>
@@ -3905,7 +3983,7 @@
       <w:pPr>
         <w:numPr>
           <w:ilvl w:val="0"/>
-          <w:numId w:val="1075"/>
+          <w:numId w:val="1077"/>
         </w:numPr>
       </w:pPr>
       <w:r>
@@ -3916,33 +3994,33 @@
       <w:pPr>
         <w:numPr>
           <w:ilvl w:val="0"/>
-          <w:numId w:val="1075"/>
+          <w:numId w:val="1077"/>
         </w:numPr>
       </w:pPr>
       <w:r>
         <w:t xml:space="preserve">以跨学科学者的身份，与同样具有跨学科背景的华科师生开展轻松却又深度的灵魂碰撞与精神交流</w:t>
       </w:r>
-      <w:hyperlink w:anchor="fn63">
+      <w:hyperlink w:anchor="fn64">
         <w:r>
           <w:rPr>
             <w:rStyle w:val="Hyperlink"/>
             <w:vertAlign w:val="superscript"/>
           </w:rPr>
-          <w:t xml:space="preserve">63</w:t>
-        </w:r>
-      </w:hyperlink>
-      <w:hyperlink w:anchor="fn64">
+          <w:t xml:space="preserve">64</w:t>
+        </w:r>
+      </w:hyperlink>
+      <w:hyperlink w:anchor="fn65">
         <w:r>
           <w:rPr>
             <w:rStyle w:val="Hyperlink"/>
             <w:vertAlign w:val="superscript"/>
           </w:rPr>
-          <w:t xml:space="preserve">64</w:t>
-        </w:r>
-      </w:hyperlink>
-    </w:p>
-    <w:bookmarkEnd w:id="107"/>
-    <w:bookmarkStart w:id="108" w:name="元策略将心流状态整合进钢琴教学策略中的有效性研究"/>
+          <w:t xml:space="preserve">65</w:t>
+        </w:r>
+      </w:hyperlink>
+    </w:p>
+    <w:bookmarkEnd w:id="109"/>
+    <w:bookmarkStart w:id="110" w:name="元策略将心流状态整合进钢琴教学策略中的有效性研究"/>
     <w:p>
       <w:pPr>
         <w:pStyle w:val="Heading2"/>
@@ -3963,15 +4041,15 @@
       <w:pPr>
         <w:numPr>
           <w:ilvl w:val="0"/>
-          <w:numId w:val="1076"/>
+          <w:numId w:val="1078"/>
         </w:numPr>
       </w:pPr>
       <w:r>
         <w:t xml:space="preserve">在哈尔滨国际钢琴教学法艺术周中进行主题发言，旨在探索心流状态在钢琴练习和教学中的应用，探讨心流状态的性质特征和形成条件。随后，讲座探究了心流状态在钢琴练习和教学中的必要性、相关性、可行性和有效性，以期将心流状态作为解决钢琴教学中若干已有问题的通用方案。在讲座中，简述了钢琴练习和教学中常见的误区，并探讨了心流状态这一起初与音乐无关的概念如何能够满足钢琴练习和教学的需求。通过理解心流状态的特点和机制，可以发现如何帮助学生在钢琴学习过程中更好地投入、专注，并克服挫折感。讲座旨在提供一个新的教学视角，使学生能够更加享受钢琴学习的过程，提高学习效果，同时为钢琴教师提供有益的教学策略和指导。通过本讲座，参与者了解了心流状态的概念和特征，并探索了如何在钢琴教学中应用心流状态。提供了实用的建议和方法，帮助教师和学生创造出支持心流状态的学习环境，从而提升学习成果和艺术表现。这为钢琴教学带来了新的视域，并为学生提供了更加丰富、深入的音乐学习体验。</w:t>
       </w:r>
     </w:p>
-    <w:bookmarkEnd w:id="108"/>
-    <w:bookmarkStart w:id="109" w:name="双钢琴训练对独奏训练的反哺与启示"/>
+    <w:bookmarkEnd w:id="110"/>
+    <w:bookmarkStart w:id="111" w:name="双钢琴训练对独奏训练的反哺与启示"/>
     <w:p>
       <w:pPr>
         <w:pStyle w:val="Heading2"/>
@@ -3992,7 +4070,7 @@
       <w:pPr>
         <w:numPr>
           <w:ilvl w:val="0"/>
-          <w:numId w:val="1077"/>
+          <w:numId w:val="1079"/>
         </w:numPr>
       </w:pPr>
       <w:r>
@@ -4003,7 +4081,7 @@
       <w:pPr>
         <w:numPr>
           <w:ilvl w:val="0"/>
-          <w:numId w:val="1077"/>
+          <w:numId w:val="1079"/>
         </w:numPr>
       </w:pPr>
       <w:r>
@@ -4014,15 +4092,15 @@
       <w:pPr>
         <w:numPr>
           <w:ilvl w:val="0"/>
-          <w:numId w:val="1077"/>
+          <w:numId w:val="1079"/>
         </w:numPr>
       </w:pPr>
       <w:r>
         <w:t xml:space="preserve">以“反哺”这一范式作为切入点，深入研究双钢琴这一看似边缘化的演奏形式对于独奏训练的必要辅助</w:t>
       </w:r>
     </w:p>
-    <w:bookmarkEnd w:id="109"/>
-    <w:bookmarkStart w:id="110" w:name="音乐美食与诗"/>
+    <w:bookmarkEnd w:id="111"/>
+    <w:bookmarkStart w:id="112" w:name="音乐美食与诗"/>
     <w:p>
       <w:pPr>
         <w:pStyle w:val="Heading2"/>
@@ -4043,27 +4121,27 @@
       <w:pPr>
         <w:numPr>
           <w:ilvl w:val="0"/>
-          <w:numId w:val="1078"/>
+          <w:numId w:val="1080"/>
         </w:numPr>
       </w:pPr>
       <w:r>
         <w:t xml:space="preserve">作为朝音联合创始人，受南山图书馆和荃园邀请，作为主讲人参加南山图书馆举办的“艺术荟”系列活动</w:t>
       </w:r>
-      <w:hyperlink w:anchor="fn65">
+      <w:hyperlink w:anchor="fn66">
         <w:r>
           <w:rPr>
             <w:rStyle w:val="Hyperlink"/>
             <w:vertAlign w:val="superscript"/>
           </w:rPr>
-          <w:t xml:space="preserve">65</w:t>
-        </w:r>
-      </w:hyperlink>
-    </w:p>
-    <w:p>
-      <w:pPr>
-        <w:numPr>
-          <w:ilvl w:val="0"/>
-          <w:numId w:val="1078"/>
+          <w:t xml:space="preserve">66</w:t>
+        </w:r>
+      </w:hyperlink>
+    </w:p>
+    <w:p>
+      <w:pPr>
+        <w:numPr>
+          <w:ilvl w:val="0"/>
+          <w:numId w:val="1080"/>
         </w:numPr>
       </w:pPr>
       <w:r>
@@ -4074,7 +4152,7 @@
       <w:pPr>
         <w:numPr>
           <w:ilvl w:val="0"/>
-          <w:numId w:val="1078"/>
+          <w:numId w:val="1080"/>
         </w:numPr>
       </w:pPr>
       <w:r>
@@ -4085,15 +4163,15 @@
       <w:pPr>
         <w:numPr>
           <w:ilvl w:val="0"/>
-          <w:numId w:val="1078"/>
+          <w:numId w:val="1080"/>
         </w:numPr>
       </w:pPr>
       <w:r>
         <w:t xml:space="preserve">兼收并蓄，在展开具有想象力的跨领域整合以及接地气的同时，保持了深入专业的音乐分析，将专业的学术论述带入趣味科普中</w:t>
       </w:r>
     </w:p>
-    <w:bookmarkEnd w:id="110"/>
-    <w:bookmarkStart w:id="111" w:name="如何抓实抓好练琴的底层逻辑"/>
+    <w:bookmarkEnd w:id="112"/>
+    <w:bookmarkStart w:id="113" w:name="如何抓实抓好练琴的底层逻辑"/>
     <w:p>
       <w:pPr>
         <w:pStyle w:val="Heading2"/>
@@ -4114,7 +4192,7 @@
       <w:pPr>
         <w:numPr>
           <w:ilvl w:val="0"/>
-          <w:numId w:val="1079"/>
+          <w:numId w:val="1081"/>
         </w:numPr>
       </w:pPr>
       <w:r>
@@ -4125,15 +4203,15 @@
       <w:pPr>
         <w:numPr>
           <w:ilvl w:val="0"/>
-          <w:numId w:val="1079"/>
+          <w:numId w:val="1081"/>
         </w:numPr>
       </w:pPr>
       <w:r>
         <w:t xml:space="preserve">作为对“练琴中的方法论”的持续打磨和迭代，在以往讲座的基础上继续充实内容和优化呈现：增加了案例和示范，优化了讲座整体的叙事逻辑，充实了讲座的呈现形式</w:t>
       </w:r>
     </w:p>
-    <w:bookmarkEnd w:id="111"/>
-    <w:bookmarkStart w:id="112" w:name="音乐中的时间箭头---以可区分性以及唯一指向性为锚点重新审视音乐的时间结构"/>
+    <w:bookmarkEnd w:id="113"/>
+    <w:bookmarkStart w:id="114" w:name="音乐中的时间箭头---以可区分性以及唯一指向性为锚点重新审视音乐的时间结构"/>
     <w:p>
       <w:pPr>
         <w:pStyle w:val="Heading2"/>
@@ -4160,43 +4238,43 @@
       <w:pPr>
         <w:numPr>
           <w:ilvl w:val="0"/>
-          <w:numId w:val="1080"/>
+          <w:numId w:val="1082"/>
         </w:numPr>
       </w:pPr>
       <w:r>
         <w:t xml:space="preserve">发布于期刊《北方音乐》2023年第3期</w:t>
       </w:r>
-      <w:hyperlink w:anchor="fn66">
+      <w:hyperlink w:anchor="fn67">
         <w:r>
           <w:rPr>
             <w:rStyle w:val="Hyperlink"/>
             <w:vertAlign w:val="superscript"/>
           </w:rPr>
-          <w:t xml:space="preserve">66</w:t>
+          <w:t xml:space="preserve">67</w:t>
         </w:r>
       </w:hyperlink>
       <w:r>
         <w:t xml:space="preserve"> </w:t>
       </w:r>
-      <w:hyperlink w:anchor="fn67">
+      <w:hyperlink w:anchor="fn68">
         <w:r>
           <w:rPr>
             <w:rStyle w:val="Hyperlink"/>
             <w:vertAlign w:val="superscript"/>
           </w:rPr>
-          <w:t xml:space="preserve">67</w:t>
+          <w:t xml:space="preserve">68</w:t>
         </w:r>
       </w:hyperlink>
       <w:r>
         <w:t xml:space="preserve"> </w:t>
       </w:r>
-      <w:hyperlink w:anchor="fn68">
+      <w:hyperlink w:anchor="fn69">
         <w:r>
           <w:rPr>
             <w:rStyle w:val="Hyperlink"/>
             <w:vertAlign w:val="superscript"/>
           </w:rPr>
-          <w:t xml:space="preserve">68</w:t>
+          <w:t xml:space="preserve">69</w:t>
         </w:r>
       </w:hyperlink>
       <w:r>
@@ -4207,7 +4285,7 @@
       <w:pPr>
         <w:numPr>
           <w:ilvl w:val="0"/>
-          <w:numId w:val="1080"/>
+          <w:numId w:val="1082"/>
         </w:numPr>
       </w:pPr>
       <w:r>
@@ -4218,7 +4296,7 @@
       <w:pPr>
         <w:numPr>
           <w:ilvl w:val="0"/>
-          <w:numId w:val="1080"/>
+          <w:numId w:val="1082"/>
         </w:numPr>
       </w:pPr>
       <w:r>
@@ -4229,15 +4307,15 @@
       <w:pPr>
         <w:numPr>
           <w:ilvl w:val="0"/>
-          <w:numId w:val="1080"/>
+          <w:numId w:val="1082"/>
         </w:numPr>
       </w:pPr>
       <w:r>
         <w:t xml:space="preserve">摘要：本文由“时间箭头”这一广义的话题驱动，通过参考哲学（认识论）和科学（热力学）作为这一话题词源意义上的上游，试图启发音乐方面的讨论。更确切地说，我们关注时间箭头的两个具体性质：可区分性以及唯一指向性，并试图以此为锚点，实现跨学科的启发。通过分别讨论上述两个性质在哲学/科学中的体现，本文试展开对应的音乐命题并应用于具体的案例分析：对于可区分性，本文关注音乐中的“复现”，从“诞生/重生”这一概念对切入，对巴赫的《圣诞节清唱剧》的定位试作新的解读；对于唯一指向性，本文关注音乐中高点的后移，提出“AB-AAB左偏向模型”，将音乐的时间结构（例如曲式）看作动态生长过程的产物，并因此埋下一个有机主义的伏笔。</w:t>
       </w:r>
     </w:p>
-    <w:bookmarkEnd w:id="112"/>
-    <w:bookmarkStart w:id="113" w:name="音乐中的时间箭头---时间不对称性在音乐中的体现以及相关的有机论启示"/>
+    <w:bookmarkEnd w:id="114"/>
+    <w:bookmarkStart w:id="115" w:name="音乐中的时间箭头---时间不对称性在音乐中的体现以及相关的有机论启示"/>
     <w:p>
       <w:pPr>
         <w:pStyle w:val="Heading2"/>
@@ -4264,7 +4342,7 @@
       <w:pPr>
         <w:numPr>
           <w:ilvl w:val="0"/>
-          <w:numId w:val="1081"/>
+          <w:numId w:val="1083"/>
         </w:numPr>
       </w:pPr>
       <w:r>
@@ -4276,21 +4354,21 @@
       <w:r>
         <w:t xml:space="preserve">in Music and Its Organicist Implications</w:t>
       </w:r>
-      <w:hyperlink w:anchor="fn69">
+      <w:hyperlink w:anchor="fn70">
         <w:r>
           <w:rPr>
             <w:rStyle w:val="Hyperlink"/>
             <w:vertAlign w:val="superscript"/>
           </w:rPr>
-          <w:t xml:space="preserve">69</w:t>
-        </w:r>
-      </w:hyperlink>
-    </w:p>
-    <w:p>
-      <w:pPr>
-        <w:numPr>
-          <w:ilvl w:val="0"/>
-          <w:numId w:val="1081"/>
+          <w:t xml:space="preserve">70</w:t>
+        </w:r>
+      </w:hyperlink>
+    </w:p>
+    <w:p>
+      <w:pPr>
+        <w:numPr>
+          <w:ilvl w:val="0"/>
+          <w:numId w:val="1083"/>
         </w:numPr>
       </w:pPr>
       <w:r>
@@ -4307,7 +4385,7 @@
       <w:pPr>
         <w:numPr>
           <w:ilvl w:val="0"/>
-          <w:numId w:val="1081"/>
+          <w:numId w:val="1083"/>
         </w:numPr>
       </w:pPr>
       <w:r>
@@ -4318,15 +4396,15 @@
       <w:pPr>
         <w:numPr>
           <w:ilvl w:val="0"/>
-          <w:numId w:val="1081"/>
+          <w:numId w:val="1083"/>
         </w:numPr>
       </w:pPr>
       <w:r>
         <w:t xml:space="preserve">一个触及多个领域及学科的项目，涉及并整合了如下领域，包括但不限于：哲学（具体涉及认识论这一分支），物理（具体涉及热力学这一分支），神学，叙事学，戏剧理论，以及表演学理论</w:t>
       </w:r>
     </w:p>
-    <w:bookmarkEnd w:id="113"/>
-    <w:bookmarkStart w:id="114" w:name="对统一性和多样性的整合---重温勃拉姆斯的亨德尔主题变奏op.-24"/>
+    <w:bookmarkEnd w:id="115"/>
+    <w:bookmarkStart w:id="116" w:name="对统一性和多样性的整合---重温勃拉姆斯的亨德尔主题变奏op.-24"/>
     <w:p>
       <w:pPr>
         <w:pStyle w:val="Heading2"/>
@@ -4353,7 +4431,7 @@
       <w:pPr>
         <w:numPr>
           <w:ilvl w:val="0"/>
-          <w:numId w:val="1082"/>
+          <w:numId w:val="1084"/>
         </w:numPr>
       </w:pPr>
       <w:r>
@@ -4370,7 +4448,7 @@
       <w:pPr>
         <w:numPr>
           <w:ilvl w:val="0"/>
-          <w:numId w:val="1082"/>
+          <w:numId w:val="1084"/>
         </w:numPr>
       </w:pPr>
       <w:r>
@@ -4381,7 +4459,7 @@
       <w:pPr>
         <w:numPr>
           <w:ilvl w:val="0"/>
-          <w:numId w:val="1082"/>
+          <w:numId w:val="1084"/>
         </w:numPr>
       </w:pPr>
       <w:r>
@@ -4392,15 +4470,15 @@
       <w:pPr>
         <w:numPr>
           <w:ilvl w:val="0"/>
-          <w:numId w:val="1082"/>
+          <w:numId w:val="1084"/>
         </w:numPr>
       </w:pPr>
       <w:r>
         <w:t xml:space="preserve">探究了“统一性”和“多样性”如何可以由变奏曲式整合，尤其是演奏者如何在变奏曲中引入新乐句以及诠释重复乐句</w:t>
       </w:r>
     </w:p>
-    <w:bookmarkEnd w:id="114"/>
-    <w:bookmarkStart w:id="115" w:name="练琴中的方法论视频系列"/>
+    <w:bookmarkEnd w:id="116"/>
+    <w:bookmarkStart w:id="117" w:name="练琴中的方法论视频系列"/>
     <w:p>
       <w:pPr>
         <w:pStyle w:val="Heading2"/>
@@ -4421,7 +4499,7 @@
       <w:pPr>
         <w:numPr>
           <w:ilvl w:val="0"/>
-          <w:numId w:val="1083"/>
+          <w:numId w:val="1085"/>
         </w:numPr>
       </w:pPr>
       <w:r>
@@ -4432,15 +4510,15 @@
       <w:pPr>
         <w:numPr>
           <w:ilvl w:val="0"/>
-          <w:numId w:val="1083"/>
+          <w:numId w:val="1085"/>
         </w:numPr>
       </w:pPr>
       <w:r>
         <w:t xml:space="preserve">内容基于2020年10月7日的同名讲座进一步发展而来</w:t>
       </w:r>
     </w:p>
-    <w:bookmarkEnd w:id="115"/>
-    <w:bookmarkStart w:id="116" w:name="上海国际乐器展"/>
+    <w:bookmarkEnd w:id="117"/>
+    <w:bookmarkStart w:id="118" w:name="上海国际乐器展"/>
     <w:p>
       <w:pPr>
         <w:pStyle w:val="Heading2"/>
@@ -4461,24 +4539,24 @@
       <w:pPr>
         <w:numPr>
           <w:ilvl w:val="0"/>
-          <w:numId w:val="1084"/>
+          <w:numId w:val="1086"/>
         </w:numPr>
       </w:pPr>
       <w:r>
         <w:t xml:space="preserve">作为珠江钢琴特邀嘉宾艺术家，在乐器展的展台上主持座谈会，与亦是同学朋友的新晋珠江钢琴签约艺术家们畅谈自身的艺术成长之路</w:t>
       </w:r>
-      <w:hyperlink w:anchor="fn70">
+      <w:hyperlink w:anchor="fn71">
         <w:r>
           <w:rPr>
             <w:rStyle w:val="Hyperlink"/>
             <w:vertAlign w:val="superscript"/>
           </w:rPr>
-          <w:t xml:space="preserve">70</w:t>
-        </w:r>
-      </w:hyperlink>
-    </w:p>
-    <w:bookmarkEnd w:id="116"/>
-    <w:bookmarkStart w:id="117" w:name="练琴中的方法论"/>
+          <w:t xml:space="preserve">71</w:t>
+        </w:r>
+      </w:hyperlink>
+    </w:p>
+    <w:bookmarkEnd w:id="118"/>
+    <w:bookmarkStart w:id="119" w:name="练琴中的方法论"/>
     <w:p>
       <w:pPr>
         <w:pStyle w:val="Heading2"/>
@@ -4499,7 +4577,7 @@
       <w:pPr>
         <w:numPr>
           <w:ilvl w:val="0"/>
-          <w:numId w:val="1085"/>
+          <w:numId w:val="1087"/>
         </w:numPr>
       </w:pPr>
       <w:r>
@@ -4510,7 +4588,7 @@
       <w:pPr>
         <w:numPr>
           <w:ilvl w:val="0"/>
-          <w:numId w:val="1085"/>
+          <w:numId w:val="1087"/>
         </w:numPr>
       </w:pPr>
       <w:r>
@@ -4521,15 +4599,15 @@
       <w:pPr>
         <w:numPr>
           <w:ilvl w:val="0"/>
-          <w:numId w:val="1085"/>
+          <w:numId w:val="1087"/>
         </w:numPr>
       </w:pPr>
       <w:r>
         <w:t xml:space="preserve">涉及到的关键课题：化整为零，刻意练习，发散联想式思维</w:t>
       </w:r>
     </w:p>
-    <w:bookmarkEnd w:id="117"/>
-    <w:bookmarkStart w:id="118" w:name="现实的湮灭---向纯粹的精神世界进发"/>
+    <w:bookmarkEnd w:id="119"/>
+    <w:bookmarkStart w:id="120" w:name="现实的湮灭---向纯粹的精神世界进发"/>
     <w:p>
       <w:pPr>
         <w:pStyle w:val="Heading2"/>
@@ -4556,7 +4634,7 @@
       <w:pPr>
         <w:numPr>
           <w:ilvl w:val="0"/>
-          <w:numId w:val="1086"/>
+          <w:numId w:val="1088"/>
         </w:numPr>
       </w:pPr>
       <w:r>
@@ -4573,7 +4651,7 @@
       <w:pPr>
         <w:numPr>
           <w:ilvl w:val="0"/>
-          <w:numId w:val="1086"/>
+          <w:numId w:val="1088"/>
         </w:numPr>
       </w:pPr>
       <w:r>
@@ -4590,15 +4668,15 @@
       <w:pPr>
         <w:numPr>
           <w:ilvl w:val="0"/>
-          <w:numId w:val="1086"/>
+          <w:numId w:val="1088"/>
         </w:numPr>
       </w:pPr>
       <w:r>
         <w:t xml:space="preserve">一个跨学科的课题：探索了20世纪初的多个领域的风貌，包括音乐，文学，哲学，心理学，数学，以及自然科学</w:t>
       </w:r>
     </w:p>
-    <w:bookmarkEnd w:id="118"/>
-    <w:bookmarkStart w:id="119" w:name="用python告诉你为什么十二平均律有12个音"/>
+    <w:bookmarkEnd w:id="120"/>
+    <w:bookmarkStart w:id="121" w:name="用python告诉你为什么十二平均律有12个音"/>
     <w:p>
       <w:pPr>
         <w:pStyle w:val="Heading2"/>
@@ -4619,7 +4697,7 @@
       <w:pPr>
         <w:numPr>
           <w:ilvl w:val="0"/>
-          <w:numId w:val="1087"/>
+          <w:numId w:val="1089"/>
         </w:numPr>
       </w:pPr>
       <w:r>
@@ -4630,15 +4708,15 @@
       <w:pPr>
         <w:numPr>
           <w:ilvl w:val="0"/>
-          <w:numId w:val="1087"/>
+          <w:numId w:val="1089"/>
         </w:numPr>
       </w:pPr>
       <w:r>
         <w:t xml:space="preserve">运用到了基于计算机语言Python的框架：JupyterLab，为文章提供了数据可视化等更便于读者理解的工具</w:t>
       </w:r>
     </w:p>
-    <w:bookmarkEnd w:id="119"/>
-    <w:bookmarkStart w:id="120" w:name="当符号系统成为了音乐表达力的掣肘"/>
+    <w:bookmarkEnd w:id="121"/>
+    <w:bookmarkStart w:id="122" w:name="当符号系统成为了音乐表达力的掣肘"/>
     <w:p>
       <w:pPr>
         <w:pStyle w:val="Heading2"/>
@@ -4659,7 +4737,7 @@
       <w:pPr>
         <w:numPr>
           <w:ilvl w:val="0"/>
-          <w:numId w:val="1088"/>
+          <w:numId w:val="1090"/>
         </w:numPr>
       </w:pPr>
       <w:r>
@@ -4676,7 +4754,7 @@
       <w:pPr>
         <w:numPr>
           <w:ilvl w:val="0"/>
-          <w:numId w:val="1088"/>
+          <w:numId w:val="1090"/>
         </w:numPr>
       </w:pPr>
       <w:r>
@@ -4689,8 +4767,8 @@
         <w:t xml:space="preserve">76）为例，分析了音乐记谱系统的的局限性，以及对演奏的潜在掣肘</w:t>
       </w:r>
     </w:p>
-    <w:bookmarkEnd w:id="120"/>
-    <w:bookmarkStart w:id="121" w:name="与魔鬼作斗争---舒曼和他的幽灵变奏曲"/>
+    <w:bookmarkEnd w:id="122"/>
+    <w:bookmarkStart w:id="123" w:name="与魔鬼作斗争---舒曼和他的幽灵变奏曲"/>
     <w:p>
       <w:pPr>
         <w:pStyle w:val="Heading2"/>
@@ -4717,7 +4795,7 @@
       <w:pPr>
         <w:numPr>
           <w:ilvl w:val="0"/>
-          <w:numId w:val="1089"/>
+          <w:numId w:val="1091"/>
         </w:numPr>
       </w:pPr>
       <w:r>
@@ -4734,7 +4812,7 @@
       <w:pPr>
         <w:numPr>
           <w:ilvl w:val="0"/>
-          <w:numId w:val="1089"/>
+          <w:numId w:val="1091"/>
         </w:numPr>
       </w:pPr>
       <w:r>
@@ -4745,15 +4823,15 @@
       <w:pPr>
         <w:numPr>
           <w:ilvl w:val="0"/>
-          <w:numId w:val="1089"/>
+          <w:numId w:val="1091"/>
         </w:numPr>
       </w:pPr>
       <w:r>
         <w:t xml:space="preserve">标题的灵感来自于茨威格的同名图书《与魔鬼作斗争：荷尔德林、克莱斯特、尼采》，本文藉由舒曼的幽灵变奏曲，探索了多个跟此曲相关的概念：执念，救赎，以及不灭的魂灵</w:t>
       </w:r>
     </w:p>
-    <w:bookmarkEnd w:id="121"/>
-    <w:bookmarkStart w:id="122" w:name="幻想曲作为舒伯特魂之旅途的媒介"/>
+    <w:bookmarkEnd w:id="123"/>
+    <w:bookmarkStart w:id="124" w:name="幻想曲作为舒伯特魂之旅途的媒介"/>
     <w:p>
       <w:pPr>
         <w:pStyle w:val="Heading2"/>
@@ -4774,7 +4852,7 @@
       <w:pPr>
         <w:numPr>
           <w:ilvl w:val="0"/>
-          <w:numId w:val="1090"/>
+          <w:numId w:val="1092"/>
         </w:numPr>
       </w:pPr>
       <w:r>
@@ -4791,7 +4869,7 @@
       <w:pPr>
         <w:numPr>
           <w:ilvl w:val="0"/>
-          <w:numId w:val="1090"/>
+          <w:numId w:val="1092"/>
         </w:numPr>
       </w:pPr>
       <w:r>
@@ -4810,8 +4888,8 @@
         <w:t xml:space="preserve">940）的分析，并借此探索浪漫主义中“旅人”这一概念</w:t>
       </w:r>
     </w:p>
-    <w:bookmarkEnd w:id="122"/>
-    <w:bookmarkStart w:id="123" w:name="论特里斯坦和伊索尔德中的致命相逢作为戏剧和解"/>
+    <w:bookmarkEnd w:id="124"/>
+    <w:bookmarkStart w:id="125" w:name="论特里斯坦和伊索尔德中的致命相逢作为戏剧和解"/>
     <w:p>
       <w:pPr>
         <w:pStyle w:val="Heading2"/>
@@ -4832,7 +4910,7 @@
       <w:pPr>
         <w:numPr>
           <w:ilvl w:val="0"/>
-          <w:numId w:val="1091"/>
+          <w:numId w:val="1093"/>
         </w:numPr>
       </w:pPr>
       <w:r>
@@ -4849,15 +4927,15 @@
       <w:pPr>
         <w:numPr>
           <w:ilvl w:val="0"/>
-          <w:numId w:val="1091"/>
+          <w:numId w:val="1093"/>
         </w:numPr>
       </w:pPr>
       <w:r>
         <w:t xml:space="preserve">分析了瓦格纳的歌剧《特里斯坦和伊索尔德》出现的数次主角之间的相逢场景，并探讨这些场景如何为音乐及戏剧层面的“爱慕-死亡”这一伴生的二元概念服务</w:t>
       </w:r>
     </w:p>
-    <w:bookmarkEnd w:id="123"/>
-    <w:bookmarkStart w:id="124" w:name="信仰之跃数学和传说在乐理发展史上所扮演的角色"/>
+    <w:bookmarkEnd w:id="125"/>
+    <w:bookmarkStart w:id="126" w:name="信仰之跃数学和传说在乐理发展史上所扮演的角色"/>
     <w:p>
       <w:pPr>
         <w:pStyle w:val="Heading2"/>
@@ -4878,7 +4956,7 @@
       <w:pPr>
         <w:numPr>
           <w:ilvl w:val="0"/>
-          <w:numId w:val="1092"/>
+          <w:numId w:val="1094"/>
         </w:numPr>
       </w:pPr>
       <w:r>
@@ -4895,7 +4973,7 @@
       <w:pPr>
         <w:numPr>
           <w:ilvl w:val="0"/>
-          <w:numId w:val="1092"/>
+          <w:numId w:val="1094"/>
         </w:numPr>
       </w:pPr>
       <w:r>
@@ -4906,15 +4984,15 @@
       <w:pPr>
         <w:numPr>
           <w:ilvl w:val="0"/>
-          <w:numId w:val="1092"/>
+          <w:numId w:val="1094"/>
         </w:numPr>
       </w:pPr>
       <w:r>
         <w:t xml:space="preserve">试图将乐理演变轨迹归因，从数学和神话的角度解释乐理的历史变迁。一个得出的假说是：中世纪/文艺复兴时期的乐理发展轨迹可以被看作是将乐理这一学科从数学和神话中分离出来的过程</w:t>
       </w:r>
     </w:p>
-    <w:bookmarkEnd w:id="124"/>
-    <w:bookmarkStart w:id="125" w:name="倒置对位---一个基于数值计算的模型"/>
+    <w:bookmarkEnd w:id="126"/>
+    <w:bookmarkStart w:id="127" w:name="倒置对位---一个基于数值计算的模型"/>
     <w:p>
       <w:pPr>
         <w:pStyle w:val="Heading2"/>
@@ -4941,7 +5019,7 @@
       <w:pPr>
         <w:numPr>
           <w:ilvl w:val="0"/>
-          <w:numId w:val="1093"/>
+          <w:numId w:val="1095"/>
         </w:numPr>
       </w:pPr>
       <w:r>
@@ -4958,7 +5036,7 @@
       <w:pPr>
         <w:numPr>
           <w:ilvl w:val="0"/>
-          <w:numId w:val="1093"/>
+          <w:numId w:val="1095"/>
         </w:numPr>
       </w:pPr>
       <w:r>
@@ -4969,16 +5047,16 @@
       <w:pPr>
         <w:numPr>
           <w:ilvl w:val="0"/>
-          <w:numId w:val="1093"/>
+          <w:numId w:val="1095"/>
         </w:numPr>
       </w:pPr>
       <w:r>
         <w:t xml:space="preserve">通过数学模型来编码并且理解乐理规则，除了得到一个更加简洁优美的描述，还可以得到一个算法上的实现，来进行计算机辅助解题</w:t>
       </w:r>
     </w:p>
-    <w:bookmarkEnd w:id="125"/>
-    <w:bookmarkEnd w:id="126"/>
-    <w:bookmarkStart w:id="255" w:name="其他经验"/>
+    <w:bookmarkEnd w:id="127"/>
+    <w:bookmarkEnd w:id="128"/>
+    <w:bookmarkStart w:id="259" w:name="其他经验"/>
     <w:p>
       <w:pPr>
         <w:pStyle w:val="Heading1"/>
@@ -4991,7 +5069,7 @@
       <w:pPr>
         <w:numPr>
           <w:ilvl w:val="0"/>
-          <w:numId w:val="1094"/>
+          <w:numId w:val="1096"/>
         </w:numPr>
       </w:pPr>
       <w:r>
@@ -5002,7 +5080,7 @@
       <w:pPr>
         <w:numPr>
           <w:ilvl w:val="1"/>
-          <w:numId w:val="1095"/>
+          <w:numId w:val="1097"/>
         </w:numPr>
       </w:pPr>
       <w:r>
@@ -5026,7 +5104,7 @@
       <w:pPr>
         <w:numPr>
           <w:ilvl w:val="1"/>
-          <w:numId w:val="1095"/>
+          <w:numId w:val="1097"/>
         </w:numPr>
       </w:pPr>
       <w:r>
@@ -5044,7 +5122,7 @@
       <w:pPr>
         <w:numPr>
           <w:ilvl w:val="1"/>
-          <w:numId w:val="1095"/>
+          <w:numId w:val="1097"/>
         </w:numPr>
       </w:pPr>
       <w:r>
@@ -5064,7 +5142,7 @@
         <w:t xml:space="preserve">GNU工具链, Docker等容器化工具</w:t>
       </w:r>
     </w:p>
-    <w:bookmarkStart w:id="127" w:name="网站开发"/>
+    <w:bookmarkStart w:id="129" w:name="网站开发"/>
     <w:p>
       <w:pPr>
         <w:pStyle w:val="Heading2"/>
@@ -5085,7 +5163,7 @@
       <w:pPr>
         <w:numPr>
           <w:ilvl w:val="0"/>
-          <w:numId w:val="1096"/>
+          <w:numId w:val="1098"/>
         </w:numPr>
       </w:pPr>
       <w:r>
@@ -5096,7 +5174,7 @@
       <w:pPr>
         <w:numPr>
           <w:ilvl w:val="0"/>
-          <w:numId w:val="1096"/>
+          <w:numId w:val="1098"/>
         </w:numPr>
       </w:pPr>
       <w:r>
@@ -5109,8 +5187,8 @@
         <w:t xml:space="preserve">Universal对个人网站进行重构，旨在于打造加载速度和可维护性俱佳的PWA产品</w:t>
       </w:r>
     </w:p>
-    <w:bookmarkEnd w:id="127"/>
-    <w:bookmarkStart w:id="128" w:name="聆听茱莉亚项目"/>
+    <w:bookmarkEnd w:id="129"/>
+    <w:bookmarkStart w:id="130" w:name="聆听茱莉亚项目"/>
     <w:p>
       <w:pPr>
         <w:pStyle w:val="Heading2"/>
@@ -5131,7 +5209,7 @@
       <w:pPr>
         <w:numPr>
           <w:ilvl w:val="0"/>
-          <w:numId w:val="1097"/>
+          <w:numId w:val="1099"/>
         </w:numPr>
       </w:pPr>
       <w:r>
@@ -5148,7 +5226,7 @@
       <w:pPr>
         <w:numPr>
           <w:ilvl w:val="0"/>
-          <w:numId w:val="1097"/>
+          <w:numId w:val="1099"/>
         </w:numPr>
       </w:pPr>
       <w:r>
@@ -5159,15 +5237,15 @@
       <w:pPr>
         <w:numPr>
           <w:ilvl w:val="0"/>
-          <w:numId w:val="1097"/>
+          <w:numId w:val="1099"/>
         </w:numPr>
       </w:pPr>
       <w:r>
         <w:t xml:space="preserve">作为顾问，通过对音乐以及计算机领域的知识，研发了一个计算机工程角度高效，音乐角度直观的数据结构用来建模音乐建模</w:t>
       </w:r>
     </w:p>
-    <w:bookmarkEnd w:id="128"/>
-    <w:bookmarkStart w:id="129" w:name="图书馆多媒体数字化项目"/>
+    <w:bookmarkEnd w:id="130"/>
+    <w:bookmarkStart w:id="131" w:name="图书馆多媒体数字化项目"/>
     <w:p>
       <w:pPr>
         <w:pStyle w:val="Heading2"/>
@@ -5188,15 +5266,15 @@
       <w:pPr>
         <w:numPr>
           <w:ilvl w:val="0"/>
-          <w:numId w:val="1098"/>
+          <w:numId w:val="1100"/>
         </w:numPr>
       </w:pPr>
       <w:r>
         <w:t xml:space="preserve">开发了一套软件解决方案，旨在于自动化校内图书馆中影音资料的数字化过程。此方案成功数字化了超过500张碟片，供校内师生在线上浏览</w:t>
       </w:r>
     </w:p>
-    <w:bookmarkEnd w:id="129"/>
-    <w:bookmarkStart w:id="254" w:name="倒置对位辅助工具"/>
+    <w:bookmarkEnd w:id="131"/>
+    <w:bookmarkStart w:id="258" w:name="倒置对位辅助工具"/>
     <w:p>
       <w:pPr>
         <w:pStyle w:val="Heading2"/>
@@ -5217,34 +5295,34 @@
       <w:pPr>
         <w:numPr>
           <w:ilvl w:val="0"/>
-          <w:numId w:val="1099"/>
+          <w:numId w:val="1101"/>
         </w:numPr>
       </w:pPr>
       <w:r>
         <w:t xml:space="preserve">为研究生对位课程所开发的在线辅助软件工具，帮助学生计算倒置对位所需的和弦表</w:t>
       </w:r>
-      <w:hyperlink w:anchor="fn71">
+      <w:hyperlink w:anchor="fn72">
         <w:r>
           <w:rPr>
             <w:rStyle w:val="Hyperlink"/>
             <w:vertAlign w:val="superscript"/>
           </w:rPr>
-          <w:t xml:space="preserve">71</w:t>
-        </w:r>
-      </w:hyperlink>
-    </w:p>
-    <w:p>
-      <w:pPr>
-        <w:numPr>
-          <w:ilvl w:val="0"/>
-          <w:numId w:val="1099"/>
+          <w:t xml:space="preserve">72</w:t>
+        </w:r>
+      </w:hyperlink>
+    </w:p>
+    <w:p>
+      <w:pPr>
+        <w:numPr>
+          <w:ilvl w:val="0"/>
+          <w:numId w:val="1101"/>
         </w:numPr>
       </w:pPr>
       <w:r>
         <w:t xml:space="preserve">开发过程结合了乐理领域有关倒置对位的知识，并且用计算机算法以及web开发实现对倒置对位的建模和求解</w:t>
       </w:r>
     </w:p>
-    <w:bookmarkStart w:id="253" w:name="footnotes"/>
+    <w:bookmarkStart w:id="257" w:name="footnotes"/>
     <w:p>
       <w:r>
         <w:pict>
@@ -5252,15 +5330,15 @@
         </w:pict>
       </w:r>
     </w:p>
-    <w:bookmarkStart w:id="131" w:name="fn1"/>
-    <w:p>
-      <w:pPr>
-        <w:numPr>
-          <w:ilvl w:val="0"/>
-          <w:numId w:val="1100"/>
-        </w:numPr>
-      </w:pPr>
-      <w:hyperlink r:id="rId130">
+    <w:bookmarkStart w:id="133" w:name="fn1"/>
+    <w:p>
+      <w:pPr>
+        <w:numPr>
+          <w:ilvl w:val="0"/>
+          <w:numId w:val="1102"/>
+        </w:numPr>
+      </w:pPr>
+      <w:hyperlink r:id="rId132">
         <w:r>
           <w:rPr>
             <w:rStyle w:val="VerbatimChar"/>
@@ -5277,16 +5355,16 @@
         </w:r>
       </w:hyperlink>
     </w:p>
-    <w:bookmarkEnd w:id="131"/>
-    <w:bookmarkStart w:id="133" w:name="fn2"/>
-    <w:p>
-      <w:pPr>
-        <w:numPr>
-          <w:ilvl w:val="0"/>
-          <w:numId w:val="1100"/>
-        </w:numPr>
-      </w:pPr>
-      <w:hyperlink r:id="rId132">
+    <w:bookmarkEnd w:id="133"/>
+    <w:bookmarkStart w:id="135" w:name="fn2"/>
+    <w:p>
+      <w:pPr>
+        <w:numPr>
+          <w:ilvl w:val="0"/>
+          <w:numId w:val="1102"/>
+        </w:numPr>
+      </w:pPr>
+      <w:hyperlink r:id="rId134">
         <w:r>
           <w:rPr>
             <w:rStyle w:val="VerbatimChar"/>
@@ -5303,16 +5381,16 @@
         </w:r>
       </w:hyperlink>
     </w:p>
-    <w:bookmarkEnd w:id="133"/>
-    <w:bookmarkStart w:id="135" w:name="fn3"/>
-    <w:p>
-      <w:pPr>
-        <w:numPr>
-          <w:ilvl w:val="0"/>
-          <w:numId w:val="1100"/>
-        </w:numPr>
-      </w:pPr>
-      <w:hyperlink r:id="rId134">
+    <w:bookmarkEnd w:id="135"/>
+    <w:bookmarkStart w:id="137" w:name="fn3"/>
+    <w:p>
+      <w:pPr>
+        <w:numPr>
+          <w:ilvl w:val="0"/>
+          <w:numId w:val="1102"/>
+        </w:numPr>
+      </w:pPr>
+      <w:hyperlink r:id="rId136">
         <w:r>
           <w:rPr>
             <w:rStyle w:val="VerbatimChar"/>
@@ -5329,16 +5407,16 @@
         </w:r>
       </w:hyperlink>
     </w:p>
-    <w:bookmarkEnd w:id="135"/>
-    <w:bookmarkStart w:id="137" w:name="fn4"/>
-    <w:p>
-      <w:pPr>
-        <w:numPr>
-          <w:ilvl w:val="0"/>
-          <w:numId w:val="1100"/>
-        </w:numPr>
-      </w:pPr>
-      <w:hyperlink r:id="rId136">
+    <w:bookmarkEnd w:id="137"/>
+    <w:bookmarkStart w:id="139" w:name="fn4"/>
+    <w:p>
+      <w:pPr>
+        <w:numPr>
+          <w:ilvl w:val="0"/>
+          <w:numId w:val="1102"/>
+        </w:numPr>
+      </w:pPr>
+      <w:hyperlink r:id="rId138">
         <w:r>
           <w:rPr>
             <w:rStyle w:val="VerbatimChar"/>
@@ -5355,16 +5433,16 @@
         </w:r>
       </w:hyperlink>
     </w:p>
-    <w:bookmarkEnd w:id="137"/>
-    <w:bookmarkStart w:id="139" w:name="fn5"/>
-    <w:p>
-      <w:pPr>
-        <w:numPr>
-          <w:ilvl w:val="0"/>
-          <w:numId w:val="1100"/>
-        </w:numPr>
-      </w:pPr>
-      <w:hyperlink r:id="rId138">
+    <w:bookmarkEnd w:id="139"/>
+    <w:bookmarkStart w:id="141" w:name="fn5"/>
+    <w:p>
+      <w:pPr>
+        <w:numPr>
+          <w:ilvl w:val="0"/>
+          <w:numId w:val="1102"/>
+        </w:numPr>
+      </w:pPr>
+      <w:hyperlink r:id="rId140">
         <w:r>
           <w:rPr>
             <w:rStyle w:val="VerbatimChar"/>
@@ -5381,13 +5459,1378 @@
         </w:r>
       </w:hyperlink>
     </w:p>
-    <w:bookmarkEnd w:id="139"/>
-    <w:bookmarkStart w:id="141" w:name="fn6"/>
-    <w:p>
-      <w:pPr>
-        <w:numPr>
-          <w:ilvl w:val="0"/>
-          <w:numId w:val="1100"/>
+    <w:bookmarkEnd w:id="141"/>
+    <w:bookmarkStart w:id="143" w:name="fn6"/>
+    <w:p>
+      <w:pPr>
+        <w:numPr>
+          <w:ilvl w:val="0"/>
+          <w:numId w:val="1102"/>
+        </w:numPr>
+      </w:pPr>
+      <w:hyperlink r:id="rId142">
+        <w:r>
+          <w:rPr>
+            <w:rStyle w:val="VerbatimChar"/>
+          </w:rPr>
+          <w:t xml:space="preserve">https://www.tianjinjuilliard.edu.cn/faculty/qi-xu</w:t>
+        </w:r>
+      </w:hyperlink>
+      <w:hyperlink w:anchor="fnref6">
+        <w:r>
+          <w:rPr>
+            <w:rStyle w:val="Hyperlink"/>
+          </w:rPr>
+          <w:t xml:space="preserve">↩︎</w:t>
+        </w:r>
+      </w:hyperlink>
+    </w:p>
+    <w:bookmarkEnd w:id="143"/>
+    <w:bookmarkStart w:id="145" w:name="fn7"/>
+    <w:p>
+      <w:pPr>
+        <w:numPr>
+          <w:ilvl w:val="0"/>
+          <w:numId w:val="1102"/>
+        </w:numPr>
+      </w:pPr>
+      <w:hyperlink r:id="rId144">
+        <w:r>
+          <w:rPr>
+            <w:rStyle w:val="VerbatimChar"/>
+          </w:rPr>
+          <w:t xml:space="preserve">https://mp.weixin.qq.com/s/aL3TjOWqKz0n_A4hzQVT7g</w:t>
+        </w:r>
+      </w:hyperlink>
+      <w:hyperlink w:anchor="fnref7">
+        <w:r>
+          <w:rPr>
+            <w:rStyle w:val="Hyperlink"/>
+          </w:rPr>
+          <w:t xml:space="preserve">↩︎</w:t>
+        </w:r>
+      </w:hyperlink>
+    </w:p>
+    <w:bookmarkEnd w:id="145"/>
+    <w:bookmarkStart w:id="147" w:name="fn8"/>
+    <w:p>
+      <w:pPr>
+        <w:numPr>
+          <w:ilvl w:val="0"/>
+          <w:numId w:val="1102"/>
+        </w:numPr>
+      </w:pPr>
+      <w:hyperlink r:id="rId146">
+        <w:r>
+          <w:rPr>
+            <w:rStyle w:val="VerbatimChar"/>
+          </w:rPr>
+          <w:t xml:space="preserve">https://mp.weixin.qq.com/s/QKCzbxqk3ezxbsIF41n2Yg</w:t>
+        </w:r>
+      </w:hyperlink>
+      <w:hyperlink w:anchor="fnref8">
+        <w:r>
+          <w:rPr>
+            <w:rStyle w:val="Hyperlink"/>
+          </w:rPr>
+          <w:t xml:space="preserve">↩︎</w:t>
+        </w:r>
+      </w:hyperlink>
+    </w:p>
+    <w:bookmarkEnd w:id="147"/>
+    <w:bookmarkStart w:id="149" w:name="fn9"/>
+    <w:p>
+      <w:pPr>
+        <w:numPr>
+          <w:ilvl w:val="0"/>
+          <w:numId w:val="1102"/>
+        </w:numPr>
+      </w:pPr>
+      <w:hyperlink r:id="rId148">
+        <w:r>
+          <w:rPr>
+            <w:rStyle w:val="VerbatimChar"/>
+          </w:rPr>
+          <w:t xml:space="preserve">https://mp.weixin.qq.com/s/Q111t3RgziiBm6BMXmlydw</w:t>
+        </w:r>
+      </w:hyperlink>
+      <w:hyperlink w:anchor="fnref9">
+        <w:r>
+          <w:rPr>
+            <w:rStyle w:val="Hyperlink"/>
+          </w:rPr>
+          <w:t xml:space="preserve">↩︎</w:t>
+        </w:r>
+      </w:hyperlink>
+    </w:p>
+    <w:bookmarkEnd w:id="149"/>
+    <w:bookmarkStart w:id="151" w:name="fn10"/>
+    <w:p>
+      <w:pPr>
+        <w:numPr>
+          <w:ilvl w:val="0"/>
+          <w:numId w:val="1102"/>
+        </w:numPr>
+      </w:pPr>
+      <w:hyperlink r:id="rId150">
+        <w:r>
+          <w:rPr>
+            <w:rStyle w:val="VerbatimChar"/>
+          </w:rPr>
+          <w:t xml:space="preserve">https://www.hrbcm.edu.cn/info/1082/8086.htm</w:t>
+        </w:r>
+      </w:hyperlink>
+      <w:hyperlink w:anchor="fnref10">
+        <w:r>
+          <w:rPr>
+            <w:rStyle w:val="Hyperlink"/>
+          </w:rPr>
+          <w:t xml:space="preserve">↩︎</w:t>
+        </w:r>
+      </w:hyperlink>
+    </w:p>
+    <w:bookmarkEnd w:id="151"/>
+    <w:bookmarkStart w:id="152" w:name="fn11"/>
+    <w:p>
+      <w:pPr>
+        <w:numPr>
+          <w:ilvl w:val="0"/>
+          <w:numId w:val="1102"/>
+        </w:numPr>
+      </w:pPr>
+      <w:r>
+        <w:t xml:space="preserve">自2024年</w:t>
+      </w:r>
+      <w:hyperlink w:anchor="fnref11">
+        <w:r>
+          <w:rPr>
+            <w:rStyle w:val="Hyperlink"/>
+          </w:rPr>
+          <w:t xml:space="preserve">↩︎</w:t>
+        </w:r>
+      </w:hyperlink>
+    </w:p>
+    <w:bookmarkEnd w:id="152"/>
+    <w:bookmarkStart w:id="153" w:name="fn12"/>
+    <w:p>
+      <w:pPr>
+        <w:numPr>
+          <w:ilvl w:val="0"/>
+          <w:numId w:val="1102"/>
+        </w:numPr>
+      </w:pPr>
+      <w:r>
+        <w:t xml:space="preserve">自2024年</w:t>
+      </w:r>
+      <w:hyperlink w:anchor="fnref12">
+        <w:r>
+          <w:rPr>
+            <w:rStyle w:val="Hyperlink"/>
+          </w:rPr>
+          <w:t xml:space="preserve">↩︎</w:t>
+        </w:r>
+      </w:hyperlink>
+    </w:p>
+    <w:bookmarkEnd w:id="153"/>
+    <w:bookmarkStart w:id="155" w:name="fn13"/>
+    <w:p>
+      <w:pPr>
+        <w:numPr>
+          <w:ilvl w:val="0"/>
+          <w:numId w:val="1102"/>
+        </w:numPr>
+      </w:pPr>
+      <w:hyperlink r:id="rId154">
+        <w:r>
+          <w:rPr>
+            <w:rStyle w:val="VerbatimChar"/>
+          </w:rPr>
+          <w:t xml:space="preserve">https://www.hrbcm.edu.cn/info/1061/10431.htm</w:t>
+        </w:r>
+      </w:hyperlink>
+      <w:hyperlink w:anchor="fnref13">
+        <w:r>
+          <w:rPr>
+            <w:rStyle w:val="Hyperlink"/>
+          </w:rPr>
+          <w:t xml:space="preserve">↩︎</w:t>
+        </w:r>
+      </w:hyperlink>
+    </w:p>
+    <w:bookmarkEnd w:id="155"/>
+    <w:bookmarkStart w:id="157" w:name="fn14"/>
+    <w:p>
+      <w:pPr>
+        <w:numPr>
+          <w:ilvl w:val="0"/>
+          <w:numId w:val="1102"/>
+        </w:numPr>
+      </w:pPr>
+      <w:hyperlink r:id="rId156">
+        <w:r>
+          <w:rPr>
+            <w:rStyle w:val="VerbatimChar"/>
+          </w:rPr>
+          <w:t xml:space="preserve">https://mp.weixin.qq.com/s/MIwAMMBN21uDqhQOLpWfQg</w:t>
+        </w:r>
+      </w:hyperlink>
+      <w:hyperlink w:anchor="fnref14">
+        <w:r>
+          <w:rPr>
+            <w:rStyle w:val="Hyperlink"/>
+          </w:rPr>
+          <w:t xml:space="preserve">↩︎</w:t>
+        </w:r>
+      </w:hyperlink>
+    </w:p>
+    <w:bookmarkEnd w:id="157"/>
+    <w:bookmarkStart w:id="159" w:name="fn15"/>
+    <w:p>
+      <w:pPr>
+        <w:numPr>
+          <w:ilvl w:val="0"/>
+          <w:numId w:val="1102"/>
+        </w:numPr>
+      </w:pPr>
+      <w:hyperlink r:id="rId158">
+        <w:r>
+          <w:rPr>
+            <w:rStyle w:val="VerbatimChar"/>
+          </w:rPr>
+          <w:t xml:space="preserve">https://mp.weixin.qq.com/s/wrZHaHMVIbvRSfHcqDTv6Q</w:t>
+        </w:r>
+      </w:hyperlink>
+      <w:hyperlink w:anchor="fnref15">
+        <w:r>
+          <w:rPr>
+            <w:rStyle w:val="Hyperlink"/>
+          </w:rPr>
+          <w:t xml:space="preserve">↩︎</w:t>
+        </w:r>
+      </w:hyperlink>
+    </w:p>
+    <w:bookmarkEnd w:id="159"/>
+    <w:bookmarkStart w:id="161" w:name="fn16"/>
+    <w:p>
+      <w:pPr>
+        <w:numPr>
+          <w:ilvl w:val="0"/>
+          <w:numId w:val="1102"/>
+        </w:numPr>
+      </w:pPr>
+      <w:hyperlink r:id="rId160">
+        <w:r>
+          <w:rPr>
+            <w:rStyle w:val="VerbatimChar"/>
+          </w:rPr>
+          <w:t xml:space="preserve">https://mp.weixin.qq.com/s/W-CxKkkwWwXtRUQkHpulYA</w:t>
+        </w:r>
+      </w:hyperlink>
+      <w:hyperlink w:anchor="fnref16">
+        <w:r>
+          <w:rPr>
+            <w:rStyle w:val="Hyperlink"/>
+          </w:rPr>
+          <w:t xml:space="preserve">↩︎</w:t>
+        </w:r>
+      </w:hyperlink>
+    </w:p>
+    <w:bookmarkEnd w:id="161"/>
+    <w:bookmarkStart w:id="163" w:name="fn17"/>
+    <w:p>
+      <w:pPr>
+        <w:numPr>
+          <w:ilvl w:val="0"/>
+          <w:numId w:val="1102"/>
+        </w:numPr>
+      </w:pPr>
+      <w:hyperlink r:id="rId162">
+        <w:r>
+          <w:rPr>
+            <w:rStyle w:val="VerbatimChar"/>
+          </w:rPr>
+          <w:t xml:space="preserve">https://mp.weixin.qq.com/s/FWB9FhJbb4DMipXdsqiOWA</w:t>
+        </w:r>
+      </w:hyperlink>
+      <w:hyperlink w:anchor="fnref17">
+        <w:r>
+          <w:rPr>
+            <w:rStyle w:val="Hyperlink"/>
+          </w:rPr>
+          <w:t xml:space="preserve">↩︎</w:t>
+        </w:r>
+      </w:hyperlink>
+    </w:p>
+    <w:bookmarkEnd w:id="163"/>
+    <w:bookmarkStart w:id="165" w:name="fn18"/>
+    <w:p>
+      <w:pPr>
+        <w:numPr>
+          <w:ilvl w:val="0"/>
+          <w:numId w:val="1102"/>
+        </w:numPr>
+      </w:pPr>
+      <w:hyperlink r:id="rId164">
+        <w:r>
+          <w:rPr>
+            <w:rStyle w:val="VerbatimChar"/>
+          </w:rPr>
+          <w:t xml:space="preserve">https://mp.weixin.qq.com/s/OLxqyOojCurxej4eY3KETg</w:t>
+        </w:r>
+      </w:hyperlink>
+      <w:hyperlink w:anchor="fnref18">
+        <w:r>
+          <w:rPr>
+            <w:rStyle w:val="Hyperlink"/>
+          </w:rPr>
+          <w:t xml:space="preserve">↩︎</w:t>
+        </w:r>
+      </w:hyperlink>
+    </w:p>
+    <w:bookmarkEnd w:id="165"/>
+    <w:bookmarkStart w:id="167" w:name="fn19"/>
+    <w:p>
+      <w:pPr>
+        <w:numPr>
+          <w:ilvl w:val="0"/>
+          <w:numId w:val="1102"/>
+        </w:numPr>
+      </w:pPr>
+      <w:hyperlink r:id="rId166">
+        <w:r>
+          <w:rPr>
+            <w:rStyle w:val="VerbatimChar"/>
+          </w:rPr>
+          <w:t xml:space="preserve">https://mp.weixin.qq.com/s/aZdFXNQ9FVXAHymLlwkTgA</w:t>
+        </w:r>
+      </w:hyperlink>
+      <w:hyperlink w:anchor="fnref19">
+        <w:r>
+          <w:rPr>
+            <w:rStyle w:val="Hyperlink"/>
+          </w:rPr>
+          <w:t xml:space="preserve">↩︎</w:t>
+        </w:r>
+      </w:hyperlink>
+    </w:p>
+    <w:bookmarkEnd w:id="167"/>
+    <w:bookmarkStart w:id="169" w:name="fn20"/>
+    <w:p>
+      <w:pPr>
+        <w:numPr>
+          <w:ilvl w:val="0"/>
+          <w:numId w:val="1102"/>
+        </w:numPr>
+      </w:pPr>
+      <w:hyperlink r:id="rId168">
+        <w:r>
+          <w:rPr>
+            <w:rStyle w:val="VerbatimChar"/>
+          </w:rPr>
+          <w:t xml:space="preserve">https://mp.weixin.qq.com/s/iziZZ4hnXM7jlInbCsVPAg</w:t>
+        </w:r>
+      </w:hyperlink>
+      <w:hyperlink w:anchor="fnref20">
+        <w:r>
+          <w:rPr>
+            <w:rStyle w:val="Hyperlink"/>
+          </w:rPr>
+          <w:t xml:space="preserve">↩︎</w:t>
+        </w:r>
+      </w:hyperlink>
+    </w:p>
+    <w:bookmarkEnd w:id="169"/>
+    <w:bookmarkStart w:id="170" w:name="fn21"/>
+    <w:p>
+      <w:pPr>
+        <w:numPr>
+          <w:ilvl w:val="0"/>
+          <w:numId w:val="1102"/>
+        </w:numPr>
+      </w:pPr>
+      <w:r>
+        <w:t xml:space="preserve">2022年12月24 - 30日，哈尔滨音乐学院，哈尔滨</w:t>
+      </w:r>
+      <w:hyperlink w:anchor="fnref21">
+        <w:r>
+          <w:rPr>
+            <w:rStyle w:val="Hyperlink"/>
+          </w:rPr>
+          <w:t xml:space="preserve">↩︎</w:t>
+        </w:r>
+      </w:hyperlink>
+    </w:p>
+    <w:bookmarkEnd w:id="170"/>
+    <w:bookmarkStart w:id="171" w:name="fn22"/>
+    <w:p>
+      <w:pPr>
+        <w:numPr>
+          <w:ilvl w:val="0"/>
+          <w:numId w:val="1102"/>
+        </w:numPr>
+      </w:pPr>
+      <w:r>
+        <w:t xml:space="preserve">2023年4月，哈尔滨</w:t>
+      </w:r>
+      <w:hyperlink w:anchor="fnref22">
+        <w:r>
+          <w:rPr>
+            <w:rStyle w:val="Hyperlink"/>
+          </w:rPr>
+          <w:t xml:space="preserve">↩︎</w:t>
+        </w:r>
+      </w:hyperlink>
+    </w:p>
+    <w:bookmarkEnd w:id="171"/>
+    <w:bookmarkStart w:id="172" w:name="fn23"/>
+    <w:p>
+      <w:pPr>
+        <w:numPr>
+          <w:ilvl w:val="0"/>
+          <w:numId w:val="1102"/>
+        </w:numPr>
+      </w:pPr>
+      <w:r>
+        <w:t xml:space="preserve">2023年4月，哈尔滨</w:t>
+      </w:r>
+      <w:hyperlink w:anchor="fnref23">
+        <w:r>
+          <w:rPr>
+            <w:rStyle w:val="Hyperlink"/>
+          </w:rPr>
+          <w:t xml:space="preserve">↩︎</w:t>
+        </w:r>
+      </w:hyperlink>
+    </w:p>
+    <w:bookmarkEnd w:id="172"/>
+    <w:bookmarkStart w:id="173" w:name="fn24"/>
+    <w:p>
+      <w:pPr>
+        <w:numPr>
+          <w:ilvl w:val="0"/>
+          <w:numId w:val="1102"/>
+        </w:numPr>
+      </w:pPr>
+      <w:r>
+        <w:t xml:space="preserve">2023年6月，哈尔滨</w:t>
+      </w:r>
+      <w:hyperlink w:anchor="fnref24">
+        <w:r>
+          <w:rPr>
+            <w:rStyle w:val="Hyperlink"/>
+          </w:rPr>
+          <w:t xml:space="preserve">↩︎</w:t>
+        </w:r>
+      </w:hyperlink>
+    </w:p>
+    <w:bookmarkEnd w:id="173"/>
+    <w:bookmarkStart w:id="174" w:name="fn25"/>
+    <w:p>
+      <w:pPr>
+        <w:numPr>
+          <w:ilvl w:val="0"/>
+          <w:numId w:val="1102"/>
+        </w:numPr>
+      </w:pPr>
+      <w:r>
+        <w:t xml:space="preserve">2023年7月，哈尔滨；2025年8月，广州</w:t>
+      </w:r>
+      <w:hyperlink w:anchor="fnref25">
+        <w:r>
+          <w:rPr>
+            <w:rStyle w:val="Hyperlink"/>
+          </w:rPr>
+          <w:t xml:space="preserve">↩︎</w:t>
+        </w:r>
+      </w:hyperlink>
+    </w:p>
+    <w:bookmarkEnd w:id="174"/>
+    <w:bookmarkStart w:id="175" w:name="fn26"/>
+    <w:p>
+      <w:pPr>
+        <w:numPr>
+          <w:ilvl w:val="0"/>
+          <w:numId w:val="1102"/>
+        </w:numPr>
+      </w:pPr>
+      <w:r>
+        <w:t xml:space="preserve">2023年9月、2025年9月，哈尔滨</w:t>
+      </w:r>
+      <w:hyperlink w:anchor="fnref26">
+        <w:r>
+          <w:rPr>
+            <w:rStyle w:val="Hyperlink"/>
+          </w:rPr>
+          <w:t xml:space="preserve">↩︎</w:t>
+        </w:r>
+      </w:hyperlink>
+    </w:p>
+    <w:bookmarkEnd w:id="175"/>
+    <w:bookmarkStart w:id="176" w:name="fn27"/>
+    <w:p>
+      <w:pPr>
+        <w:numPr>
+          <w:ilvl w:val="0"/>
+          <w:numId w:val="1102"/>
+        </w:numPr>
+      </w:pPr>
+      <w:r>
+        <w:t xml:space="preserve">2023年11月，天津</w:t>
+      </w:r>
+      <w:hyperlink w:anchor="fnref27">
+        <w:r>
+          <w:rPr>
+            <w:rStyle w:val="Hyperlink"/>
+          </w:rPr>
+          <w:t xml:space="preserve">↩︎</w:t>
+        </w:r>
+      </w:hyperlink>
+    </w:p>
+    <w:bookmarkEnd w:id="176"/>
+    <w:bookmarkStart w:id="177" w:name="fn28"/>
+    <w:p>
+      <w:pPr>
+        <w:numPr>
+          <w:ilvl w:val="0"/>
+          <w:numId w:val="1102"/>
+        </w:numPr>
+      </w:pPr>
+      <w:r>
+        <w:t xml:space="preserve">2024、2025年夏，哈尔滨/兰州</w:t>
+      </w:r>
+      <w:hyperlink w:anchor="fnref28">
+        <w:r>
+          <w:rPr>
+            <w:rStyle w:val="Hyperlink"/>
+          </w:rPr>
+          <w:t xml:space="preserve">↩︎</w:t>
+        </w:r>
+      </w:hyperlink>
+    </w:p>
+    <w:bookmarkEnd w:id="177"/>
+    <w:bookmarkStart w:id="178" w:name="fn29"/>
+    <w:p>
+      <w:pPr>
+        <w:numPr>
+          <w:ilvl w:val="0"/>
+          <w:numId w:val="1102"/>
+        </w:numPr>
+      </w:pPr>
+      <w:r>
+        <w:t xml:space="preserve">2024年6月，哈尔滨</w:t>
+      </w:r>
+      <w:hyperlink w:anchor="fnref29">
+        <w:r>
+          <w:rPr>
+            <w:rStyle w:val="Hyperlink"/>
+          </w:rPr>
+          <w:t xml:space="preserve">↩︎</w:t>
+        </w:r>
+      </w:hyperlink>
+    </w:p>
+    <w:bookmarkEnd w:id="178"/>
+    <w:bookmarkStart w:id="179" w:name="fn30"/>
+    <w:p>
+      <w:pPr>
+        <w:numPr>
+          <w:ilvl w:val="0"/>
+          <w:numId w:val="1102"/>
+        </w:numPr>
+      </w:pPr>
+      <w:r>
+        <w:t xml:space="preserve">2024年6月，哈尔滨；2024年7月，珠海</w:t>
+      </w:r>
+      <w:hyperlink w:anchor="fnref30">
+        <w:r>
+          <w:rPr>
+            <w:rStyle w:val="Hyperlink"/>
+          </w:rPr>
+          <w:t xml:space="preserve">↩︎</w:t>
+        </w:r>
+      </w:hyperlink>
+    </w:p>
+    <w:bookmarkEnd w:id="179"/>
+    <w:bookmarkStart w:id="180" w:name="fn31"/>
+    <w:p>
+      <w:pPr>
+        <w:numPr>
+          <w:ilvl w:val="0"/>
+          <w:numId w:val="1102"/>
+        </w:numPr>
+      </w:pPr>
+      <w:r>
+        <w:t xml:space="preserve">2024年7月、2025年7月，深圳</w:t>
+      </w:r>
+      <w:hyperlink w:anchor="fnref31">
+        <w:r>
+          <w:rPr>
+            <w:rStyle w:val="Hyperlink"/>
+          </w:rPr>
+          <w:t xml:space="preserve">↩︎</w:t>
+        </w:r>
+      </w:hyperlink>
+    </w:p>
+    <w:bookmarkEnd w:id="180"/>
+    <w:bookmarkStart w:id="182" w:name="fn32"/>
+    <w:p>
+      <w:pPr>
+        <w:numPr>
+          <w:ilvl w:val="0"/>
+          <w:numId w:val="1102"/>
+        </w:numPr>
+      </w:pPr>
+      <w:hyperlink r:id="rId181">
+        <w:r>
+          <w:rPr>
+            <w:rStyle w:val="VerbatimChar"/>
+          </w:rPr>
+          <w:t xml:space="preserve">https://mp.weixin.qq.com/s/JS9y5dRQOpq8c_BLFgOwpw</w:t>
+        </w:r>
+      </w:hyperlink>
+      <w:hyperlink w:anchor="fnref32">
+        <w:r>
+          <w:rPr>
+            <w:rStyle w:val="Hyperlink"/>
+          </w:rPr>
+          <w:t xml:space="preserve">↩︎</w:t>
+        </w:r>
+      </w:hyperlink>
+    </w:p>
+    <w:bookmarkEnd w:id="182"/>
+    <w:bookmarkStart w:id="184" w:name="fn33"/>
+    <w:p>
+      <w:pPr>
+        <w:numPr>
+          <w:ilvl w:val="0"/>
+          <w:numId w:val="1102"/>
+        </w:numPr>
+      </w:pPr>
+      <w:hyperlink r:id="rId183">
+        <w:r>
+          <w:rPr>
+            <w:rStyle w:val="VerbatimChar"/>
+          </w:rPr>
+          <w:t xml:space="preserve">https://mp.weixin.qq.com/s/wnC05Wb3lpQYIs3JqetKig</w:t>
+        </w:r>
+      </w:hyperlink>
+      <w:hyperlink w:anchor="fnref33">
+        <w:r>
+          <w:rPr>
+            <w:rStyle w:val="Hyperlink"/>
+          </w:rPr>
+          <w:t xml:space="preserve">↩︎</w:t>
+        </w:r>
+      </w:hyperlink>
+    </w:p>
+    <w:bookmarkEnd w:id="184"/>
+    <w:bookmarkStart w:id="186" w:name="fn34"/>
+    <w:p>
+      <w:pPr>
+        <w:numPr>
+          <w:ilvl w:val="0"/>
+          <w:numId w:val="1102"/>
+        </w:numPr>
+      </w:pPr>
+      <w:hyperlink r:id="rId185">
+        <w:r>
+          <w:rPr>
+            <w:rStyle w:val="VerbatimChar"/>
+          </w:rPr>
+          <w:t xml:space="preserve">https://mp.weixin.qq.com/s/a4zQYBKAtHHASs-nrl1Kng</w:t>
+        </w:r>
+      </w:hyperlink>
+      <w:hyperlink w:anchor="fnref34">
+        <w:r>
+          <w:rPr>
+            <w:rStyle w:val="Hyperlink"/>
+          </w:rPr>
+          <w:t xml:space="preserve">↩︎</w:t>
+        </w:r>
+      </w:hyperlink>
+    </w:p>
+    <w:bookmarkEnd w:id="186"/>
+    <w:bookmarkStart w:id="188" w:name="fn35"/>
+    <w:p>
+      <w:pPr>
+        <w:numPr>
+          <w:ilvl w:val="0"/>
+          <w:numId w:val="1102"/>
+        </w:numPr>
+      </w:pPr>
+      <w:hyperlink r:id="rId187">
+        <w:r>
+          <w:rPr>
+            <w:rStyle w:val="VerbatimChar"/>
+          </w:rPr>
+          <w:t xml:space="preserve">https://mp.weixin.qq.com/s/HrOSnbsYWMaMBYR9d-HGhA</w:t>
+        </w:r>
+      </w:hyperlink>
+      <w:hyperlink w:anchor="fnref35">
+        <w:r>
+          <w:rPr>
+            <w:rStyle w:val="Hyperlink"/>
+          </w:rPr>
+          <w:t xml:space="preserve">↩︎</w:t>
+        </w:r>
+      </w:hyperlink>
+    </w:p>
+    <w:bookmarkEnd w:id="188"/>
+    <w:bookmarkStart w:id="190" w:name="fn36"/>
+    <w:p>
+      <w:pPr>
+        <w:numPr>
+          <w:ilvl w:val="0"/>
+          <w:numId w:val="1102"/>
+        </w:numPr>
+      </w:pPr>
+      <w:hyperlink r:id="rId189">
+        <w:r>
+          <w:rPr>
+            <w:rStyle w:val="VerbatimChar"/>
+          </w:rPr>
+          <w:t xml:space="preserve">https://mp.weixin.qq.com/s/GpEDaRQemQYBuo5F20MdZw</w:t>
+        </w:r>
+      </w:hyperlink>
+      <w:hyperlink w:anchor="fnref36">
+        <w:r>
+          <w:rPr>
+            <w:rStyle w:val="Hyperlink"/>
+          </w:rPr>
+          <w:t xml:space="preserve">↩︎</w:t>
+        </w:r>
+      </w:hyperlink>
+    </w:p>
+    <w:bookmarkEnd w:id="190"/>
+    <w:bookmarkStart w:id="192" w:name="fn37"/>
+    <w:p>
+      <w:pPr>
+        <w:numPr>
+          <w:ilvl w:val="0"/>
+          <w:numId w:val="1102"/>
+        </w:numPr>
+      </w:pPr>
+      <w:hyperlink r:id="rId191">
+        <w:r>
+          <w:rPr>
+            <w:rStyle w:val="VerbatimChar"/>
+          </w:rPr>
+          <w:t xml:space="preserve">https://mp.weixin.qq.com/s/M-iPvMP3r4yg_1-bbzOypA</w:t>
+        </w:r>
+      </w:hyperlink>
+      <w:hyperlink w:anchor="fnref37">
+        <w:r>
+          <w:rPr>
+            <w:rStyle w:val="Hyperlink"/>
+          </w:rPr>
+          <w:t xml:space="preserve">↩︎</w:t>
+        </w:r>
+      </w:hyperlink>
+    </w:p>
+    <w:bookmarkEnd w:id="192"/>
+    <w:bookmarkStart w:id="194" w:name="fn38"/>
+    <w:p>
+      <w:pPr>
+        <w:numPr>
+          <w:ilvl w:val="0"/>
+          <w:numId w:val="1102"/>
+        </w:numPr>
+      </w:pPr>
+      <w:hyperlink r:id="rId193">
+        <w:r>
+          <w:rPr>
+            <w:rStyle w:val="VerbatimChar"/>
+          </w:rPr>
+          <w:t xml:space="preserve">https://mp.weixin.qq.com/s/vALCTvq8EQMoaEmn3f0fPQ</w:t>
+        </w:r>
+      </w:hyperlink>
+      <w:hyperlink w:anchor="fnref38">
+        <w:r>
+          <w:rPr>
+            <w:rStyle w:val="Hyperlink"/>
+          </w:rPr>
+          <w:t xml:space="preserve">↩︎</w:t>
+        </w:r>
+      </w:hyperlink>
+    </w:p>
+    <w:bookmarkEnd w:id="194"/>
+    <w:bookmarkStart w:id="196" w:name="fn39"/>
+    <w:p>
+      <w:pPr>
+        <w:numPr>
+          <w:ilvl w:val="0"/>
+          <w:numId w:val="1102"/>
+        </w:numPr>
+      </w:pPr>
+      <w:hyperlink r:id="rId195">
+        <w:r>
+          <w:rPr>
+            <w:rStyle w:val="VerbatimChar"/>
+          </w:rPr>
+          <w:t xml:space="preserve">https://mp.weixin.qq.com/s/OhhtaeeOhpXKa9hLD44btg</w:t>
+        </w:r>
+      </w:hyperlink>
+      <w:hyperlink w:anchor="fnref39">
+        <w:r>
+          <w:rPr>
+            <w:rStyle w:val="Hyperlink"/>
+          </w:rPr>
+          <w:t xml:space="preserve">↩︎</w:t>
+        </w:r>
+      </w:hyperlink>
+    </w:p>
+    <w:bookmarkEnd w:id="196"/>
+    <w:bookmarkStart w:id="198" w:name="fn40"/>
+    <w:p>
+      <w:pPr>
+        <w:numPr>
+          <w:ilvl w:val="0"/>
+          <w:numId w:val="1102"/>
+        </w:numPr>
+      </w:pPr>
+      <w:hyperlink r:id="rId197">
+        <w:r>
+          <w:rPr>
+            <w:rStyle w:val="VerbatimChar"/>
+          </w:rPr>
+          <w:t xml:space="preserve">https://mp.weixin.qq.com/s/BR1mcCAmt9zlTn0hJ6YHVA</w:t>
+        </w:r>
+      </w:hyperlink>
+      <w:hyperlink w:anchor="fnref40">
+        <w:r>
+          <w:rPr>
+            <w:rStyle w:val="Hyperlink"/>
+          </w:rPr>
+          <w:t xml:space="preserve">↩︎</w:t>
+        </w:r>
+      </w:hyperlink>
+    </w:p>
+    <w:bookmarkEnd w:id="198"/>
+    <w:bookmarkStart w:id="200" w:name="fn41"/>
+    <w:p>
+      <w:pPr>
+        <w:numPr>
+          <w:ilvl w:val="0"/>
+          <w:numId w:val="1102"/>
+        </w:numPr>
+      </w:pPr>
+      <w:hyperlink r:id="rId199">
+        <w:r>
+          <w:rPr>
+            <w:rStyle w:val="VerbatimChar"/>
+          </w:rPr>
+          <w:t xml:space="preserve">https://wx.vzan.com/live/page/2123172436</w:t>
+        </w:r>
+      </w:hyperlink>
+      <w:hyperlink w:anchor="fnref41">
+        <w:r>
+          <w:rPr>
+            <w:rStyle w:val="Hyperlink"/>
+          </w:rPr>
+          <w:t xml:space="preserve">↩︎</w:t>
+        </w:r>
+      </w:hyperlink>
+    </w:p>
+    <w:bookmarkEnd w:id="200"/>
+    <w:bookmarkStart w:id="202" w:name="fn42"/>
+    <w:p>
+      <w:pPr>
+        <w:numPr>
+          <w:ilvl w:val="0"/>
+          <w:numId w:val="1102"/>
+        </w:numPr>
+      </w:pPr>
+      <w:hyperlink r:id="rId201">
+        <w:r>
+          <w:rPr>
+            <w:rStyle w:val="VerbatimChar"/>
+          </w:rPr>
+          <w:t xml:space="preserve">https://m.yangshipin.cn/video?type=0&amp;vid=l0000385p6l&amp;from=living</w:t>
+        </w:r>
+      </w:hyperlink>
+      <w:hyperlink w:anchor="fnref42">
+        <w:r>
+          <w:rPr>
+            <w:rStyle w:val="Hyperlink"/>
+          </w:rPr>
+          <w:t xml:space="preserve">↩︎</w:t>
+        </w:r>
+      </w:hyperlink>
+    </w:p>
+    <w:bookmarkEnd w:id="202"/>
+    <w:bookmarkStart w:id="204" w:name="fn43"/>
+    <w:p>
+      <w:pPr>
+        <w:numPr>
+          <w:ilvl w:val="0"/>
+          <w:numId w:val="1102"/>
+        </w:numPr>
+      </w:pPr>
+      <w:hyperlink r:id="rId203">
+        <w:r>
+          <w:rPr>
+            <w:rStyle w:val="VerbatimChar"/>
+          </w:rPr>
+          <w:t xml:space="preserve">https://mp.weixin.qq.com/s/TR7fZXcEjuZVpjXGVOJ3xg</w:t>
+        </w:r>
+      </w:hyperlink>
+      <w:hyperlink w:anchor="fnref43">
+        <w:r>
+          <w:rPr>
+            <w:rStyle w:val="Hyperlink"/>
+          </w:rPr>
+          <w:t xml:space="preserve">↩︎</w:t>
+        </w:r>
+      </w:hyperlink>
+    </w:p>
+    <w:bookmarkEnd w:id="204"/>
+    <w:bookmarkStart w:id="206" w:name="fn44"/>
+    <w:p>
+      <w:pPr>
+        <w:numPr>
+          <w:ilvl w:val="0"/>
+          <w:numId w:val="1102"/>
+        </w:numPr>
+      </w:pPr>
+      <w:hyperlink r:id="rId205">
+        <w:r>
+          <w:rPr>
+            <w:rStyle w:val="VerbatimChar"/>
+          </w:rPr>
+          <w:t xml:space="preserve">https://mp.weixin.qq.com/s/4DGH69INA2MXIpbEaNMDRg</w:t>
+        </w:r>
+      </w:hyperlink>
+      <w:hyperlink w:anchor="fnref44">
+        <w:r>
+          <w:rPr>
+            <w:rStyle w:val="Hyperlink"/>
+          </w:rPr>
+          <w:t xml:space="preserve">↩︎</w:t>
+        </w:r>
+      </w:hyperlink>
+    </w:p>
+    <w:bookmarkEnd w:id="206"/>
+    <w:bookmarkStart w:id="207" w:name="fn45"/>
+    <w:p>
+      <w:pPr>
+        <w:numPr>
+          <w:ilvl w:val="0"/>
+          <w:numId w:val="1102"/>
+        </w:numPr>
+      </w:pPr>
+      <w:hyperlink r:id="rId160">
+        <w:r>
+          <w:rPr>
+            <w:rStyle w:val="VerbatimChar"/>
+          </w:rPr>
+          <w:t xml:space="preserve">https://mp.weixin.qq.com/s/W-CxKkkwWwXtRUQkHpulYA</w:t>
+        </w:r>
+      </w:hyperlink>
+      <w:hyperlink w:anchor="fnref45">
+        <w:r>
+          <w:rPr>
+            <w:rStyle w:val="Hyperlink"/>
+          </w:rPr>
+          <w:t xml:space="preserve">↩︎</w:t>
+        </w:r>
+      </w:hyperlink>
+    </w:p>
+    <w:bookmarkEnd w:id="207"/>
+    <w:bookmarkStart w:id="209" w:name="fn46"/>
+    <w:p>
+      <w:pPr>
+        <w:numPr>
+          <w:ilvl w:val="0"/>
+          <w:numId w:val="1102"/>
+        </w:numPr>
+      </w:pPr>
+      <w:hyperlink r:id="rId208">
+        <w:r>
+          <w:rPr>
+            <w:rStyle w:val="VerbatimChar"/>
+          </w:rPr>
+          <w:t xml:space="preserve">https://mp.weixin.qq.com/s/CSyMK2Cbao6ag3kkU-Pb_g</w:t>
+        </w:r>
+      </w:hyperlink>
+      <w:hyperlink w:anchor="fnref46">
+        <w:r>
+          <w:rPr>
+            <w:rStyle w:val="Hyperlink"/>
+          </w:rPr>
+          <w:t xml:space="preserve">↩︎</w:t>
+        </w:r>
+      </w:hyperlink>
+    </w:p>
+    <w:bookmarkEnd w:id="209"/>
+    <w:bookmarkStart w:id="210" w:name="fn47"/>
+    <w:p>
+      <w:pPr>
+        <w:numPr>
+          <w:ilvl w:val="0"/>
+          <w:numId w:val="1102"/>
+        </w:numPr>
+      </w:pPr>
+      <w:hyperlink r:id="rId166">
+        <w:r>
+          <w:rPr>
+            <w:rStyle w:val="VerbatimChar"/>
+          </w:rPr>
+          <w:t xml:space="preserve">https://mp.weixin.qq.com/s/aZdFXNQ9FVXAHymLlwkTgA</w:t>
+        </w:r>
+      </w:hyperlink>
+      <w:hyperlink w:anchor="fnref47">
+        <w:r>
+          <w:rPr>
+            <w:rStyle w:val="Hyperlink"/>
+          </w:rPr>
+          <w:t xml:space="preserve">↩︎</w:t>
+        </w:r>
+      </w:hyperlink>
+    </w:p>
+    <w:bookmarkEnd w:id="210"/>
+    <w:bookmarkStart w:id="212" w:name="fn48"/>
+    <w:p>
+      <w:pPr>
+        <w:numPr>
+          <w:ilvl w:val="0"/>
+          <w:numId w:val="1102"/>
+        </w:numPr>
+      </w:pPr>
+      <w:hyperlink r:id="rId211">
+        <w:r>
+          <w:rPr>
+            <w:rStyle w:val="VerbatimChar"/>
+          </w:rPr>
+          <w:t xml:space="preserve">https://mp.weixin.qq.com/s/N2t6hFs5xCZP0KHDspXrhQ</w:t>
+        </w:r>
+      </w:hyperlink>
+      <w:hyperlink w:anchor="fnref48">
+        <w:r>
+          <w:rPr>
+            <w:rStyle w:val="Hyperlink"/>
+          </w:rPr>
+          <w:t xml:space="preserve">↩︎</w:t>
+        </w:r>
+      </w:hyperlink>
+    </w:p>
+    <w:bookmarkEnd w:id="212"/>
+    <w:bookmarkStart w:id="214" w:name="fn49"/>
+    <w:p>
+      <w:pPr>
+        <w:numPr>
+          <w:ilvl w:val="0"/>
+          <w:numId w:val="1102"/>
+        </w:numPr>
+      </w:pPr>
+      <w:hyperlink r:id="rId213">
+        <w:r>
+          <w:rPr>
+            <w:rStyle w:val="VerbatimChar"/>
+          </w:rPr>
+          <w:t xml:space="preserve">https://mp.weixin.qq.com/s/TNf-IJ4mUZ_Td_CFyP9Kcw</w:t>
+        </w:r>
+      </w:hyperlink>
+      <w:hyperlink w:anchor="fnref49">
+        <w:r>
+          <w:rPr>
+            <w:rStyle w:val="Hyperlink"/>
+          </w:rPr>
+          <w:t xml:space="preserve">↩︎</w:t>
+        </w:r>
+      </w:hyperlink>
+    </w:p>
+    <w:bookmarkEnd w:id="214"/>
+    <w:bookmarkStart w:id="216" w:name="fn50"/>
+    <w:p>
+      <w:pPr>
+        <w:numPr>
+          <w:ilvl w:val="0"/>
+          <w:numId w:val="1102"/>
+        </w:numPr>
+      </w:pPr>
+      <w:hyperlink r:id="rId215">
+        <w:r>
+          <w:rPr>
+            <w:rStyle w:val="VerbatimChar"/>
+          </w:rPr>
+          <w:t xml:space="preserve">https://mp.weixin.qq.com/s/_7dAyaA-hPyWgnhbzQQbAg</w:t>
+        </w:r>
+      </w:hyperlink>
+      <w:hyperlink w:anchor="fnref50">
+        <w:r>
+          <w:rPr>
+            <w:rStyle w:val="Hyperlink"/>
+          </w:rPr>
+          <w:t xml:space="preserve">↩︎</w:t>
+        </w:r>
+      </w:hyperlink>
+    </w:p>
+    <w:bookmarkEnd w:id="216"/>
+    <w:bookmarkStart w:id="218" w:name="fn51"/>
+    <w:p>
+      <w:pPr>
+        <w:numPr>
+          <w:ilvl w:val="0"/>
+          <w:numId w:val="1102"/>
+        </w:numPr>
+      </w:pPr>
+      <w:hyperlink r:id="rId217">
+        <w:r>
+          <w:rPr>
+            <w:rStyle w:val="VerbatimChar"/>
+          </w:rPr>
+          <w:t xml:space="preserve">https://mp.weixin.qq.com/s/lTK9YylklLTNNK3RIowVjg</w:t>
+        </w:r>
+      </w:hyperlink>
+      <w:hyperlink w:anchor="fnref51">
+        <w:r>
+          <w:rPr>
+            <w:rStyle w:val="Hyperlink"/>
+          </w:rPr>
+          <w:t xml:space="preserve">↩︎</w:t>
+        </w:r>
+      </w:hyperlink>
+    </w:p>
+    <w:bookmarkEnd w:id="218"/>
+    <w:bookmarkStart w:id="220" w:name="fn52"/>
+    <w:p>
+      <w:pPr>
+        <w:numPr>
+          <w:ilvl w:val="0"/>
+          <w:numId w:val="1102"/>
+        </w:numPr>
+      </w:pPr>
+      <w:hyperlink r:id="rId219">
+        <w:r>
+          <w:rPr>
+            <w:rStyle w:val="VerbatimChar"/>
+          </w:rPr>
+          <w:t xml:space="preserve">https://mp.weixin.qq.com/s/u1gmnHvwGkIwLMUDWuUITA</w:t>
+        </w:r>
+      </w:hyperlink>
+      <w:hyperlink w:anchor="fnref52">
+        <w:r>
+          <w:rPr>
+            <w:rStyle w:val="Hyperlink"/>
+          </w:rPr>
+          <w:t xml:space="preserve">↩︎</w:t>
+        </w:r>
+      </w:hyperlink>
+    </w:p>
+    <w:bookmarkEnd w:id="220"/>
+    <w:bookmarkStart w:id="222" w:name="fn53"/>
+    <w:p>
+      <w:pPr>
+        <w:numPr>
+          <w:ilvl w:val="0"/>
+          <w:numId w:val="1102"/>
+        </w:numPr>
+      </w:pPr>
+      <w:hyperlink r:id="rId221">
+        <w:r>
+          <w:rPr>
+            <w:rStyle w:val="VerbatimChar"/>
+          </w:rPr>
+          <w:t xml:space="preserve">https://mp.weixin.qq.com/s/c7WLvVMfLuLEdRDLinkaEw</w:t>
+        </w:r>
+      </w:hyperlink>
+      <w:hyperlink w:anchor="fnref53">
+        <w:r>
+          <w:rPr>
+            <w:rStyle w:val="Hyperlink"/>
+          </w:rPr>
+          <w:t xml:space="preserve">↩︎</w:t>
+        </w:r>
+      </w:hyperlink>
+    </w:p>
+    <w:bookmarkEnd w:id="222"/>
+    <w:bookmarkStart w:id="224" w:name="fn54"/>
+    <w:p>
+      <w:pPr>
+        <w:numPr>
+          <w:ilvl w:val="0"/>
+          <w:numId w:val="1102"/>
+        </w:numPr>
+      </w:pPr>
+      <w:hyperlink r:id="rId223">
+        <w:r>
+          <w:rPr>
+            <w:rStyle w:val="VerbatimChar"/>
+          </w:rPr>
+          <w:t xml:space="preserve">https://mp.weixin.qq.com/s/pqGl5MM4_NLQ6eYdMH1Xcw</w:t>
+        </w:r>
+      </w:hyperlink>
+      <w:hyperlink w:anchor="fnref54">
+        <w:r>
+          <w:rPr>
+            <w:rStyle w:val="Hyperlink"/>
+          </w:rPr>
+          <w:t xml:space="preserve">↩︎</w:t>
+        </w:r>
+      </w:hyperlink>
+    </w:p>
+    <w:bookmarkEnd w:id="224"/>
+    <w:bookmarkStart w:id="226" w:name="fn55"/>
+    <w:p>
+      <w:pPr>
+        <w:numPr>
+          <w:ilvl w:val="0"/>
+          <w:numId w:val="1102"/>
+        </w:numPr>
+      </w:pPr>
+      <w:hyperlink r:id="rId225">
+        <w:r>
+          <w:rPr>
+            <w:rStyle w:val="VerbatimChar"/>
+          </w:rPr>
+          <w:t xml:space="preserve">https://mp.weixin.qq.com/s/WujrwQwgPoCLV45_uaNm5A</w:t>
+        </w:r>
+      </w:hyperlink>
+      <w:hyperlink w:anchor="fnref55">
+        <w:r>
+          <w:rPr>
+            <w:rStyle w:val="Hyperlink"/>
+          </w:rPr>
+          <w:t xml:space="preserve">↩︎</w:t>
+        </w:r>
+      </w:hyperlink>
+    </w:p>
+    <w:bookmarkEnd w:id="226"/>
+    <w:bookmarkStart w:id="228" w:name="fn56"/>
+    <w:p>
+      <w:pPr>
+        <w:numPr>
+          <w:ilvl w:val="0"/>
+          <w:numId w:val="1102"/>
+        </w:numPr>
+      </w:pPr>
+      <w:hyperlink r:id="rId227">
+        <w:r>
+          <w:rPr>
+            <w:rStyle w:val="VerbatimChar"/>
+          </w:rPr>
+          <w:t xml:space="preserve">https://mp.weixin.qq.com/s/DL6GWkBlXVPAmz6urPzmBw</w:t>
+        </w:r>
+      </w:hyperlink>
+      <w:hyperlink w:anchor="fnref56">
+        <w:r>
+          <w:rPr>
+            <w:rStyle w:val="Hyperlink"/>
+          </w:rPr>
+          <w:t xml:space="preserve">↩︎</w:t>
+        </w:r>
+      </w:hyperlink>
+    </w:p>
+    <w:bookmarkEnd w:id="228"/>
+    <w:bookmarkStart w:id="230" w:name="fn57"/>
+    <w:p>
+      <w:pPr>
+        <w:numPr>
+          <w:ilvl w:val="0"/>
+          <w:numId w:val="1102"/>
+        </w:numPr>
+      </w:pPr>
+      <w:hyperlink r:id="rId229">
+        <w:r>
+          <w:rPr>
+            <w:rStyle w:val="VerbatimChar"/>
+          </w:rPr>
+          <w:t xml:space="preserve">https://mp.weixin.qq.com/s/BfGmCY0l7M33_8JtHCSNsg</w:t>
+        </w:r>
+      </w:hyperlink>
+      <w:hyperlink w:anchor="fnref57">
+        <w:r>
+          <w:rPr>
+            <w:rStyle w:val="Hyperlink"/>
+          </w:rPr>
+          <w:t xml:space="preserve">↩︎</w:t>
+        </w:r>
+      </w:hyperlink>
+    </w:p>
+    <w:bookmarkEnd w:id="230"/>
+    <w:bookmarkStart w:id="232" w:name="fn58"/>
+    <w:p>
+      <w:pPr>
+        <w:numPr>
+          <w:ilvl w:val="0"/>
+          <w:numId w:val="1102"/>
+        </w:numPr>
+      </w:pPr>
+      <w:hyperlink r:id="rId231">
+        <w:r>
+          <w:rPr>
+            <w:rStyle w:val="VerbatimChar"/>
+          </w:rPr>
+          <w:t xml:space="preserve">https://mp.weixin.qq.com/s/fubn46BKXfUOO9Vk5HH5ng</w:t>
+        </w:r>
+      </w:hyperlink>
+      <w:hyperlink w:anchor="fnref58">
+        <w:r>
+          <w:rPr>
+            <w:rStyle w:val="Hyperlink"/>
+          </w:rPr>
+          <w:t xml:space="preserve">↩︎</w:t>
+        </w:r>
+      </w:hyperlink>
+    </w:p>
+    <w:bookmarkEnd w:id="232"/>
+    <w:bookmarkStart w:id="234" w:name="fn59"/>
+    <w:p>
+      <w:pPr>
+        <w:numPr>
+          <w:ilvl w:val="0"/>
+          <w:numId w:val="1102"/>
+        </w:numPr>
+      </w:pPr>
+      <w:hyperlink r:id="rId233">
+        <w:r>
+          <w:rPr>
+            <w:rStyle w:val="VerbatimChar"/>
+          </w:rPr>
+          <w:t xml:space="preserve">https://mp.weixin.qq.com/s/J-B_AgyIBeZk9Bu-Cux8EA</w:t>
+        </w:r>
+      </w:hyperlink>
+      <w:hyperlink w:anchor="fnref59">
+        <w:r>
+          <w:rPr>
+            <w:rStyle w:val="Hyperlink"/>
+          </w:rPr>
+          <w:t xml:space="preserve">↩︎</w:t>
+        </w:r>
+      </w:hyperlink>
+    </w:p>
+    <w:bookmarkEnd w:id="234"/>
+    <w:bookmarkStart w:id="236" w:name="fn60"/>
+    <w:p>
+      <w:pPr>
+        <w:numPr>
+          <w:ilvl w:val="0"/>
+          <w:numId w:val="1102"/>
+        </w:numPr>
+      </w:pPr>
+      <w:hyperlink r:id="rId235">
+        <w:r>
+          <w:rPr>
+            <w:rStyle w:val="VerbatimChar"/>
+          </w:rPr>
+          <w:t xml:space="preserve">https://mp.weixin.qq.com/s/SeEtpvBXeU9EsjIDn65Muw</w:t>
+        </w:r>
+      </w:hyperlink>
+      <w:hyperlink w:anchor="fnref60">
+        <w:r>
+          <w:rPr>
+            <w:rStyle w:val="Hyperlink"/>
+          </w:rPr>
+          <w:t xml:space="preserve">↩︎</w:t>
+        </w:r>
+      </w:hyperlink>
+    </w:p>
+    <w:bookmarkEnd w:id="236"/>
+    <w:bookmarkStart w:id="237" w:name="fn61"/>
+    <w:p>
+      <w:pPr>
+        <w:numPr>
+          <w:ilvl w:val="0"/>
+          <w:numId w:val="1102"/>
         </w:numPr>
       </w:pPr>
       <w:hyperlink r:id="rId140">
@@ -5395,10 +6838,10 @@
           <w:rPr>
             <w:rStyle w:val="VerbatimChar"/>
           </w:rPr>
-          <w:t xml:space="preserve">https://www.tianjinjuilliard.edu.cn/faculty/qi-xu</w:t>
-        </w:r>
-      </w:hyperlink>
-      <w:hyperlink w:anchor="fnref6">
+          <w:t xml:space="preserve">https://mp.weixin.qq.com/s/xXaEun-P4PVpE0k7NsdStg</w:t>
+        </w:r>
+      </w:hyperlink>
+      <w:hyperlink w:anchor="fnref61">
         <w:r>
           <w:rPr>
             <w:rStyle w:val="Hyperlink"/>
@@ -5407,24 +6850,24 @@
         </w:r>
       </w:hyperlink>
     </w:p>
-    <w:bookmarkEnd w:id="141"/>
-    <w:bookmarkStart w:id="143" w:name="fn7"/>
-    <w:p>
-      <w:pPr>
-        <w:numPr>
-          <w:ilvl w:val="0"/>
-          <w:numId w:val="1100"/>
-        </w:numPr>
-      </w:pPr>
-      <w:hyperlink r:id="rId142">
+    <w:bookmarkEnd w:id="237"/>
+    <w:bookmarkStart w:id="239" w:name="fn62"/>
+    <w:p>
+      <w:pPr>
+        <w:numPr>
+          <w:ilvl w:val="0"/>
+          <w:numId w:val="1102"/>
+        </w:numPr>
+      </w:pPr>
+      <w:hyperlink r:id="rId238">
         <w:r>
           <w:rPr>
             <w:rStyle w:val="VerbatimChar"/>
           </w:rPr>
-          <w:t xml:space="preserve">https://mp.weixin.qq.com/s/aL3TjOWqKz0n_A4hzQVT7g</w:t>
-        </w:r>
-      </w:hyperlink>
-      <w:hyperlink w:anchor="fnref7">
+          <w:t xml:space="preserve">https://mp.weixin.qq.com/s/K5y4_RUnwhihwQoeEIGpXw</w:t>
+        </w:r>
+      </w:hyperlink>
+      <w:hyperlink w:anchor="fnref62">
         <w:r>
           <w:rPr>
             <w:rStyle w:val="Hyperlink"/>
@@ -5433,24 +6876,24 @@
         </w:r>
       </w:hyperlink>
     </w:p>
-    <w:bookmarkEnd w:id="143"/>
-    <w:bookmarkStart w:id="145" w:name="fn8"/>
-    <w:p>
-      <w:pPr>
-        <w:numPr>
-          <w:ilvl w:val="0"/>
-          <w:numId w:val="1100"/>
-        </w:numPr>
-      </w:pPr>
-      <w:hyperlink r:id="rId144">
+    <w:bookmarkEnd w:id="239"/>
+    <w:bookmarkStart w:id="241" w:name="fn63"/>
+    <w:p>
+      <w:pPr>
+        <w:numPr>
+          <w:ilvl w:val="0"/>
+          <w:numId w:val="1102"/>
+        </w:numPr>
+      </w:pPr>
+      <w:hyperlink r:id="rId240">
         <w:r>
           <w:rPr>
             <w:rStyle w:val="VerbatimChar"/>
           </w:rPr>
-          <w:t xml:space="preserve">https://mp.weixin.qq.com/s/QKCzbxqk3ezxbsIF41n2Yg</w:t>
-        </w:r>
-      </w:hyperlink>
-      <w:hyperlink w:anchor="fnref8">
+          <w:t xml:space="preserve">https://mp.weixin.qq.com/s/RMlt2oeEgaTN8BxhpoFulQ</w:t>
+        </w:r>
+      </w:hyperlink>
+      <w:hyperlink w:anchor="fnref63">
         <w:r>
           <w:rPr>
             <w:rStyle w:val="Hyperlink"/>
@@ -5459,24 +6902,24 @@
         </w:r>
       </w:hyperlink>
     </w:p>
-    <w:bookmarkEnd w:id="145"/>
-    <w:bookmarkStart w:id="147" w:name="fn9"/>
-    <w:p>
-      <w:pPr>
-        <w:numPr>
-          <w:ilvl w:val="0"/>
-          <w:numId w:val="1100"/>
-        </w:numPr>
-      </w:pPr>
-      <w:hyperlink r:id="rId146">
+    <w:bookmarkEnd w:id="241"/>
+    <w:bookmarkStart w:id="242" w:name="fn64"/>
+    <w:p>
+      <w:pPr>
+        <w:numPr>
+          <w:ilvl w:val="0"/>
+          <w:numId w:val="1102"/>
+        </w:numPr>
+      </w:pPr>
+      <w:hyperlink r:id="rId227">
         <w:r>
           <w:rPr>
             <w:rStyle w:val="VerbatimChar"/>
           </w:rPr>
-          <w:t xml:space="preserve">https://mp.weixin.qq.com/s/Q111t3RgziiBm6BMXmlydw</w:t>
-        </w:r>
-      </w:hyperlink>
-      <w:hyperlink w:anchor="fnref9">
+          <w:t xml:space="preserve">https://mp.weixin.qq.com/s/DL6GWkBlXVPAmz6urPzmBw</w:t>
+        </w:r>
+      </w:hyperlink>
+      <w:hyperlink w:anchor="fnref64">
         <w:r>
           <w:rPr>
             <w:rStyle w:val="Hyperlink"/>
@@ -5485,24 +6928,24 @@
         </w:r>
       </w:hyperlink>
     </w:p>
-    <w:bookmarkEnd w:id="147"/>
-    <w:bookmarkStart w:id="149" w:name="fn10"/>
-    <w:p>
-      <w:pPr>
-        <w:numPr>
-          <w:ilvl w:val="0"/>
-          <w:numId w:val="1100"/>
-        </w:numPr>
-      </w:pPr>
-      <w:hyperlink r:id="rId148">
+    <w:bookmarkEnd w:id="242"/>
+    <w:bookmarkStart w:id="243" w:name="fn65"/>
+    <w:p>
+      <w:pPr>
+        <w:numPr>
+          <w:ilvl w:val="0"/>
+          <w:numId w:val="1102"/>
+        </w:numPr>
+      </w:pPr>
+      <w:hyperlink r:id="rId229">
         <w:r>
           <w:rPr>
             <w:rStyle w:val="VerbatimChar"/>
           </w:rPr>
-          <w:t xml:space="preserve">https://www.hrbcm.edu.cn/info/1082/8086.htm</w:t>
-        </w:r>
-      </w:hyperlink>
-      <w:hyperlink w:anchor="fnref10">
+          <w:t xml:space="preserve">https://mp.weixin.qq.com/s/BfGmCY0l7M33_8JtHCSNsg</w:t>
+        </w:r>
+      </w:hyperlink>
+      <w:hyperlink w:anchor="fnref65">
         <w:r>
           <w:rPr>
             <w:rStyle w:val="Hyperlink"/>
@@ -5511,19 +6954,24 @@
         </w:r>
       </w:hyperlink>
     </w:p>
-    <w:bookmarkEnd w:id="149"/>
-    <w:bookmarkStart w:id="150" w:name="fn11"/>
-    <w:p>
-      <w:pPr>
-        <w:numPr>
-          <w:ilvl w:val="0"/>
-          <w:numId w:val="1100"/>
-        </w:numPr>
-      </w:pPr>
-      <w:r>
-        <w:t xml:space="preserve">自2024年</w:t>
-      </w:r>
-      <w:hyperlink w:anchor="fnref11">
+    <w:bookmarkEnd w:id="243"/>
+    <w:bookmarkStart w:id="245" w:name="fn66"/>
+    <w:p>
+      <w:pPr>
+        <w:numPr>
+          <w:ilvl w:val="0"/>
+          <w:numId w:val="1102"/>
+        </w:numPr>
+      </w:pPr>
+      <w:hyperlink r:id="rId244">
+        <w:r>
+          <w:rPr>
+            <w:rStyle w:val="VerbatimChar"/>
+          </w:rPr>
+          <w:t xml:space="preserve">https://www.sohu.com/a/709841658_121441854</w:t>
+        </w:r>
+      </w:hyperlink>
+      <w:hyperlink w:anchor="fnref66">
         <w:r>
           <w:rPr>
             <w:rStyle w:val="Hyperlink"/>
@@ -5532,19 +6980,19 @@
         </w:r>
       </w:hyperlink>
     </w:p>
-    <w:bookmarkEnd w:id="150"/>
-    <w:bookmarkStart w:id="151" w:name="fn12"/>
-    <w:p>
-      <w:pPr>
-        <w:numPr>
-          <w:ilvl w:val="0"/>
-          <w:numId w:val="1100"/>
-        </w:numPr>
-      </w:pPr>
-      <w:r>
-        <w:t xml:space="preserve">自2024年</w:t>
-      </w:r>
-      <w:hyperlink w:anchor="fnref12">
+    <w:bookmarkEnd w:id="245"/>
+    <w:bookmarkStart w:id="246" w:name="fn67"/>
+    <w:p>
+      <w:pPr>
+        <w:numPr>
+          <w:ilvl w:val="0"/>
+          <w:numId w:val="1102"/>
+        </w:numPr>
+      </w:pPr>
+      <w:r>
+        <w:t xml:space="preserve">[1]徐起.音乐中的时间箭头——以可区分性以及唯一指向性为锚点重新审视音乐的时间结构[J].北方音乐,2023(03):54-69.</w:t>
+      </w:r>
+      <w:hyperlink w:anchor="fnref67">
         <w:r>
           <w:rPr>
             <w:rStyle w:val="Hyperlink"/>
@@ -5553,24 +7001,24 @@
         </w:r>
       </w:hyperlink>
     </w:p>
-    <w:bookmarkEnd w:id="151"/>
-    <w:bookmarkStart w:id="153" w:name="fn13"/>
-    <w:p>
-      <w:pPr>
-        <w:numPr>
-          <w:ilvl w:val="0"/>
-          <w:numId w:val="1100"/>
-        </w:numPr>
-      </w:pPr>
-      <w:hyperlink r:id="rId152">
+    <w:bookmarkEnd w:id="246"/>
+    <w:bookmarkStart w:id="248" w:name="fn68"/>
+    <w:p>
+      <w:pPr>
+        <w:numPr>
+          <w:ilvl w:val="0"/>
+          <w:numId w:val="1102"/>
+        </w:numPr>
+      </w:pPr>
+      <w:hyperlink r:id="rId247">
         <w:r>
           <w:rPr>
             <w:rStyle w:val="VerbatimChar"/>
           </w:rPr>
-          <w:t xml:space="preserve">https://www.hrbcm.edu.cn/info/1061/10431.htm</w:t>
-        </w:r>
-      </w:hyperlink>
-      <w:hyperlink w:anchor="fnref13">
+          <w:t xml:space="preserve">https://mp.weixin.qq.com/s/WmhugPKnpjrmPaflpb7ebg</w:t>
+        </w:r>
+      </w:hyperlink>
+      <w:hyperlink w:anchor="fnref68">
         <w:r>
           <w:rPr>
             <w:rStyle w:val="Hyperlink"/>
@@ -5579,24 +7027,24 @@
         </w:r>
       </w:hyperlink>
     </w:p>
-    <w:bookmarkEnd w:id="153"/>
-    <w:bookmarkStart w:id="155" w:name="fn14"/>
-    <w:p>
-      <w:pPr>
-        <w:numPr>
-          <w:ilvl w:val="0"/>
-          <w:numId w:val="1100"/>
-        </w:numPr>
-      </w:pPr>
-      <w:hyperlink r:id="rId154">
+    <w:bookmarkEnd w:id="248"/>
+    <w:bookmarkStart w:id="250" w:name="fn69"/>
+    <w:p>
+      <w:pPr>
+        <w:numPr>
+          <w:ilvl w:val="0"/>
+          <w:numId w:val="1102"/>
+        </w:numPr>
+      </w:pPr>
+      <w:hyperlink r:id="rId249">
         <w:r>
           <w:rPr>
             <w:rStyle w:val="VerbatimChar"/>
           </w:rPr>
-          <w:t xml:space="preserve">https://mp.weixin.qq.com/s/MIwAMMBN21uDqhQOLpWfQg</w:t>
-        </w:r>
-      </w:hyperlink>
-      <w:hyperlink w:anchor="fnref14">
+          <w:t xml:space="preserve">https://arxiv.org/abs/2312.17633</w:t>
+        </w:r>
+      </w:hyperlink>
+      <w:hyperlink w:anchor="fnref69">
         <w:r>
           <w:rPr>
             <w:rStyle w:val="Hyperlink"/>
@@ -5605,24 +7053,24 @@
         </w:r>
       </w:hyperlink>
     </w:p>
-    <w:bookmarkEnd w:id="155"/>
-    <w:bookmarkStart w:id="157" w:name="fn15"/>
-    <w:p>
-      <w:pPr>
-        <w:numPr>
-          <w:ilvl w:val="0"/>
-          <w:numId w:val="1100"/>
-        </w:numPr>
-      </w:pPr>
-      <w:hyperlink r:id="rId156">
+    <w:bookmarkEnd w:id="250"/>
+    <w:bookmarkStart w:id="252" w:name="fn70"/>
+    <w:p>
+      <w:pPr>
+        <w:numPr>
+          <w:ilvl w:val="0"/>
+          <w:numId w:val="1102"/>
+        </w:numPr>
+      </w:pPr>
+      <w:hyperlink r:id="rId251">
         <w:r>
           <w:rPr>
             <w:rStyle w:val="VerbatimChar"/>
           </w:rPr>
-          <w:t xml:space="preserve">https://mp.weixin.qq.com/s/wrZHaHMVIbvRSfHcqDTv6Q</w:t>
-        </w:r>
-      </w:hyperlink>
-      <w:hyperlink w:anchor="fnref15">
+          <w:t xml:space="preserve">https://arxiv.org/abs/2206.01305</w:t>
+        </w:r>
+      </w:hyperlink>
+      <w:hyperlink w:anchor="fnref70">
         <w:r>
           <w:rPr>
             <w:rStyle w:val="Hyperlink"/>
@@ -5631,24 +7079,24 @@
         </w:r>
       </w:hyperlink>
     </w:p>
-    <w:bookmarkEnd w:id="157"/>
-    <w:bookmarkStart w:id="159" w:name="fn16"/>
-    <w:p>
-      <w:pPr>
-        <w:numPr>
-          <w:ilvl w:val="0"/>
-          <w:numId w:val="1100"/>
-        </w:numPr>
-      </w:pPr>
-      <w:hyperlink r:id="rId158">
+    <w:bookmarkEnd w:id="252"/>
+    <w:bookmarkStart w:id="254" w:name="fn71"/>
+    <w:p>
+      <w:pPr>
+        <w:numPr>
+          <w:ilvl w:val="0"/>
+          <w:numId w:val="1102"/>
+        </w:numPr>
+      </w:pPr>
+      <w:hyperlink r:id="rId253">
         <w:r>
           <w:rPr>
             <w:rStyle w:val="VerbatimChar"/>
           </w:rPr>
-          <w:t xml:space="preserve">https://mp.weixin.qq.com/s/W-CxKkkwWwXtRUQkHpulYA</w:t>
-        </w:r>
-      </w:hyperlink>
-      <w:hyperlink w:anchor="fnref16">
+          <w:t xml:space="preserve">https://mp.weixin.qq.com/s/_NcMOqMr9720F_F1E8x0Lg</w:t>
+        </w:r>
+      </w:hyperlink>
+      <w:hyperlink w:anchor="fnref71">
         <w:r>
           <w:rPr>
             <w:rStyle w:val="Hyperlink"/>
@@ -5657,24 +7105,24 @@
         </w:r>
       </w:hyperlink>
     </w:p>
-    <w:bookmarkEnd w:id="159"/>
-    <w:bookmarkStart w:id="161" w:name="fn17"/>
-    <w:p>
-      <w:pPr>
-        <w:numPr>
-          <w:ilvl w:val="0"/>
-          <w:numId w:val="1100"/>
-        </w:numPr>
-      </w:pPr>
-      <w:hyperlink r:id="rId160">
+    <w:bookmarkEnd w:id="254"/>
+    <w:bookmarkStart w:id="256" w:name="fn72"/>
+    <w:p>
+      <w:pPr>
+        <w:numPr>
+          <w:ilvl w:val="0"/>
+          <w:numId w:val="1102"/>
+        </w:numPr>
+      </w:pPr>
+      <w:hyperlink r:id="rId255">
         <w:r>
           <w:rPr>
             <w:rStyle w:val="VerbatimChar"/>
           </w:rPr>
-          <w:t xml:space="preserve">https://mp.weixin.qq.com/s/FWB9FhJbb4DMipXdsqiOWA</w:t>
-        </w:r>
-      </w:hyperlink>
-      <w:hyperlink w:anchor="fnref17">
+          <w:t xml:space="preserve">https://invertible-counterpoint.github.io</w:t>
+        </w:r>
+      </w:hyperlink>
+      <w:hyperlink w:anchor="fnref72">
         <w:r>
           <w:rPr>
             <w:rStyle w:val="Hyperlink"/>
@@ -5683,1354 +7131,10 @@
         </w:r>
       </w:hyperlink>
     </w:p>
-    <w:bookmarkEnd w:id="161"/>
-    <w:bookmarkStart w:id="163" w:name="fn18"/>
-    <w:p>
-      <w:pPr>
-        <w:numPr>
-          <w:ilvl w:val="0"/>
-          <w:numId w:val="1100"/>
-        </w:numPr>
-      </w:pPr>
-      <w:hyperlink r:id="rId162">
-        <w:r>
-          <w:rPr>
-            <w:rStyle w:val="VerbatimChar"/>
-          </w:rPr>
-          <w:t xml:space="preserve">https://mp.weixin.qq.com/s/OLxqyOojCurxej4eY3KETg</w:t>
-        </w:r>
-      </w:hyperlink>
-      <w:hyperlink w:anchor="fnref18">
-        <w:r>
-          <w:rPr>
-            <w:rStyle w:val="Hyperlink"/>
-          </w:rPr>
-          <w:t xml:space="preserve">↩︎</w:t>
-        </w:r>
-      </w:hyperlink>
-    </w:p>
-    <w:bookmarkEnd w:id="163"/>
-    <w:bookmarkStart w:id="165" w:name="fn19"/>
-    <w:p>
-      <w:pPr>
-        <w:numPr>
-          <w:ilvl w:val="0"/>
-          <w:numId w:val="1100"/>
-        </w:numPr>
-      </w:pPr>
-      <w:hyperlink r:id="rId164">
-        <w:r>
-          <w:rPr>
-            <w:rStyle w:val="VerbatimChar"/>
-          </w:rPr>
-          <w:t xml:space="preserve">https://mp.weixin.qq.com/s/aZdFXNQ9FVXAHymLlwkTgA</w:t>
-        </w:r>
-      </w:hyperlink>
-      <w:hyperlink w:anchor="fnref19">
-        <w:r>
-          <w:rPr>
-            <w:rStyle w:val="Hyperlink"/>
-          </w:rPr>
-          <w:t xml:space="preserve">↩︎</w:t>
-        </w:r>
-      </w:hyperlink>
-    </w:p>
-    <w:bookmarkEnd w:id="165"/>
-    <w:bookmarkStart w:id="167" w:name="fn20"/>
-    <w:p>
-      <w:pPr>
-        <w:numPr>
-          <w:ilvl w:val="0"/>
-          <w:numId w:val="1100"/>
-        </w:numPr>
-      </w:pPr>
-      <w:hyperlink r:id="rId166">
-        <w:r>
-          <w:rPr>
-            <w:rStyle w:val="VerbatimChar"/>
-          </w:rPr>
-          <w:t xml:space="preserve">https://mp.weixin.qq.com/s/iziZZ4hnXM7jlInbCsVPAg</w:t>
-        </w:r>
-      </w:hyperlink>
-      <w:hyperlink w:anchor="fnref20">
-        <w:r>
-          <w:rPr>
-            <w:rStyle w:val="Hyperlink"/>
-          </w:rPr>
-          <w:t xml:space="preserve">↩︎</w:t>
-        </w:r>
-      </w:hyperlink>
-    </w:p>
-    <w:bookmarkEnd w:id="167"/>
-    <w:bookmarkStart w:id="168" w:name="fn21"/>
-    <w:p>
-      <w:pPr>
-        <w:numPr>
-          <w:ilvl w:val="0"/>
-          <w:numId w:val="1100"/>
-        </w:numPr>
-      </w:pPr>
-      <w:r>
-        <w:t xml:space="preserve">2022年12月24 - 30日，哈尔滨音乐学院，哈尔滨</w:t>
-      </w:r>
-      <w:hyperlink w:anchor="fnref21">
-        <w:r>
-          <w:rPr>
-            <w:rStyle w:val="Hyperlink"/>
-          </w:rPr>
-          <w:t xml:space="preserve">↩︎</w:t>
-        </w:r>
-      </w:hyperlink>
-    </w:p>
-    <w:bookmarkEnd w:id="168"/>
-    <w:bookmarkStart w:id="169" w:name="fn22"/>
-    <w:p>
-      <w:pPr>
-        <w:numPr>
-          <w:ilvl w:val="0"/>
-          <w:numId w:val="1100"/>
-        </w:numPr>
-      </w:pPr>
-      <w:r>
-        <w:t xml:space="preserve">2023年4月，哈尔滨</w:t>
-      </w:r>
-      <w:hyperlink w:anchor="fnref22">
-        <w:r>
-          <w:rPr>
-            <w:rStyle w:val="Hyperlink"/>
-          </w:rPr>
-          <w:t xml:space="preserve">↩︎</w:t>
-        </w:r>
-      </w:hyperlink>
-    </w:p>
-    <w:bookmarkEnd w:id="169"/>
-    <w:bookmarkStart w:id="170" w:name="fn23"/>
-    <w:p>
-      <w:pPr>
-        <w:numPr>
-          <w:ilvl w:val="0"/>
-          <w:numId w:val="1100"/>
-        </w:numPr>
-      </w:pPr>
-      <w:r>
-        <w:t xml:space="preserve">2023年4月，哈尔滨</w:t>
-      </w:r>
-      <w:hyperlink w:anchor="fnref23">
-        <w:r>
-          <w:rPr>
-            <w:rStyle w:val="Hyperlink"/>
-          </w:rPr>
-          <w:t xml:space="preserve">↩︎</w:t>
-        </w:r>
-      </w:hyperlink>
-    </w:p>
-    <w:bookmarkEnd w:id="170"/>
-    <w:bookmarkStart w:id="171" w:name="fn24"/>
-    <w:p>
-      <w:pPr>
-        <w:numPr>
-          <w:ilvl w:val="0"/>
-          <w:numId w:val="1100"/>
-        </w:numPr>
-      </w:pPr>
-      <w:r>
-        <w:t xml:space="preserve">2023年6月，哈尔滨</w:t>
-      </w:r>
-      <w:hyperlink w:anchor="fnref24">
-        <w:r>
-          <w:rPr>
-            <w:rStyle w:val="Hyperlink"/>
-          </w:rPr>
-          <w:t xml:space="preserve">↩︎</w:t>
-        </w:r>
-      </w:hyperlink>
-    </w:p>
-    <w:bookmarkEnd w:id="171"/>
-    <w:bookmarkStart w:id="172" w:name="fn25"/>
-    <w:p>
-      <w:pPr>
-        <w:numPr>
-          <w:ilvl w:val="0"/>
-          <w:numId w:val="1100"/>
-        </w:numPr>
-      </w:pPr>
-      <w:r>
-        <w:t xml:space="preserve">2023年7月，哈尔滨；2025年8月，广州</w:t>
-      </w:r>
-      <w:hyperlink w:anchor="fnref25">
-        <w:r>
-          <w:rPr>
-            <w:rStyle w:val="Hyperlink"/>
-          </w:rPr>
-          <w:t xml:space="preserve">↩︎</w:t>
-        </w:r>
-      </w:hyperlink>
-    </w:p>
-    <w:bookmarkEnd w:id="172"/>
-    <w:bookmarkStart w:id="173" w:name="fn26"/>
-    <w:p>
-      <w:pPr>
-        <w:numPr>
-          <w:ilvl w:val="0"/>
-          <w:numId w:val="1100"/>
-        </w:numPr>
-      </w:pPr>
-      <w:r>
-        <w:t xml:space="preserve">2023年9月、2025年9月，哈尔滨</w:t>
-      </w:r>
-      <w:hyperlink w:anchor="fnref26">
-        <w:r>
-          <w:rPr>
-            <w:rStyle w:val="Hyperlink"/>
-          </w:rPr>
-          <w:t xml:space="preserve">↩︎</w:t>
-        </w:r>
-      </w:hyperlink>
-    </w:p>
-    <w:bookmarkEnd w:id="173"/>
-    <w:bookmarkStart w:id="174" w:name="fn27"/>
-    <w:p>
-      <w:pPr>
-        <w:numPr>
-          <w:ilvl w:val="0"/>
-          <w:numId w:val="1100"/>
-        </w:numPr>
-      </w:pPr>
-      <w:r>
-        <w:t xml:space="preserve">2023年11月，天津</w:t>
-      </w:r>
-      <w:hyperlink w:anchor="fnref27">
-        <w:r>
-          <w:rPr>
-            <w:rStyle w:val="Hyperlink"/>
-          </w:rPr>
-          <w:t xml:space="preserve">↩︎</w:t>
-        </w:r>
-      </w:hyperlink>
-    </w:p>
-    <w:bookmarkEnd w:id="174"/>
-    <w:bookmarkStart w:id="175" w:name="fn28"/>
-    <w:p>
-      <w:pPr>
-        <w:numPr>
-          <w:ilvl w:val="0"/>
-          <w:numId w:val="1100"/>
-        </w:numPr>
-      </w:pPr>
-      <w:r>
-        <w:t xml:space="preserve">2024、2025年夏，哈尔滨/兰州</w:t>
-      </w:r>
-      <w:hyperlink w:anchor="fnref28">
-        <w:r>
-          <w:rPr>
-            <w:rStyle w:val="Hyperlink"/>
-          </w:rPr>
-          <w:t xml:space="preserve">↩︎</w:t>
-        </w:r>
-      </w:hyperlink>
-    </w:p>
-    <w:bookmarkEnd w:id="175"/>
-    <w:bookmarkStart w:id="176" w:name="fn29"/>
-    <w:p>
-      <w:pPr>
-        <w:numPr>
-          <w:ilvl w:val="0"/>
-          <w:numId w:val="1100"/>
-        </w:numPr>
-      </w:pPr>
-      <w:r>
-        <w:t xml:space="preserve">2024年6月，哈尔滨</w:t>
-      </w:r>
-      <w:hyperlink w:anchor="fnref29">
-        <w:r>
-          <w:rPr>
-            <w:rStyle w:val="Hyperlink"/>
-          </w:rPr>
-          <w:t xml:space="preserve">↩︎</w:t>
-        </w:r>
-      </w:hyperlink>
-    </w:p>
-    <w:bookmarkEnd w:id="176"/>
-    <w:bookmarkStart w:id="177" w:name="fn30"/>
-    <w:p>
-      <w:pPr>
-        <w:numPr>
-          <w:ilvl w:val="0"/>
-          <w:numId w:val="1100"/>
-        </w:numPr>
-      </w:pPr>
-      <w:r>
-        <w:t xml:space="preserve">2024年6月，哈尔滨；2024年7月，珠海</w:t>
-      </w:r>
-      <w:hyperlink w:anchor="fnref30">
-        <w:r>
-          <w:rPr>
-            <w:rStyle w:val="Hyperlink"/>
-          </w:rPr>
-          <w:t xml:space="preserve">↩︎</w:t>
-        </w:r>
-      </w:hyperlink>
-    </w:p>
-    <w:bookmarkEnd w:id="177"/>
-    <w:bookmarkStart w:id="178" w:name="fn31"/>
-    <w:p>
-      <w:pPr>
-        <w:numPr>
-          <w:ilvl w:val="0"/>
-          <w:numId w:val="1100"/>
-        </w:numPr>
-      </w:pPr>
-      <w:r>
-        <w:t xml:space="preserve">2024年7月、2025年7月，深圳</w:t>
-      </w:r>
-      <w:hyperlink w:anchor="fnref31">
-        <w:r>
-          <w:rPr>
-            <w:rStyle w:val="Hyperlink"/>
-          </w:rPr>
-          <w:t xml:space="preserve">↩︎</w:t>
-        </w:r>
-      </w:hyperlink>
-    </w:p>
-    <w:bookmarkEnd w:id="178"/>
-    <w:bookmarkStart w:id="180" w:name="fn32"/>
-    <w:p>
-      <w:pPr>
-        <w:numPr>
-          <w:ilvl w:val="0"/>
-          <w:numId w:val="1100"/>
-        </w:numPr>
-      </w:pPr>
-      <w:hyperlink r:id="rId179">
-        <w:r>
-          <w:rPr>
-            <w:rStyle w:val="VerbatimChar"/>
-          </w:rPr>
-          <w:t xml:space="preserve">https://mp.weixin.qq.com/s/JS9y5dRQOpq8c_BLFgOwpw</w:t>
-        </w:r>
-      </w:hyperlink>
-      <w:hyperlink w:anchor="fnref32">
-        <w:r>
-          <w:rPr>
-            <w:rStyle w:val="Hyperlink"/>
-          </w:rPr>
-          <w:t xml:space="preserve">↩︎</w:t>
-        </w:r>
-      </w:hyperlink>
-    </w:p>
-    <w:bookmarkEnd w:id="180"/>
-    <w:bookmarkStart w:id="182" w:name="fn33"/>
-    <w:p>
-      <w:pPr>
-        <w:numPr>
-          <w:ilvl w:val="0"/>
-          <w:numId w:val="1100"/>
-        </w:numPr>
-      </w:pPr>
-      <w:hyperlink r:id="rId181">
-        <w:r>
-          <w:rPr>
-            <w:rStyle w:val="VerbatimChar"/>
-          </w:rPr>
-          <w:t xml:space="preserve">https://mp.weixin.qq.com/s/wnC05Wb3lpQYIs3JqetKig</w:t>
-        </w:r>
-      </w:hyperlink>
-      <w:hyperlink w:anchor="fnref33">
-        <w:r>
-          <w:rPr>
-            <w:rStyle w:val="Hyperlink"/>
-          </w:rPr>
-          <w:t xml:space="preserve">↩︎</w:t>
-        </w:r>
-      </w:hyperlink>
-    </w:p>
-    <w:bookmarkEnd w:id="182"/>
-    <w:bookmarkStart w:id="184" w:name="fn34"/>
-    <w:p>
-      <w:pPr>
-        <w:numPr>
-          <w:ilvl w:val="0"/>
-          <w:numId w:val="1100"/>
-        </w:numPr>
-      </w:pPr>
-      <w:hyperlink r:id="rId183">
-        <w:r>
-          <w:rPr>
-            <w:rStyle w:val="VerbatimChar"/>
-          </w:rPr>
-          <w:t xml:space="preserve">https://mp.weixin.qq.com/s/a4zQYBKAtHHASs-nrl1Kng</w:t>
-        </w:r>
-      </w:hyperlink>
-      <w:hyperlink w:anchor="fnref34">
-        <w:r>
-          <w:rPr>
-            <w:rStyle w:val="Hyperlink"/>
-          </w:rPr>
-          <w:t xml:space="preserve">↩︎</w:t>
-        </w:r>
-      </w:hyperlink>
-    </w:p>
-    <w:bookmarkEnd w:id="184"/>
-    <w:bookmarkStart w:id="186" w:name="fn35"/>
-    <w:p>
-      <w:pPr>
-        <w:numPr>
-          <w:ilvl w:val="0"/>
-          <w:numId w:val="1100"/>
-        </w:numPr>
-      </w:pPr>
-      <w:hyperlink r:id="rId185">
-        <w:r>
-          <w:rPr>
-            <w:rStyle w:val="VerbatimChar"/>
-          </w:rPr>
-          <w:t xml:space="preserve">https://mp.weixin.qq.com/s/HrOSnbsYWMaMBYR9d-HGhA</w:t>
-        </w:r>
-      </w:hyperlink>
-      <w:hyperlink w:anchor="fnref35">
-        <w:r>
-          <w:rPr>
-            <w:rStyle w:val="Hyperlink"/>
-          </w:rPr>
-          <w:t xml:space="preserve">↩︎</w:t>
-        </w:r>
-      </w:hyperlink>
-    </w:p>
-    <w:bookmarkEnd w:id="186"/>
-    <w:bookmarkStart w:id="188" w:name="fn36"/>
-    <w:p>
-      <w:pPr>
-        <w:numPr>
-          <w:ilvl w:val="0"/>
-          <w:numId w:val="1100"/>
-        </w:numPr>
-      </w:pPr>
-      <w:hyperlink r:id="rId187">
-        <w:r>
-          <w:rPr>
-            <w:rStyle w:val="VerbatimChar"/>
-          </w:rPr>
-          <w:t xml:space="preserve">https://mp.weixin.qq.com/s/GpEDaRQemQYBuo5F20MdZw</w:t>
-        </w:r>
-      </w:hyperlink>
-      <w:hyperlink w:anchor="fnref36">
-        <w:r>
-          <w:rPr>
-            <w:rStyle w:val="Hyperlink"/>
-          </w:rPr>
-          <w:t xml:space="preserve">↩︎</w:t>
-        </w:r>
-      </w:hyperlink>
-    </w:p>
-    <w:bookmarkEnd w:id="188"/>
-    <w:bookmarkStart w:id="190" w:name="fn37"/>
-    <w:p>
-      <w:pPr>
-        <w:numPr>
-          <w:ilvl w:val="0"/>
-          <w:numId w:val="1100"/>
-        </w:numPr>
-      </w:pPr>
-      <w:hyperlink r:id="rId189">
-        <w:r>
-          <w:rPr>
-            <w:rStyle w:val="VerbatimChar"/>
-          </w:rPr>
-          <w:t xml:space="preserve">https://mp.weixin.qq.com/s/M-iPvMP3r4yg_1-bbzOypA</w:t>
-        </w:r>
-      </w:hyperlink>
-      <w:hyperlink w:anchor="fnref37">
-        <w:r>
-          <w:rPr>
-            <w:rStyle w:val="Hyperlink"/>
-          </w:rPr>
-          <w:t xml:space="preserve">↩︎</w:t>
-        </w:r>
-      </w:hyperlink>
-    </w:p>
-    <w:bookmarkEnd w:id="190"/>
-    <w:bookmarkStart w:id="192" w:name="fn38"/>
-    <w:p>
-      <w:pPr>
-        <w:numPr>
-          <w:ilvl w:val="0"/>
-          <w:numId w:val="1100"/>
-        </w:numPr>
-      </w:pPr>
-      <w:hyperlink r:id="rId191">
-        <w:r>
-          <w:rPr>
-            <w:rStyle w:val="VerbatimChar"/>
-          </w:rPr>
-          <w:t xml:space="preserve">https://mp.weixin.qq.com/s/vALCTvq8EQMoaEmn3f0fPQ</w:t>
-        </w:r>
-      </w:hyperlink>
-      <w:hyperlink w:anchor="fnref38">
-        <w:r>
-          <w:rPr>
-            <w:rStyle w:val="Hyperlink"/>
-          </w:rPr>
-          <w:t xml:space="preserve">↩︎</w:t>
-        </w:r>
-      </w:hyperlink>
-    </w:p>
-    <w:bookmarkEnd w:id="192"/>
-    <w:bookmarkStart w:id="194" w:name="fn39"/>
-    <w:p>
-      <w:pPr>
-        <w:numPr>
-          <w:ilvl w:val="0"/>
-          <w:numId w:val="1100"/>
-        </w:numPr>
-      </w:pPr>
-      <w:hyperlink r:id="rId193">
-        <w:r>
-          <w:rPr>
-            <w:rStyle w:val="VerbatimChar"/>
-          </w:rPr>
-          <w:t xml:space="preserve">https://mp.weixin.qq.com/s/OhhtaeeOhpXKa9hLD44btg</w:t>
-        </w:r>
-      </w:hyperlink>
-      <w:hyperlink w:anchor="fnref39">
-        <w:r>
-          <w:rPr>
-            <w:rStyle w:val="Hyperlink"/>
-          </w:rPr>
-          <w:t xml:space="preserve">↩︎</w:t>
-        </w:r>
-      </w:hyperlink>
-    </w:p>
-    <w:bookmarkEnd w:id="194"/>
-    <w:bookmarkStart w:id="196" w:name="fn40"/>
-    <w:p>
-      <w:pPr>
-        <w:numPr>
-          <w:ilvl w:val="0"/>
-          <w:numId w:val="1100"/>
-        </w:numPr>
-      </w:pPr>
-      <w:hyperlink r:id="rId195">
-        <w:r>
-          <w:rPr>
-            <w:rStyle w:val="VerbatimChar"/>
-          </w:rPr>
-          <w:t xml:space="preserve">https://mp.weixin.qq.com/s/BR1mcCAmt9zlTn0hJ6YHVA</w:t>
-        </w:r>
-      </w:hyperlink>
-      <w:hyperlink w:anchor="fnref40">
-        <w:r>
-          <w:rPr>
-            <w:rStyle w:val="Hyperlink"/>
-          </w:rPr>
-          <w:t xml:space="preserve">↩︎</w:t>
-        </w:r>
-      </w:hyperlink>
-    </w:p>
-    <w:bookmarkEnd w:id="196"/>
-    <w:bookmarkStart w:id="198" w:name="fn41"/>
-    <w:p>
-      <w:pPr>
-        <w:numPr>
-          <w:ilvl w:val="0"/>
-          <w:numId w:val="1100"/>
-        </w:numPr>
-      </w:pPr>
-      <w:hyperlink r:id="rId197">
-        <w:r>
-          <w:rPr>
-            <w:rStyle w:val="VerbatimChar"/>
-          </w:rPr>
-          <w:t xml:space="preserve">https://wx.vzan.com/live/page/2123172436</w:t>
-        </w:r>
-      </w:hyperlink>
-      <w:hyperlink w:anchor="fnref41">
-        <w:r>
-          <w:rPr>
-            <w:rStyle w:val="Hyperlink"/>
-          </w:rPr>
-          <w:t xml:space="preserve">↩︎</w:t>
-        </w:r>
-      </w:hyperlink>
-    </w:p>
-    <w:bookmarkEnd w:id="198"/>
-    <w:bookmarkStart w:id="200" w:name="fn42"/>
-    <w:p>
-      <w:pPr>
-        <w:numPr>
-          <w:ilvl w:val="0"/>
-          <w:numId w:val="1100"/>
-        </w:numPr>
-      </w:pPr>
-      <w:hyperlink r:id="rId199">
-        <w:r>
-          <w:rPr>
-            <w:rStyle w:val="VerbatimChar"/>
-          </w:rPr>
-          <w:t xml:space="preserve">https://m.yangshipin.cn/video?type=0&amp;vid=l0000385p6l&amp;from=living</w:t>
-        </w:r>
-      </w:hyperlink>
-      <w:hyperlink w:anchor="fnref42">
-        <w:r>
-          <w:rPr>
-            <w:rStyle w:val="Hyperlink"/>
-          </w:rPr>
-          <w:t xml:space="preserve">↩︎</w:t>
-        </w:r>
-      </w:hyperlink>
-    </w:p>
-    <w:bookmarkEnd w:id="200"/>
-    <w:bookmarkStart w:id="202" w:name="fn43"/>
-    <w:p>
-      <w:pPr>
-        <w:numPr>
-          <w:ilvl w:val="0"/>
-          <w:numId w:val="1100"/>
-        </w:numPr>
-      </w:pPr>
-      <w:hyperlink r:id="rId201">
-        <w:r>
-          <w:rPr>
-            <w:rStyle w:val="VerbatimChar"/>
-          </w:rPr>
-          <w:t xml:space="preserve">https://mp.weixin.qq.com/s/TR7fZXcEjuZVpjXGVOJ3xg</w:t>
-        </w:r>
-      </w:hyperlink>
-      <w:hyperlink w:anchor="fnref43">
-        <w:r>
-          <w:rPr>
-            <w:rStyle w:val="Hyperlink"/>
-          </w:rPr>
-          <w:t xml:space="preserve">↩︎</w:t>
-        </w:r>
-      </w:hyperlink>
-    </w:p>
-    <w:bookmarkEnd w:id="202"/>
-    <w:bookmarkStart w:id="204" w:name="fn44"/>
-    <w:p>
-      <w:pPr>
-        <w:numPr>
-          <w:ilvl w:val="0"/>
-          <w:numId w:val="1100"/>
-        </w:numPr>
-      </w:pPr>
-      <w:hyperlink r:id="rId203">
-        <w:r>
-          <w:rPr>
-            <w:rStyle w:val="VerbatimChar"/>
-          </w:rPr>
-          <w:t xml:space="preserve">https://mp.weixin.qq.com/s/4DGH69INA2MXIpbEaNMDRg</w:t>
-        </w:r>
-      </w:hyperlink>
-      <w:hyperlink w:anchor="fnref44">
-        <w:r>
-          <w:rPr>
-            <w:rStyle w:val="Hyperlink"/>
-          </w:rPr>
-          <w:t xml:space="preserve">↩︎</w:t>
-        </w:r>
-      </w:hyperlink>
-    </w:p>
-    <w:bookmarkEnd w:id="204"/>
-    <w:bookmarkStart w:id="205" w:name="fn45"/>
-    <w:p>
-      <w:pPr>
-        <w:numPr>
-          <w:ilvl w:val="0"/>
-          <w:numId w:val="1100"/>
-        </w:numPr>
-      </w:pPr>
-      <w:hyperlink r:id="rId158">
-        <w:r>
-          <w:rPr>
-            <w:rStyle w:val="VerbatimChar"/>
-          </w:rPr>
-          <w:t xml:space="preserve">https://mp.weixin.qq.com/s/W-CxKkkwWwXtRUQkHpulYA</w:t>
-        </w:r>
-      </w:hyperlink>
-      <w:hyperlink w:anchor="fnref45">
-        <w:r>
-          <w:rPr>
-            <w:rStyle w:val="Hyperlink"/>
-          </w:rPr>
-          <w:t xml:space="preserve">↩︎</w:t>
-        </w:r>
-      </w:hyperlink>
-    </w:p>
-    <w:bookmarkEnd w:id="205"/>
-    <w:bookmarkStart w:id="207" w:name="fn46"/>
-    <w:p>
-      <w:pPr>
-        <w:numPr>
-          <w:ilvl w:val="0"/>
-          <w:numId w:val="1100"/>
-        </w:numPr>
-      </w:pPr>
-      <w:hyperlink r:id="rId206">
-        <w:r>
-          <w:rPr>
-            <w:rStyle w:val="VerbatimChar"/>
-          </w:rPr>
-          <w:t xml:space="preserve">https://mp.weixin.qq.com/s/CSyMK2Cbao6ag3kkU-Pb_g</w:t>
-        </w:r>
-      </w:hyperlink>
-      <w:hyperlink w:anchor="fnref46">
-        <w:r>
-          <w:rPr>
-            <w:rStyle w:val="Hyperlink"/>
-          </w:rPr>
-          <w:t xml:space="preserve">↩︎</w:t>
-        </w:r>
-      </w:hyperlink>
-    </w:p>
-    <w:bookmarkEnd w:id="207"/>
-    <w:bookmarkStart w:id="208" w:name="fn47"/>
-    <w:p>
-      <w:pPr>
-        <w:numPr>
-          <w:ilvl w:val="0"/>
-          <w:numId w:val="1100"/>
-        </w:numPr>
-      </w:pPr>
-      <w:hyperlink r:id="rId164">
-        <w:r>
-          <w:rPr>
-            <w:rStyle w:val="VerbatimChar"/>
-          </w:rPr>
-          <w:t xml:space="preserve">https://mp.weixin.qq.com/s/aZdFXNQ9FVXAHymLlwkTgA</w:t>
-        </w:r>
-      </w:hyperlink>
-      <w:hyperlink w:anchor="fnref47">
-        <w:r>
-          <w:rPr>
-            <w:rStyle w:val="Hyperlink"/>
-          </w:rPr>
-          <w:t xml:space="preserve">↩︎</w:t>
-        </w:r>
-      </w:hyperlink>
-    </w:p>
-    <w:bookmarkEnd w:id="208"/>
-    <w:bookmarkStart w:id="210" w:name="fn48"/>
-    <w:p>
-      <w:pPr>
-        <w:numPr>
-          <w:ilvl w:val="0"/>
-          <w:numId w:val="1100"/>
-        </w:numPr>
-      </w:pPr>
-      <w:hyperlink r:id="rId209">
-        <w:r>
-          <w:rPr>
-            <w:rStyle w:val="VerbatimChar"/>
-          </w:rPr>
-          <w:t xml:space="preserve">https://mp.weixin.qq.com/s/N2t6hFs5xCZP0KHDspXrhQ</w:t>
-        </w:r>
-      </w:hyperlink>
-      <w:hyperlink w:anchor="fnref48">
-        <w:r>
-          <w:rPr>
-            <w:rStyle w:val="Hyperlink"/>
-          </w:rPr>
-          <w:t xml:space="preserve">↩︎</w:t>
-        </w:r>
-      </w:hyperlink>
-    </w:p>
-    <w:bookmarkEnd w:id="210"/>
-    <w:bookmarkStart w:id="212" w:name="fn49"/>
-    <w:p>
-      <w:pPr>
-        <w:numPr>
-          <w:ilvl w:val="0"/>
-          <w:numId w:val="1100"/>
-        </w:numPr>
-      </w:pPr>
-      <w:hyperlink r:id="rId211">
-        <w:r>
-          <w:rPr>
-            <w:rStyle w:val="VerbatimChar"/>
-          </w:rPr>
-          <w:t xml:space="preserve">https://mp.weixin.qq.com/s/TNf-IJ4mUZ_Td_CFyP9Kcw</w:t>
-        </w:r>
-      </w:hyperlink>
-      <w:hyperlink w:anchor="fnref49">
-        <w:r>
-          <w:rPr>
-            <w:rStyle w:val="Hyperlink"/>
-          </w:rPr>
-          <w:t xml:space="preserve">↩︎</w:t>
-        </w:r>
-      </w:hyperlink>
-    </w:p>
-    <w:bookmarkEnd w:id="212"/>
-    <w:bookmarkStart w:id="214" w:name="fn50"/>
-    <w:p>
-      <w:pPr>
-        <w:numPr>
-          <w:ilvl w:val="0"/>
-          <w:numId w:val="1100"/>
-        </w:numPr>
-      </w:pPr>
-      <w:hyperlink r:id="rId213">
-        <w:r>
-          <w:rPr>
-            <w:rStyle w:val="VerbatimChar"/>
-          </w:rPr>
-          <w:t xml:space="preserve">https://mp.weixin.qq.com/s/_7dAyaA-hPyWgnhbzQQbAg</w:t>
-        </w:r>
-      </w:hyperlink>
-      <w:hyperlink w:anchor="fnref50">
-        <w:r>
-          <w:rPr>
-            <w:rStyle w:val="Hyperlink"/>
-          </w:rPr>
-          <w:t xml:space="preserve">↩︎</w:t>
-        </w:r>
-      </w:hyperlink>
-    </w:p>
-    <w:bookmarkEnd w:id="214"/>
-    <w:bookmarkStart w:id="216" w:name="fn51"/>
-    <w:p>
-      <w:pPr>
-        <w:numPr>
-          <w:ilvl w:val="0"/>
-          <w:numId w:val="1100"/>
-        </w:numPr>
-      </w:pPr>
-      <w:hyperlink r:id="rId215">
-        <w:r>
-          <w:rPr>
-            <w:rStyle w:val="VerbatimChar"/>
-          </w:rPr>
-          <w:t xml:space="preserve">https://mp.weixin.qq.com/s/lTK9YylklLTNNK3RIowVjg</w:t>
-        </w:r>
-      </w:hyperlink>
-      <w:hyperlink w:anchor="fnref51">
-        <w:r>
-          <w:rPr>
-            <w:rStyle w:val="Hyperlink"/>
-          </w:rPr>
-          <w:t xml:space="preserve">↩︎</w:t>
-        </w:r>
-      </w:hyperlink>
-    </w:p>
-    <w:bookmarkEnd w:id="216"/>
-    <w:bookmarkStart w:id="218" w:name="fn52"/>
-    <w:p>
-      <w:pPr>
-        <w:numPr>
-          <w:ilvl w:val="0"/>
-          <w:numId w:val="1100"/>
-        </w:numPr>
-      </w:pPr>
-      <w:hyperlink r:id="rId217">
-        <w:r>
-          <w:rPr>
-            <w:rStyle w:val="VerbatimChar"/>
-          </w:rPr>
-          <w:t xml:space="preserve">https://mp.weixin.qq.com/s/u1gmnHvwGkIwLMUDWuUITA</w:t>
-        </w:r>
-      </w:hyperlink>
-      <w:hyperlink w:anchor="fnref52">
-        <w:r>
-          <w:rPr>
-            <w:rStyle w:val="Hyperlink"/>
-          </w:rPr>
-          <w:t xml:space="preserve">↩︎</w:t>
-        </w:r>
-      </w:hyperlink>
-    </w:p>
-    <w:bookmarkEnd w:id="218"/>
-    <w:bookmarkStart w:id="220" w:name="fn53"/>
-    <w:p>
-      <w:pPr>
-        <w:numPr>
-          <w:ilvl w:val="0"/>
-          <w:numId w:val="1100"/>
-        </w:numPr>
-      </w:pPr>
-      <w:hyperlink r:id="rId219">
-        <w:r>
-          <w:rPr>
-            <w:rStyle w:val="VerbatimChar"/>
-          </w:rPr>
-          <w:t xml:space="preserve">https://mp.weixin.qq.com/s/c7WLvVMfLuLEdRDLinkaEw</w:t>
-        </w:r>
-      </w:hyperlink>
-      <w:hyperlink w:anchor="fnref53">
-        <w:r>
-          <w:rPr>
-            <w:rStyle w:val="Hyperlink"/>
-          </w:rPr>
-          <w:t xml:space="preserve">↩︎</w:t>
-        </w:r>
-      </w:hyperlink>
-    </w:p>
-    <w:bookmarkEnd w:id="220"/>
-    <w:bookmarkStart w:id="222" w:name="fn54"/>
-    <w:p>
-      <w:pPr>
-        <w:numPr>
-          <w:ilvl w:val="0"/>
-          <w:numId w:val="1100"/>
-        </w:numPr>
-      </w:pPr>
-      <w:hyperlink r:id="rId221">
-        <w:r>
-          <w:rPr>
-            <w:rStyle w:val="VerbatimChar"/>
-          </w:rPr>
-          <w:t xml:space="preserve">https://mp.weixin.qq.com/s/pqGl5MM4_NLQ6eYdMH1Xcw</w:t>
-        </w:r>
-      </w:hyperlink>
-      <w:hyperlink w:anchor="fnref54">
-        <w:r>
-          <w:rPr>
-            <w:rStyle w:val="Hyperlink"/>
-          </w:rPr>
-          <w:t xml:space="preserve">↩︎</w:t>
-        </w:r>
-      </w:hyperlink>
-    </w:p>
-    <w:bookmarkEnd w:id="222"/>
-    <w:bookmarkStart w:id="224" w:name="fn55"/>
-    <w:p>
-      <w:pPr>
-        <w:numPr>
-          <w:ilvl w:val="0"/>
-          <w:numId w:val="1100"/>
-        </w:numPr>
-      </w:pPr>
-      <w:hyperlink r:id="rId223">
-        <w:r>
-          <w:rPr>
-            <w:rStyle w:val="VerbatimChar"/>
-          </w:rPr>
-          <w:t xml:space="preserve">https://mp.weixin.qq.com/s/WujrwQwgPoCLV45_uaNm5A</w:t>
-        </w:r>
-      </w:hyperlink>
-      <w:hyperlink w:anchor="fnref55">
-        <w:r>
-          <w:rPr>
-            <w:rStyle w:val="Hyperlink"/>
-          </w:rPr>
-          <w:t xml:space="preserve">↩︎</w:t>
-        </w:r>
-      </w:hyperlink>
-    </w:p>
-    <w:bookmarkEnd w:id="224"/>
-    <w:bookmarkStart w:id="226" w:name="fn56"/>
-    <w:p>
-      <w:pPr>
-        <w:numPr>
-          <w:ilvl w:val="0"/>
-          <w:numId w:val="1100"/>
-        </w:numPr>
-      </w:pPr>
-      <w:hyperlink r:id="rId225">
-        <w:r>
-          <w:rPr>
-            <w:rStyle w:val="VerbatimChar"/>
-          </w:rPr>
-          <w:t xml:space="preserve">https://mp.weixin.qq.com/s/DL6GWkBlXVPAmz6urPzmBw</w:t>
-        </w:r>
-      </w:hyperlink>
-      <w:hyperlink w:anchor="fnref56">
-        <w:r>
-          <w:rPr>
-            <w:rStyle w:val="Hyperlink"/>
-          </w:rPr>
-          <w:t xml:space="preserve">↩︎</w:t>
-        </w:r>
-      </w:hyperlink>
-    </w:p>
-    <w:bookmarkEnd w:id="226"/>
-    <w:bookmarkStart w:id="228" w:name="fn57"/>
-    <w:p>
-      <w:pPr>
-        <w:numPr>
-          <w:ilvl w:val="0"/>
-          <w:numId w:val="1100"/>
-        </w:numPr>
-      </w:pPr>
-      <w:hyperlink r:id="rId227">
-        <w:r>
-          <w:rPr>
-            <w:rStyle w:val="VerbatimChar"/>
-          </w:rPr>
-          <w:t xml:space="preserve">https://mp.weixin.qq.com/s/BfGmCY0l7M33_8JtHCSNsg</w:t>
-        </w:r>
-      </w:hyperlink>
-      <w:hyperlink w:anchor="fnref57">
-        <w:r>
-          <w:rPr>
-            <w:rStyle w:val="Hyperlink"/>
-          </w:rPr>
-          <w:t xml:space="preserve">↩︎</w:t>
-        </w:r>
-      </w:hyperlink>
-    </w:p>
-    <w:bookmarkEnd w:id="228"/>
-    <w:bookmarkStart w:id="230" w:name="fn58"/>
-    <w:p>
-      <w:pPr>
-        <w:numPr>
-          <w:ilvl w:val="0"/>
-          <w:numId w:val="1100"/>
-        </w:numPr>
-      </w:pPr>
-      <w:hyperlink r:id="rId229">
-        <w:r>
-          <w:rPr>
-            <w:rStyle w:val="VerbatimChar"/>
-          </w:rPr>
-          <w:t xml:space="preserve">https://mp.weixin.qq.com/s/fubn46BKXfUOO9Vk5HH5ng</w:t>
-        </w:r>
-      </w:hyperlink>
-      <w:hyperlink w:anchor="fnref58">
-        <w:r>
-          <w:rPr>
-            <w:rStyle w:val="Hyperlink"/>
-          </w:rPr>
-          <w:t xml:space="preserve">↩︎</w:t>
-        </w:r>
-      </w:hyperlink>
-    </w:p>
-    <w:bookmarkEnd w:id="230"/>
-    <w:bookmarkStart w:id="232" w:name="fn59"/>
-    <w:p>
-      <w:pPr>
-        <w:numPr>
-          <w:ilvl w:val="0"/>
-          <w:numId w:val="1100"/>
-        </w:numPr>
-      </w:pPr>
-      <w:hyperlink r:id="rId231">
-        <w:r>
-          <w:rPr>
-            <w:rStyle w:val="VerbatimChar"/>
-          </w:rPr>
-          <w:t xml:space="preserve">https://mp.weixin.qq.com/s/SeEtpvBXeU9EsjIDn65Muw</w:t>
-        </w:r>
-      </w:hyperlink>
-      <w:hyperlink w:anchor="fnref59">
-        <w:r>
-          <w:rPr>
-            <w:rStyle w:val="Hyperlink"/>
-          </w:rPr>
-          <w:t xml:space="preserve">↩︎</w:t>
-        </w:r>
-      </w:hyperlink>
-    </w:p>
-    <w:bookmarkEnd w:id="232"/>
-    <w:bookmarkStart w:id="233" w:name="fn60"/>
-    <w:p>
-      <w:pPr>
-        <w:numPr>
-          <w:ilvl w:val="0"/>
-          <w:numId w:val="1100"/>
-        </w:numPr>
-      </w:pPr>
-      <w:hyperlink r:id="rId138">
-        <w:r>
-          <w:rPr>
-            <w:rStyle w:val="VerbatimChar"/>
-          </w:rPr>
-          <w:t xml:space="preserve">https://mp.weixin.qq.com/s/xXaEun-P4PVpE0k7NsdStg</w:t>
-        </w:r>
-      </w:hyperlink>
-      <w:hyperlink w:anchor="fnref60">
-        <w:r>
-          <w:rPr>
-            <w:rStyle w:val="Hyperlink"/>
-          </w:rPr>
-          <w:t xml:space="preserve">↩︎</w:t>
-        </w:r>
-      </w:hyperlink>
-    </w:p>
-    <w:bookmarkEnd w:id="233"/>
-    <w:bookmarkStart w:id="235" w:name="fn61"/>
-    <w:p>
-      <w:pPr>
-        <w:numPr>
-          <w:ilvl w:val="0"/>
-          <w:numId w:val="1100"/>
-        </w:numPr>
-      </w:pPr>
-      <w:hyperlink r:id="rId234">
-        <w:r>
-          <w:rPr>
-            <w:rStyle w:val="VerbatimChar"/>
-          </w:rPr>
-          <w:t xml:space="preserve">https://mp.weixin.qq.com/s/K5y4_RUnwhihwQoeEIGpXw</w:t>
-        </w:r>
-      </w:hyperlink>
-      <w:hyperlink w:anchor="fnref61">
-        <w:r>
-          <w:rPr>
-            <w:rStyle w:val="Hyperlink"/>
-          </w:rPr>
-          <w:t xml:space="preserve">↩︎</w:t>
-        </w:r>
-      </w:hyperlink>
-    </w:p>
-    <w:bookmarkEnd w:id="235"/>
-    <w:bookmarkStart w:id="237" w:name="fn62"/>
-    <w:p>
-      <w:pPr>
-        <w:numPr>
-          <w:ilvl w:val="0"/>
-          <w:numId w:val="1100"/>
-        </w:numPr>
-      </w:pPr>
-      <w:hyperlink r:id="rId236">
-        <w:r>
-          <w:rPr>
-            <w:rStyle w:val="VerbatimChar"/>
-          </w:rPr>
-          <w:t xml:space="preserve">https://mp.weixin.qq.com/s/RMlt2oeEgaTN8BxhpoFulQ</w:t>
-        </w:r>
-      </w:hyperlink>
-      <w:hyperlink w:anchor="fnref62">
-        <w:r>
-          <w:rPr>
-            <w:rStyle w:val="Hyperlink"/>
-          </w:rPr>
-          <w:t xml:space="preserve">↩︎</w:t>
-        </w:r>
-      </w:hyperlink>
-    </w:p>
-    <w:bookmarkEnd w:id="237"/>
-    <w:bookmarkStart w:id="238" w:name="fn63"/>
-    <w:p>
-      <w:pPr>
-        <w:numPr>
-          <w:ilvl w:val="0"/>
-          <w:numId w:val="1100"/>
-        </w:numPr>
-      </w:pPr>
-      <w:hyperlink r:id="rId225">
-        <w:r>
-          <w:rPr>
-            <w:rStyle w:val="VerbatimChar"/>
-          </w:rPr>
-          <w:t xml:space="preserve">https://mp.weixin.qq.com/s/DL6GWkBlXVPAmz6urPzmBw</w:t>
-        </w:r>
-      </w:hyperlink>
-      <w:hyperlink w:anchor="fnref63">
-        <w:r>
-          <w:rPr>
-            <w:rStyle w:val="Hyperlink"/>
-          </w:rPr>
-          <w:t xml:space="preserve">↩︎</w:t>
-        </w:r>
-      </w:hyperlink>
-    </w:p>
-    <w:bookmarkEnd w:id="238"/>
-    <w:bookmarkStart w:id="239" w:name="fn64"/>
-    <w:p>
-      <w:pPr>
-        <w:numPr>
-          <w:ilvl w:val="0"/>
-          <w:numId w:val="1100"/>
-        </w:numPr>
-      </w:pPr>
-      <w:hyperlink r:id="rId227">
-        <w:r>
-          <w:rPr>
-            <w:rStyle w:val="VerbatimChar"/>
-          </w:rPr>
-          <w:t xml:space="preserve">https://mp.weixin.qq.com/s/BfGmCY0l7M33_8JtHCSNsg</w:t>
-        </w:r>
-      </w:hyperlink>
-      <w:hyperlink w:anchor="fnref64">
-        <w:r>
-          <w:rPr>
-            <w:rStyle w:val="Hyperlink"/>
-          </w:rPr>
-          <w:t xml:space="preserve">↩︎</w:t>
-        </w:r>
-      </w:hyperlink>
-    </w:p>
-    <w:bookmarkEnd w:id="239"/>
-    <w:bookmarkStart w:id="241" w:name="fn65"/>
-    <w:p>
-      <w:pPr>
-        <w:numPr>
-          <w:ilvl w:val="0"/>
-          <w:numId w:val="1100"/>
-        </w:numPr>
-      </w:pPr>
-      <w:hyperlink r:id="rId240">
-        <w:r>
-          <w:rPr>
-            <w:rStyle w:val="VerbatimChar"/>
-          </w:rPr>
-          <w:t xml:space="preserve">https://www.sohu.com/a/709841658_121441854</w:t>
-        </w:r>
-      </w:hyperlink>
-      <w:hyperlink w:anchor="fnref65">
-        <w:r>
-          <w:rPr>
-            <w:rStyle w:val="Hyperlink"/>
-          </w:rPr>
-          <w:t xml:space="preserve">↩︎</w:t>
-        </w:r>
-      </w:hyperlink>
-    </w:p>
-    <w:bookmarkEnd w:id="241"/>
-    <w:bookmarkStart w:id="242" w:name="fn66"/>
-    <w:p>
-      <w:pPr>
-        <w:numPr>
-          <w:ilvl w:val="0"/>
-          <w:numId w:val="1100"/>
-        </w:numPr>
-      </w:pPr>
-      <w:r>
-        <w:t xml:space="preserve">[1]徐起.音乐中的时间箭头——以可区分性以及唯一指向性为锚点重新审视音乐的时间结构[J].北方音乐,2023(03):54-69.</w:t>
-      </w:r>
-      <w:hyperlink w:anchor="fnref66">
-        <w:r>
-          <w:rPr>
-            <w:rStyle w:val="Hyperlink"/>
-          </w:rPr>
-          <w:t xml:space="preserve">↩︎</w:t>
-        </w:r>
-      </w:hyperlink>
-    </w:p>
-    <w:bookmarkEnd w:id="242"/>
-    <w:bookmarkStart w:id="244" w:name="fn67"/>
-    <w:p>
-      <w:pPr>
-        <w:numPr>
-          <w:ilvl w:val="0"/>
-          <w:numId w:val="1100"/>
-        </w:numPr>
-      </w:pPr>
-      <w:hyperlink r:id="rId243">
-        <w:r>
-          <w:rPr>
-            <w:rStyle w:val="VerbatimChar"/>
-          </w:rPr>
-          <w:t xml:space="preserve">https://mp.weixin.qq.com/s/WmhugPKnpjrmPaflpb7ebg</w:t>
-        </w:r>
-      </w:hyperlink>
-      <w:hyperlink w:anchor="fnref67">
-        <w:r>
-          <w:rPr>
-            <w:rStyle w:val="Hyperlink"/>
-          </w:rPr>
-          <w:t xml:space="preserve">↩︎</w:t>
-        </w:r>
-      </w:hyperlink>
-    </w:p>
-    <w:bookmarkEnd w:id="244"/>
-    <w:bookmarkStart w:id="246" w:name="fn68"/>
-    <w:p>
-      <w:pPr>
-        <w:numPr>
-          <w:ilvl w:val="0"/>
-          <w:numId w:val="1100"/>
-        </w:numPr>
-      </w:pPr>
-      <w:hyperlink r:id="rId245">
-        <w:r>
-          <w:rPr>
-            <w:rStyle w:val="VerbatimChar"/>
-          </w:rPr>
-          <w:t xml:space="preserve">https://arxiv.org/abs/2312.17633</w:t>
-        </w:r>
-      </w:hyperlink>
-      <w:hyperlink w:anchor="fnref68">
-        <w:r>
-          <w:rPr>
-            <w:rStyle w:val="Hyperlink"/>
-          </w:rPr>
-          <w:t xml:space="preserve">↩︎</w:t>
-        </w:r>
-      </w:hyperlink>
-    </w:p>
-    <w:bookmarkEnd w:id="246"/>
-    <w:bookmarkStart w:id="248" w:name="fn69"/>
-    <w:p>
-      <w:pPr>
-        <w:numPr>
-          <w:ilvl w:val="0"/>
-          <w:numId w:val="1100"/>
-        </w:numPr>
-      </w:pPr>
-      <w:hyperlink r:id="rId247">
-        <w:r>
-          <w:rPr>
-            <w:rStyle w:val="VerbatimChar"/>
-          </w:rPr>
-          <w:t xml:space="preserve">https://arxiv.org/abs/2206.01305</w:t>
-        </w:r>
-      </w:hyperlink>
-      <w:hyperlink w:anchor="fnref69">
-        <w:r>
-          <w:rPr>
-            <w:rStyle w:val="Hyperlink"/>
-          </w:rPr>
-          <w:t xml:space="preserve">↩︎</w:t>
-        </w:r>
-      </w:hyperlink>
-    </w:p>
-    <w:bookmarkEnd w:id="248"/>
-    <w:bookmarkStart w:id="250" w:name="fn70"/>
-    <w:p>
-      <w:pPr>
-        <w:numPr>
-          <w:ilvl w:val="0"/>
-          <w:numId w:val="1100"/>
-        </w:numPr>
-      </w:pPr>
-      <w:hyperlink r:id="rId249">
-        <w:r>
-          <w:rPr>
-            <w:rStyle w:val="VerbatimChar"/>
-          </w:rPr>
-          <w:t xml:space="preserve">https://mp.weixin.qq.com/s/_NcMOqMr9720F_F1E8x0Lg</w:t>
-        </w:r>
-      </w:hyperlink>
-      <w:hyperlink w:anchor="fnref70">
-        <w:r>
-          <w:rPr>
-            <w:rStyle w:val="Hyperlink"/>
-          </w:rPr>
-          <w:t xml:space="preserve">↩︎</w:t>
-        </w:r>
-      </w:hyperlink>
-    </w:p>
-    <w:bookmarkEnd w:id="250"/>
-    <w:bookmarkStart w:id="252" w:name="fn71"/>
-    <w:p>
-      <w:pPr>
-        <w:numPr>
-          <w:ilvl w:val="0"/>
-          <w:numId w:val="1100"/>
-        </w:numPr>
-      </w:pPr>
-      <w:hyperlink r:id="rId251">
-        <w:r>
-          <w:rPr>
-            <w:rStyle w:val="VerbatimChar"/>
-          </w:rPr>
-          <w:t xml:space="preserve">https://invertible-counterpoint.github.io</w:t>
-        </w:r>
-      </w:hyperlink>
-      <w:hyperlink w:anchor="fnref71">
-        <w:r>
-          <w:rPr>
-            <w:rStyle w:val="Hyperlink"/>
-          </w:rPr>
-          <w:t xml:space="preserve">↩︎</w:t>
-        </w:r>
-      </w:hyperlink>
-    </w:p>
-    <w:bookmarkEnd w:id="252"/>
-    <w:bookmarkEnd w:id="253"/>
-    <w:bookmarkEnd w:id="254"/>
-    <w:bookmarkEnd w:id="255"/>
+    <w:bookmarkEnd w:id="256"/>
+    <w:bookmarkEnd w:id="257"/>
+    <w:bookmarkEnd w:id="258"/>
+    <w:bookmarkEnd w:id="259"/>
     <w:sectPr/>
   </w:body>
 </w:document>
@@ -7599,6 +7703,12 @@
     <w:abstractNumId w:val="991"/>
   </w:num>
   <w:num w:numId="1100">
+    <w:abstractNumId w:val="991"/>
+  </w:num>
+  <w:num w:numId="1101">
+    <w:abstractNumId w:val="991"/>
+  </w:num>
+  <w:num w:numId="1102">
     <w:abstractNumId w:val="99201"/>
     <w:lvlOverride w:ilvl="0">
       <w:startOverride w:val="1"/>
